--- a/docs/เอกสารส่งมอบระบบ HygienePro.docx
+++ b/docs/เอกสารส่งมอบระบบ HygienePro.docx
@@ -783,7 +783,7 @@
                 <w:rFonts w:ascii="Tahoma" w:hAnsi="Tahoma" w:cs="Tahoma" w:eastAsia="Tahoma"/>
                 <w:sz w:val="19"/>
               </w:rPr>
-              <w:t>MySQL — ฐานข้อมูลชื่อ hygiene_db (127.0.0.1:3306)</w:t>
+              <w:t>MySQL (บริการแยกต่างหาก ไม่ใช่ของ XAMPP) — ฐานข้อมูลชื่อ hygiene_db ที่ 127.0.0.1:3306</w:t>
             </w:r>
           </w:p>
         </w:tc>
@@ -890,6 +890,150 @@
         <w:spacing w:after="40"/>
       </w:pPr>
     </w:p>
+    <w:p>
+      <w:pPr>
+        <w:pStyle w:val="Heading2"/>
+      </w:pPr>
+      <w:r>
+        <w:rPr>
+          <w:rFonts w:ascii="Tahoma" w:hAnsi="Tahoma" w:cs="Tahoma" w:eastAsia="Tahoma"/>
+          <w:b/>
+          <w:color w:val="1F4E79"/>
+          <w:sz w:val="25"/>
+        </w:rPr>
+        <w:t>2.1 สิ่งที่อยู่บนเครื่องเดียวกันแต่ไม่เกี่ยวข้องกับระบบนี้</w:t>
+      </w:r>
+    </w:p>
+    <w:p>
+      <w:pPr>
+        <w:spacing w:after="120"/>
+      </w:pPr>
+      <w:r>
+        <w:rPr>
+          <w:rFonts w:ascii="Tahoma" w:hAnsi="Tahoma" w:cs="Tahoma" w:eastAsia="Tahoma"/>
+          <w:b w:val="0"/>
+          <w:sz w:val="21"/>
+        </w:rPr>
+        <w:t>เครื่อง 192.168.1.201 มีระบบงานอื่นติดตั้งอยู่ด้วย รายการต่อไปนี้ไม่ใช่ส่วนหนึ่งของ HygienePro และไม่ต้องติดตั้งเพิ่มเมื่อย้ายเครื่อง บันทึกไว้เพื่อไม่ให้แก้ผิดที่</w:t>
+      </w:r>
+    </w:p>
+    <w:tbl>
+      <w:tblPr>
+        <w:tblStyle w:val="TableGrid"/>
+        <w:tblW w:type="auto" w:w="0"/>
+        <w:jc w:val="left"/>
+        <w:tblLook w:firstColumn="1" w:firstRow="1" w:lastColumn="0" w:lastRow="0" w:noHBand="0" w:noVBand="1" w:val="04A0"/>
+      </w:tblPr>
+      <w:tblGrid>
+        <w:gridCol w:w="4320"/>
+        <w:gridCol w:w="4320"/>
+      </w:tblGrid>
+      <w:tr>
+        <w:tc>
+          <w:tcPr>
+            <w:tcW w:type="dxa" w:w="2835"/>
+            <w:shd w:val="clear" w:fill="DCE6F1"/>
+          </w:tcPr>
+          <w:p>
+            <w:r/>
+            <w:r>
+              <w:rPr>
+                <w:rFonts w:ascii="Tahoma" w:hAnsi="Tahoma" w:cs="Tahoma" w:eastAsia="Tahoma"/>
+                <w:b/>
+                <w:sz w:val="19"/>
+              </w:rPr>
+              <w:t>สิ่งที่อยู่บนเครื่อง</w:t>
+            </w:r>
+          </w:p>
+        </w:tc>
+        <w:tc>
+          <w:tcPr>
+            <w:tcW w:type="dxa" w:w="6236"/>
+            <w:shd w:val="clear" w:fill="DCE6F1"/>
+          </w:tcPr>
+          <w:p>
+            <w:r/>
+            <w:r>
+              <w:rPr>
+                <w:rFonts w:ascii="Tahoma" w:hAnsi="Tahoma" w:cs="Tahoma" w:eastAsia="Tahoma"/>
+                <w:b/>
+                <w:sz w:val="19"/>
+              </w:rPr>
+              <w:t>เกี่ยวข้องกับ HygienePro หรือไม่</w:t>
+            </w:r>
+          </w:p>
+        </w:tc>
+      </w:tr>
+      <w:tr>
+        <w:tc>
+          <w:tcPr>
+            <w:tcW w:type="dxa" w:w="2835"/>
+          </w:tcPr>
+          <w:p>
+            <w:r/>
+            <w:r>
+              <w:rPr>
+                <w:rFonts w:ascii="Tahoma" w:hAnsi="Tahoma" w:cs="Tahoma" w:eastAsia="Tahoma"/>
+                <w:sz w:val="19"/>
+              </w:rPr>
+              <w:t>XAMPP (Apache + PHP + MariaDB)</w:t>
+            </w:r>
+          </w:p>
+        </w:tc>
+        <w:tc>
+          <w:tcPr>
+            <w:tcW w:type="dxa" w:w="6236"/>
+          </w:tcPr>
+          <w:p>
+            <w:r/>
+            <w:r>
+              <w:rPr>
+                <w:rFonts w:ascii="Tahoma" w:hAnsi="Tahoma" w:cs="Tahoma" w:eastAsia="Tahoma"/>
+                <w:sz w:val="19"/>
+              </w:rPr>
+              <w:t>ไม่เกี่ยวข้อง — HygienePro ใช้ IIS กับ C:\PHP และใช้ MySQL บริการแยกต่างหาก การแก้ค่า PHP ต้องแก้ที่ C:\PHP\php.ini เท่านั้น ไม่ใช่ C:\xampp\php\php.ini</w:t>
+            </w:r>
+          </w:p>
+        </w:tc>
+      </w:tr>
+      <w:tr>
+        <w:tc>
+          <w:tcPr>
+            <w:tcW w:type="dxa" w:w="2835"/>
+          </w:tcPr>
+          <w:p>
+            <w:r/>
+            <w:r>
+              <w:rPr>
+                <w:rFonts w:ascii="Tahoma" w:hAnsi="Tahoma" w:cs="Tahoma" w:eastAsia="Tahoma"/>
+                <w:sz w:val="19"/>
+              </w:rPr>
+              <w:t>e-contract และ asset-control</w:t>
+            </w:r>
+          </w:p>
+        </w:tc>
+        <w:tc>
+          <w:tcPr>
+            <w:tcW w:type="dxa" w:w="6236"/>
+          </w:tcPr>
+          <w:p>
+            <w:r/>
+            <w:r>
+              <w:rPr>
+                <w:rFonts w:ascii="Tahoma" w:hAnsi="Tahoma" w:cs="Tahoma" w:eastAsia="Tahoma"/>
+                <w:sz w:val="19"/>
+              </w:rPr>
+              <w:t>ไม่เกี่ยวข้อง — เป็นคนละระบบ แต่ใช้ PHP ตัวเดียวกัน จึงต้องระวังเมื่อแก้ php.ini</w:t>
+            </w:r>
+          </w:p>
+        </w:tc>
+      </w:tr>
+    </w:tbl>
+    <w:p>
+      <w:pPr>
+        <w:spacing w:after="40"/>
+      </w:pPr>
+    </w:p>
     <w:tbl>
       <w:tblPr>
         <w:tblStyle w:val="TableGrid"/>
@@ -912,7 +1056,7 @@
                 <w:rFonts w:ascii="Tahoma" w:hAnsi="Tahoma" w:cs="Tahoma" w:eastAsia="Tahoma"/>
                 <w:sz w:val="19"/>
               </w:rPr>
-              <w:t>หมายเหตุสำคัญ: เครื่องนี้มี XAMPP ติดตั้งอยู่ด้วย แต่ HygienePro ไม่ได้ใช้ C:\xampp\php\php.ini การแก้ไขค่า PHP ต้องแก้ที่ C:\PHP\php.ini เท่านั้น</w:t>
+              <w:t>ข้อควรระวังเมื่อย้ายเครื่องหรือติดตั้งใหม่: ต้องเตรียม MySQL, IIS และ C:\PHP เท่านั้น ไม่ต้องติดตั้ง XAMPP</w:t>
             </w:r>
           </w:p>
         </w:tc>

--- a/docs/เอกสารส่งมอบระบบ HygienePro.docx
+++ b/docs/เอกสารส่งมอบระบบ HygienePro.docx
@@ -53,7 +53,7 @@
           <w:color w:val="606060"/>
           <w:sz w:val="22"/>
         </w:rPr>
-        <w:t>System Handover Document</w:t>
+        <w:t>สำหรับแผนกประกันคุณภาพ (QA) ผู้รับมอบระบบ</w:t>
       </w:r>
     </w:p>
     <w:p/>
@@ -164,7 +164,7 @@
                 <w:rFonts w:ascii="Tahoma" w:hAnsi="Tahoma" w:cs="Tahoma" w:eastAsia="Tahoma"/>
                 <w:sz w:val="19"/>
               </w:rPr>
-              <w:t>1.0</w:t>
+              <w:t>2.0</w:t>
             </w:r>
           </w:p>
         </w:tc>
@@ -213,7 +213,7 @@
                 <w:rFonts w:ascii="Tahoma" w:hAnsi="Tahoma" w:cs="Tahoma" w:eastAsia="Tahoma"/>
                 <w:sz w:val="19"/>
               </w:rPr>
-              <w:t>สถานะระบบ</w:t>
+              <w:t>สถานะ</w:t>
             </w:r>
           </w:p>
         </w:tc>
@@ -228,7 +228,7 @@
                 <w:rFonts w:ascii="Tahoma" w:hAnsi="Tahoma" w:cs="Tahoma" w:eastAsia="Tahoma"/>
                 <w:sz w:val="19"/>
               </w:rPr>
-              <w:t>ผ่าน UAT เตรียม Go-live</w:t>
+              <w:t>ผ่านการทดสอบการใช้งานจริง (UAT) พร้อมเปิดใช้งาน</w:t>
             </w:r>
           </w:p>
         </w:tc>
@@ -260,7 +260,7 @@
                 <w:rFonts w:ascii="Tahoma" w:hAnsi="Tahoma" w:cs="Tahoma" w:eastAsia="Tahoma"/>
                 <w:sz w:val="19"/>
               </w:rPr>
-              <w:t>ฝ่ายสารสนเทศ (IT) และฝ่ายประกันคุณภาพ (QA)</w:t>
+              <w:t>แผนกประกันคุณภาพ (QA)</w:t>
             </w:r>
           </w:p>
         </w:tc>
@@ -292,7 +292,7 @@
                 <w:rFonts w:ascii="Tahoma" w:hAnsi="Tahoma" w:cs="Tahoma" w:eastAsia="Tahoma"/>
                 <w:sz w:val="19"/>
               </w:rPr>
-              <w:t>คู่มือการใช้งาน HygienePro.docx</w:t>
+              <w:t>คู่มือการใช้งาน · เอกสารแนบทางเทคนิคสำหรับฝ่ายสารสนเทศ</w:t>
             </w:r>
           </w:p>
         </w:tc>
@@ -319,7 +319,7 @@
           <w:color w:val="1F4E79"/>
           <w:sz w:val="30"/>
         </w:rPr>
-        <w:t>1. ข้อมูลทั่วไปของระบบ</w:t>
+        <w:t>1. ระบบนี้ทำอะไรให้ได้บ้าง</w:t>
       </w:r>
     </w:p>
     <w:p>
@@ -332,7 +332,7 @@
           <w:b w:val="0"/>
           <w:sz w:val="21"/>
         </w:rPr>
-        <w:t>HygienePro เป็นระบบบันทึกและติดตามผลการตรวจสุขลักษณะภายในโรงงาน ครอบคลุมการตรวจ 3 ประเภท คือ พนักงาน พื้นที่ และเครื่องจักร โดยเก็บผลการตรวจรายหัวข้อ ออกใบแจ้งปัญหาเมื่อพบสิ่งที่ไม่ผ่าน ติดตามจนกว่าจะแก้ไขและทวนสอบเสร็จ และออกรายงานสรุปสำหรับใช้ภายใน และสำหรับการตรวจประเมินจากภายนอก</w:t>
+        <w:t>รายการต่อไปนี้คือความสามารถที่ระบบทำได้จริง ผ่านการทดสอบการใช้งาน (UAT) แล้ว ใช้เป็นรายการตรวจรับได้โดยตรง</w:t>
       </w:r>
     </w:p>
     <w:p>
@@ -346,106 +346,285 @@
           <w:color w:val="1F4E79"/>
           <w:sz w:val="25"/>
         </w:rPr>
-        <w:t>1.1 ขอบเขตของระบบ</w:t>
+        <w:t>1.1 การตรวจประจำวัน</w:t>
       </w:r>
     </w:p>
+    <w:tbl>
+      <w:tblPr>
+        <w:tblStyle w:val="TableGrid"/>
+        <w:tblW w:type="auto" w:w="0"/>
+        <w:jc w:val="left"/>
+        <w:tblLook w:firstColumn="1" w:firstRow="1" w:lastColumn="0" w:lastRow="0" w:noHBand="0" w:noVBand="1" w:val="04A0"/>
+      </w:tblPr>
+      <w:tblGrid>
+        <w:gridCol w:w="4320"/>
+        <w:gridCol w:w="4320"/>
+      </w:tblGrid>
+      <w:tr>
+        <w:tc>
+          <w:tcPr>
+            <w:tcW w:type="dxa" w:w="3969"/>
+            <w:shd w:val="clear" w:fill="DCE6F1"/>
+          </w:tcPr>
+          <w:p>
+            <w:r/>
+            <w:r>
+              <w:rPr>
+                <w:rFonts w:ascii="Tahoma" w:hAnsi="Tahoma" w:cs="Tahoma" w:eastAsia="Tahoma"/>
+                <w:b/>
+                <w:sz w:val="19"/>
+              </w:rPr>
+              <w:t>ระบบทำอะไรได้</w:t>
+            </w:r>
+          </w:p>
+        </w:tc>
+        <w:tc>
+          <w:tcPr>
+            <w:tcW w:type="dxa" w:w="5102"/>
+            <w:shd w:val="clear" w:fill="DCE6F1"/>
+          </w:tcPr>
+          <w:p>
+            <w:r/>
+            <w:r>
+              <w:rPr>
+                <w:rFonts w:ascii="Tahoma" w:hAnsi="Tahoma" w:cs="Tahoma" w:eastAsia="Tahoma"/>
+                <w:b/>
+                <w:sz w:val="19"/>
+              </w:rPr>
+              <w:t>ผลที่ได้</w:t>
+            </w:r>
+          </w:p>
+        </w:tc>
+      </w:tr>
+      <w:tr>
+        <w:tc>
+          <w:tcPr>
+            <w:tcW w:type="dxa" w:w="3969"/>
+          </w:tcPr>
+          <w:p>
+            <w:r/>
+            <w:r>
+              <w:rPr>
+                <w:rFonts w:ascii="Tahoma" w:hAnsi="Tahoma" w:cs="Tahoma" w:eastAsia="Tahoma"/>
+                <w:sz w:val="19"/>
+              </w:rPr>
+              <w:t>ตรวจพนักงาน รายคน รายหัวข้อ</w:t>
+            </w:r>
+          </w:p>
+        </w:tc>
+        <w:tc>
+          <w:tcPr>
+            <w:tcW w:type="dxa" w:w="5102"/>
+          </w:tcPr>
+          <w:p>
+            <w:r/>
+            <w:r>
+              <w:rPr>
+                <w:rFonts w:ascii="Tahoma" w:hAnsi="Tahoma" w:cs="Tahoma" w:eastAsia="Tahoma"/>
+                <w:sz w:val="19"/>
+              </w:rPr>
+              <w:t>รู้ว่าพนักงานคนใดไม่ผ่านหัวข้อใด ในกะใด ของวันใด</w:t>
+            </w:r>
+          </w:p>
+        </w:tc>
+      </w:tr>
+      <w:tr>
+        <w:tc>
+          <w:tcPr>
+            <w:tcW w:type="dxa" w:w="3969"/>
+          </w:tcPr>
+          <w:p>
+            <w:r/>
+            <w:r>
+              <w:rPr>
+                <w:rFonts w:ascii="Tahoma" w:hAnsi="Tahoma" w:cs="Tahoma" w:eastAsia="Tahoma"/>
+                <w:sz w:val="19"/>
+              </w:rPr>
+              <w:t>ตรวจพื้นที่ แยกตามห้องและจุดตรวจ</w:t>
+            </w:r>
+          </w:p>
+        </w:tc>
+        <w:tc>
+          <w:tcPr>
+            <w:tcW w:type="dxa" w:w="5102"/>
+          </w:tcPr>
+          <w:p>
+            <w:r/>
+            <w:r>
+              <w:rPr>
+                <w:rFonts w:ascii="Tahoma" w:hAnsi="Tahoma" w:cs="Tahoma" w:eastAsia="Tahoma"/>
+                <w:sz w:val="19"/>
+              </w:rPr>
+              <w:t>รู้สภาพแต่ละพื้นที่ พร้อมระบุแผนกที่ดูแลพื้นที่นั้น</w:t>
+            </w:r>
+          </w:p>
+        </w:tc>
+      </w:tr>
+      <w:tr>
+        <w:tc>
+          <w:tcPr>
+            <w:tcW w:type="dxa" w:w="3969"/>
+          </w:tcPr>
+          <w:p>
+            <w:r/>
+            <w:r>
+              <w:rPr>
+                <w:rFonts w:ascii="Tahoma" w:hAnsi="Tahoma" w:cs="Tahoma" w:eastAsia="Tahoma"/>
+                <w:sz w:val="19"/>
+              </w:rPr>
+              <w:t>ตรวจเครื่องจักร โดยอ้างอิงพื้นที่ที่ติดตั้ง</w:t>
+            </w:r>
+          </w:p>
+        </w:tc>
+        <w:tc>
+          <w:tcPr>
+            <w:tcW w:type="dxa" w:w="5102"/>
+          </w:tcPr>
+          <w:p>
+            <w:r/>
+            <w:r>
+              <w:rPr>
+                <w:rFonts w:ascii="Tahoma" w:hAnsi="Tahoma" w:cs="Tahoma" w:eastAsia="Tahoma"/>
+                <w:sz w:val="19"/>
+              </w:rPr>
+              <w:t>เครื่องจักรผูกกับพื้นที่ จึงรู้ว่าแผนกใดรับผิดชอบโดยไม่ต้องกรอกซ้ำ</w:t>
+            </w:r>
+          </w:p>
+        </w:tc>
+      </w:tr>
+      <w:tr>
+        <w:tc>
+          <w:tcPr>
+            <w:tcW w:type="dxa" w:w="3969"/>
+          </w:tcPr>
+          <w:p>
+            <w:r/>
+            <w:r>
+              <w:rPr>
+                <w:rFonts w:ascii="Tahoma" w:hAnsi="Tahoma" w:cs="Tahoma" w:eastAsia="Tahoma"/>
+                <w:sz w:val="19"/>
+              </w:rPr>
+              <w:t>แนบรูปภาพประกอบในหัวข้อที่ไม่ผ่าน</w:t>
+            </w:r>
+          </w:p>
+        </w:tc>
+        <w:tc>
+          <w:tcPr>
+            <w:tcW w:type="dxa" w:w="5102"/>
+          </w:tcPr>
+          <w:p>
+            <w:r/>
+            <w:r>
+              <w:rPr>
+                <w:rFonts w:ascii="Tahoma" w:hAnsi="Tahoma" w:cs="Tahoma" w:eastAsia="Tahoma"/>
+                <w:sz w:val="19"/>
+              </w:rPr>
+              <w:t>มีหลักฐานยืนยันเมื่อต้องทบทวนย้อนหลังหรือใช้ตอบผู้ตรวจประเมิน</w:t>
+            </w:r>
+          </w:p>
+        </w:tc>
+      </w:tr>
+      <w:tr>
+        <w:tc>
+          <w:tcPr>
+            <w:tcW w:type="dxa" w:w="3969"/>
+          </w:tcPr>
+          <w:p>
+            <w:r/>
+            <w:r>
+              <w:rPr>
+                <w:rFonts w:ascii="Tahoma" w:hAnsi="Tahoma" w:cs="Tahoma" w:eastAsia="Tahoma"/>
+                <w:sz w:val="19"/>
+              </w:rPr>
+              <w:t>บันทึกพนักงานที่ไม่มาทำงาน</w:t>
+            </w:r>
+          </w:p>
+        </w:tc>
+        <w:tc>
+          <w:tcPr>
+            <w:tcW w:type="dxa" w:w="5102"/>
+          </w:tcPr>
+          <w:p>
+            <w:r/>
+            <w:r>
+              <w:rPr>
+                <w:rFonts w:ascii="Tahoma" w:hAnsi="Tahoma" w:cs="Tahoma" w:eastAsia="Tahoma"/>
+                <w:sz w:val="19"/>
+              </w:rPr>
+              <w:t>แยกออกจากคนที่ตรวจแล้วไม่ผ่าน ตัวเลขจึงไม่เพี้ยน</w:t>
+            </w:r>
+          </w:p>
+        </w:tc>
+      </w:tr>
+      <w:tr>
+        <w:tc>
+          <w:tcPr>
+            <w:tcW w:type="dxa" w:w="3969"/>
+          </w:tcPr>
+          <w:p>
+            <w:r/>
+            <w:r>
+              <w:rPr>
+                <w:rFonts w:ascii="Tahoma" w:hAnsi="Tahoma" w:cs="Tahoma" w:eastAsia="Tahoma"/>
+                <w:sz w:val="19"/>
+              </w:rPr>
+              <w:t>ตรวจย้อนหลังได้ไม่เกิน 7 วัน พร้อมระบุเหตุผล</w:t>
+            </w:r>
+          </w:p>
+        </w:tc>
+        <w:tc>
+          <w:tcPr>
+            <w:tcW w:type="dxa" w:w="5102"/>
+          </w:tcPr>
+          <w:p>
+            <w:r/>
+            <w:r>
+              <w:rPr>
+                <w:rFonts w:ascii="Tahoma" w:hAnsi="Tahoma" w:cs="Tahoma" w:eastAsia="Tahoma"/>
+                <w:sz w:val="19"/>
+              </w:rPr>
+              <w:t>กรณีได้ข้อมูลกะล่าช้า ยังบันทึกข้อมูลของวันนั้นได้ และระบบทำเครื่องหมายไว้ว่าเป็นการย้อนหลัง</w:t>
+            </w:r>
+          </w:p>
+        </w:tc>
+      </w:tr>
+      <w:tr>
+        <w:tc>
+          <w:tcPr>
+            <w:tcW w:type="dxa" w:w="3969"/>
+          </w:tcPr>
+          <w:p>
+            <w:r/>
+            <w:r>
+              <w:rPr>
+                <w:rFonts w:ascii="Tahoma" w:hAnsi="Tahoma" w:cs="Tahoma" w:eastAsia="Tahoma"/>
+                <w:sz w:val="19"/>
+              </w:rPr>
+              <w:t>ใช้งานผ่านมือถือได้</w:t>
+            </w:r>
+          </w:p>
+        </w:tc>
+        <w:tc>
+          <w:tcPr>
+            <w:tcW w:type="dxa" w:w="5102"/>
+          </w:tcPr>
+          <w:p>
+            <w:r/>
+            <w:r>
+              <w:rPr>
+                <w:rFonts w:ascii="Tahoma" w:hAnsi="Tahoma" w:cs="Tahoma" w:eastAsia="Tahoma"/>
+                <w:sz w:val="19"/>
+              </w:rPr>
+              <w:t>บันทึกผลได้ขณะเดินตรวจ ไม่ต้องจดกระดาษแล้วมากรอกทีหลัง</w:t>
+            </w:r>
+          </w:p>
+        </w:tc>
+      </w:tr>
+    </w:tbl>
     <w:p>
       <w:pPr>
-        <w:pStyle w:val="ListBullet"/>
-        <w:spacing w:after="60"/>
-        <w:ind w:left="454"/>
+        <w:spacing w:after="40"/>
       </w:pPr>
-      <w:r>
-        <w:rPr>
-          <w:rFonts w:ascii="Tahoma" w:hAnsi="Tahoma" w:cs="Tahoma" w:eastAsia="Tahoma"/>
-          <w:sz w:val="21"/>
-        </w:rPr>
-        <w:t>บันทึกผลการตรวจรายหัวข้อ พร้อมรูปภาพประกอบ</w:t>
-      </w:r>
-    </w:p>
-    <w:p>
-      <w:pPr>
-        <w:pStyle w:val="ListBullet"/>
-        <w:spacing w:after="60"/>
-        <w:ind w:left="454"/>
-      </w:pPr>
-      <w:r>
-        <w:rPr>
-          <w:rFonts w:ascii="Tahoma" w:hAnsi="Tahoma" w:cs="Tahoma" w:eastAsia="Tahoma"/>
-          <w:sz w:val="21"/>
-        </w:rPr>
-        <w:t>วงจรการทวนสอบและการอนุมัติผลการตรวจ</w:t>
-      </w:r>
-    </w:p>
-    <w:p>
-      <w:pPr>
-        <w:pStyle w:val="ListBullet"/>
-        <w:spacing w:after="60"/>
-        <w:ind w:left="454"/>
-      </w:pPr>
-      <w:r>
-        <w:rPr>
-          <w:rFonts w:ascii="Tahoma" w:hAnsi="Tahoma" w:cs="Tahoma" w:eastAsia="Tahoma"/>
-          <w:sz w:val="21"/>
-        </w:rPr>
-        <w:t>ใบแจ้งปัญหา (CAR) พร้อมการมอบหมาย กำหนดเวลา และการติดตามจนปิด</w:t>
-      </w:r>
-    </w:p>
-    <w:p>
-      <w:pPr>
-        <w:pStyle w:val="ListBullet"/>
-        <w:spacing w:after="60"/>
-        <w:ind w:left="454"/>
-      </w:pPr>
-      <w:r>
-        <w:rPr>
-          <w:rFonts w:ascii="Tahoma" w:hAnsi="Tahoma" w:cs="Tahoma" w:eastAsia="Tahoma"/>
-          <w:sz w:val="21"/>
-        </w:rPr>
-        <w:t>ตารางสุ่มตรวจอัตโนมัติรายสัปดาห์</w:t>
-      </w:r>
-    </w:p>
-    <w:p>
-      <w:pPr>
-        <w:pStyle w:val="ListBullet"/>
-        <w:spacing w:after="60"/>
-        <w:ind w:left="454"/>
-      </w:pPr>
-      <w:r>
-        <w:rPr>
-          <w:rFonts w:ascii="Tahoma" w:hAnsi="Tahoma" w:cs="Tahoma" w:eastAsia="Tahoma"/>
-          <w:sz w:val="21"/>
-        </w:rPr>
-        <w:t>รายงานสรุปผล รายวัน รายเดือน และรายงานสำหรับผู้ตรวจประเมิน</w:t>
-      </w:r>
-    </w:p>
-    <w:p>
-      <w:pPr>
-        <w:pStyle w:val="ListBullet"/>
-        <w:spacing w:after="60"/>
-        <w:ind w:left="454"/>
-      </w:pPr>
-      <w:r>
-        <w:rPr>
-          <w:rFonts w:ascii="Tahoma" w:hAnsi="Tahoma" w:cs="Tahoma" w:eastAsia="Tahoma"/>
-          <w:sz w:val="21"/>
-        </w:rPr>
-        <w:t>การแจ้งเตือนผ่านอีเมลและ LINE</w:t>
-      </w:r>
-    </w:p>
-    <w:p>
-      <w:pPr>
-        <w:pStyle w:val="ListBullet"/>
-        <w:spacing w:after="60"/>
-        <w:ind w:left="454"/>
-      </w:pPr>
-      <w:r>
-        <w:rPr>
-          <w:rFonts w:ascii="Tahoma" w:hAnsi="Tahoma" w:cs="Tahoma" w:eastAsia="Tahoma"/>
-          <w:sz w:val="21"/>
-        </w:rPr>
-        <w:t>ข้อมูลหลัก — แผนก พื้นที่ เครื่องจักร พนักงาน กะการทำงาน หัวข้อตรวจ</w:t>
-      </w:r>
     </w:p>
     <w:p>
       <w:pPr>
@@ -458,49 +637,1336 @@
           <w:color w:val="1F4E79"/>
           <w:sz w:val="25"/>
         </w:rPr>
-        <w:t>1.2 สิ่งที่อยู่นอกขอบเขต</w:t>
+        <w:t>1.2 การทวนสอบและการอนุมัติ</w:t>
       </w:r>
+    </w:p>
+    <w:tbl>
+      <w:tblPr>
+        <w:tblStyle w:val="TableGrid"/>
+        <w:tblW w:type="auto" w:w="0"/>
+        <w:jc w:val="left"/>
+        <w:tblLook w:firstColumn="1" w:firstRow="1" w:lastColumn="0" w:lastRow="0" w:noHBand="0" w:noVBand="1" w:val="04A0"/>
+      </w:tblPr>
+      <w:tblGrid>
+        <w:gridCol w:w="4320"/>
+        <w:gridCol w:w="4320"/>
+      </w:tblGrid>
+      <w:tr>
+        <w:tc>
+          <w:tcPr>
+            <w:tcW w:type="dxa" w:w="3969"/>
+            <w:shd w:val="clear" w:fill="DCE6F1"/>
+          </w:tcPr>
+          <w:p>
+            <w:r/>
+            <w:r>
+              <w:rPr>
+                <w:rFonts w:ascii="Tahoma" w:hAnsi="Tahoma" w:cs="Tahoma" w:eastAsia="Tahoma"/>
+                <w:b/>
+                <w:sz w:val="19"/>
+              </w:rPr>
+              <w:t>ระบบทำอะไรได้</w:t>
+            </w:r>
+          </w:p>
+        </w:tc>
+        <w:tc>
+          <w:tcPr>
+            <w:tcW w:type="dxa" w:w="5102"/>
+            <w:shd w:val="clear" w:fill="DCE6F1"/>
+          </w:tcPr>
+          <w:p>
+            <w:r/>
+            <w:r>
+              <w:rPr>
+                <w:rFonts w:ascii="Tahoma" w:hAnsi="Tahoma" w:cs="Tahoma" w:eastAsia="Tahoma"/>
+                <w:b/>
+                <w:sz w:val="19"/>
+              </w:rPr>
+              <w:t>ผลที่ได้</w:t>
+            </w:r>
+          </w:p>
+        </w:tc>
+      </w:tr>
+      <w:tr>
+        <w:tc>
+          <w:tcPr>
+            <w:tcW w:type="dxa" w:w="3969"/>
+          </w:tcPr>
+          <w:p>
+            <w:r/>
+            <w:r>
+              <w:rPr>
+                <w:rFonts w:ascii="Tahoma" w:hAnsi="Tahoma" w:cs="Tahoma" w:eastAsia="Tahoma"/>
+                <w:sz w:val="19"/>
+              </w:rPr>
+              <w:t>หัวหน้างานทวนสอบผลที่พนักงานบันทึก</w:t>
+            </w:r>
+          </w:p>
+        </w:tc>
+        <w:tc>
+          <w:tcPr>
+            <w:tcW w:type="dxa" w:w="5102"/>
+          </w:tcPr>
+          <w:p>
+            <w:r/>
+            <w:r>
+              <w:rPr>
+                <w:rFonts w:ascii="Tahoma" w:hAnsi="Tahoma" w:cs="Tahoma" w:eastAsia="Tahoma"/>
+                <w:sz w:val="19"/>
+              </w:rPr>
+              <w:t>ผลการตรวจผ่านการกลั่นกรองก่อนนำไปใช้</w:t>
+            </w:r>
+          </w:p>
+        </w:tc>
+      </w:tr>
+      <w:tr>
+        <w:tc>
+          <w:tcPr>
+            <w:tcW w:type="dxa" w:w="3969"/>
+          </w:tcPr>
+          <w:p>
+            <w:r/>
+            <w:r>
+              <w:rPr>
+                <w:rFonts w:ascii="Tahoma" w:hAnsi="Tahoma" w:cs="Tahoma" w:eastAsia="Tahoma"/>
+                <w:sz w:val="19"/>
+              </w:rPr>
+              <w:t>แยกรายการที่ไม่ผ่านออกจากรายการที่ผ่าน</w:t>
+            </w:r>
+          </w:p>
+        </w:tc>
+        <w:tc>
+          <w:tcPr>
+            <w:tcW w:type="dxa" w:w="5102"/>
+          </w:tcPr>
+          <w:p>
+            <w:r/>
+            <w:r>
+              <w:rPr>
+                <w:rFonts w:ascii="Tahoma" w:hAnsi="Tahoma" w:cs="Tahoma" w:eastAsia="Tahoma"/>
+                <w:sz w:val="19"/>
+              </w:rPr>
+              <w:t>การอนุมัติรวดเดียวจะไม่พารายการที่ยังไม่ได้แก้ไขผ่านไปด้วย</w:t>
+            </w:r>
+          </w:p>
+        </w:tc>
+      </w:tr>
+      <w:tr>
+        <w:tc>
+          <w:tcPr>
+            <w:tcW w:type="dxa" w:w="3969"/>
+          </w:tcPr>
+          <w:p>
+            <w:r/>
+            <w:r>
+              <w:rPr>
+                <w:rFonts w:ascii="Tahoma" w:hAnsi="Tahoma" w:cs="Tahoma" w:eastAsia="Tahoma"/>
+                <w:sz w:val="19"/>
+              </w:rPr>
+              <w:t>ผู้จัดการอนุมัติผลการตรวจ</w:t>
+            </w:r>
+          </w:p>
+        </w:tc>
+        <w:tc>
+          <w:tcPr>
+            <w:tcW w:type="dxa" w:w="5102"/>
+          </w:tcPr>
+          <w:p>
+            <w:r/>
+            <w:r>
+              <w:rPr>
+                <w:rFonts w:ascii="Tahoma" w:hAnsi="Tahoma" w:cs="Tahoma" w:eastAsia="Tahoma"/>
+                <w:sz w:val="19"/>
+              </w:rPr>
+              <w:t>มีขั้นการรับรองโดยผู้มีอำนาจ และระบบบันทึกว่าใครรับรองเมื่อใด</w:t>
+            </w:r>
+          </w:p>
+        </w:tc>
+      </w:tr>
+      <w:tr>
+        <w:tc>
+          <w:tcPr>
+            <w:tcW w:type="dxa" w:w="3969"/>
+          </w:tcPr>
+          <w:p>
+            <w:r/>
+            <w:r>
+              <w:rPr>
+                <w:rFonts w:ascii="Tahoma" w:hAnsi="Tahoma" w:cs="Tahoma" w:eastAsia="Tahoma"/>
+                <w:sz w:val="19"/>
+              </w:rPr>
+              <w:t>บันทึกผู้ทวนสอบและผู้อนุมัติแยกจากกัน</w:t>
+            </w:r>
+          </w:p>
+        </w:tc>
+        <w:tc>
+          <w:tcPr>
+            <w:tcW w:type="dxa" w:w="5102"/>
+          </w:tcPr>
+          <w:p>
+            <w:r/>
+            <w:r>
+              <w:rPr>
+                <w:rFonts w:ascii="Tahoma" w:hAnsi="Tahoma" w:cs="Tahoma" w:eastAsia="Tahoma"/>
+                <w:sz w:val="19"/>
+              </w:rPr>
+              <w:t>ตอบได้ว่าใครตรวจ ใครรับรอง ไม่ใช่ชื่อเดียวแทนทั้งสองหน้าที่</w:t>
+            </w:r>
+          </w:p>
+        </w:tc>
+      </w:tr>
+    </w:tbl>
+    <w:p>
+      <w:pPr>
+        <w:spacing w:after="40"/>
+      </w:pPr>
     </w:p>
     <w:p>
       <w:pPr>
-        <w:pStyle w:val="ListBullet"/>
-        <w:spacing w:after="60"/>
-        <w:ind w:left="454"/>
+        <w:pStyle w:val="Heading2"/>
       </w:pPr>
       <w:r>
         <w:rPr>
           <w:rFonts w:ascii="Tahoma" w:hAnsi="Tahoma" w:cs="Tahoma" w:eastAsia="Tahoma"/>
-          <w:sz w:val="21"/>
+          <w:b/>
+          <w:color w:val="1F4E79"/>
+          <w:sz w:val="25"/>
         </w:rPr>
-        <w:t>ไม่เชื่อมต่อกับระบบ ERP หรือระบบบัญชี</w:t>
+        <w:t>1.3 การติดตามแก้ไขปัญหา</w:t>
       </w:r>
+    </w:p>
+    <w:tbl>
+      <w:tblPr>
+        <w:tblStyle w:val="TableGrid"/>
+        <w:tblW w:type="auto" w:w="0"/>
+        <w:jc w:val="left"/>
+        <w:tblLook w:firstColumn="1" w:firstRow="1" w:lastColumn="0" w:lastRow="0" w:noHBand="0" w:noVBand="1" w:val="04A0"/>
+      </w:tblPr>
+      <w:tblGrid>
+        <w:gridCol w:w="4320"/>
+        <w:gridCol w:w="4320"/>
+      </w:tblGrid>
+      <w:tr>
+        <w:tc>
+          <w:tcPr>
+            <w:tcW w:type="dxa" w:w="3969"/>
+            <w:shd w:val="clear" w:fill="DCE6F1"/>
+          </w:tcPr>
+          <w:p>
+            <w:r/>
+            <w:r>
+              <w:rPr>
+                <w:rFonts w:ascii="Tahoma" w:hAnsi="Tahoma" w:cs="Tahoma" w:eastAsia="Tahoma"/>
+                <w:b/>
+                <w:sz w:val="19"/>
+              </w:rPr>
+              <w:t>ระบบทำอะไรได้</w:t>
+            </w:r>
+          </w:p>
+        </w:tc>
+        <w:tc>
+          <w:tcPr>
+            <w:tcW w:type="dxa" w:w="5102"/>
+            <w:shd w:val="clear" w:fill="DCE6F1"/>
+          </w:tcPr>
+          <w:p>
+            <w:r/>
+            <w:r>
+              <w:rPr>
+                <w:rFonts w:ascii="Tahoma" w:hAnsi="Tahoma" w:cs="Tahoma" w:eastAsia="Tahoma"/>
+                <w:b/>
+                <w:sz w:val="19"/>
+              </w:rPr>
+              <w:t>ผลที่ได้</w:t>
+            </w:r>
+          </w:p>
+        </w:tc>
+      </w:tr>
+      <w:tr>
+        <w:tc>
+          <w:tcPr>
+            <w:tcW w:type="dxa" w:w="3969"/>
+          </w:tcPr>
+          <w:p>
+            <w:r/>
+            <w:r>
+              <w:rPr>
+                <w:rFonts w:ascii="Tahoma" w:hAnsi="Tahoma" w:cs="Tahoma" w:eastAsia="Tahoma"/>
+                <w:sz w:val="19"/>
+              </w:rPr>
+              <w:t>ออกใบแจ้งปัญหาอัตโนมัติจากหัวข้อที่ไม่ผ่าน</w:t>
+            </w:r>
+          </w:p>
+        </w:tc>
+        <w:tc>
+          <w:tcPr>
+            <w:tcW w:type="dxa" w:w="5102"/>
+          </w:tcPr>
+          <w:p>
+            <w:r/>
+            <w:r>
+              <w:rPr>
+                <w:rFonts w:ascii="Tahoma" w:hAnsi="Tahoma" w:cs="Tahoma" w:eastAsia="Tahoma"/>
+                <w:sz w:val="19"/>
+              </w:rPr>
+              <w:t>ไม่มีปัญหาตกหล่นเพราะลืมเปิดใบ</w:t>
+            </w:r>
+          </w:p>
+        </w:tc>
+      </w:tr>
+      <w:tr>
+        <w:tc>
+          <w:tcPr>
+            <w:tcW w:type="dxa" w:w="3969"/>
+          </w:tcPr>
+          <w:p>
+            <w:r/>
+            <w:r>
+              <w:rPr>
+                <w:rFonts w:ascii="Tahoma" w:hAnsi="Tahoma" w:cs="Tahoma" w:eastAsia="Tahoma"/>
+                <w:sz w:val="19"/>
+              </w:rPr>
+              <w:t>ส่งใบให้แผนกเจ้าของพื้นที่หรือเจ้าของเครื่องจักร</w:t>
+            </w:r>
+          </w:p>
+        </w:tc>
+        <w:tc>
+          <w:tcPr>
+            <w:tcW w:type="dxa" w:w="5102"/>
+          </w:tcPr>
+          <w:p>
+            <w:r/>
+            <w:r>
+              <w:rPr>
+                <w:rFonts w:ascii="Tahoma" w:hAnsi="Tahoma" w:cs="Tahoma" w:eastAsia="Tahoma"/>
+                <w:sz w:val="19"/>
+              </w:rPr>
+              <w:t>งานแก้ไขไปถึงผู้ดูแลจริง ไม่กองอยู่ที่ QA</w:t>
+            </w:r>
+          </w:p>
+        </w:tc>
+      </w:tr>
+      <w:tr>
+        <w:tc>
+          <w:tcPr>
+            <w:tcW w:type="dxa" w:w="3969"/>
+          </w:tcPr>
+          <w:p>
+            <w:r/>
+            <w:r>
+              <w:rPr>
+                <w:rFonts w:ascii="Tahoma" w:hAnsi="Tahoma" w:cs="Tahoma" w:eastAsia="Tahoma"/>
+                <w:sz w:val="19"/>
+              </w:rPr>
+              <w:t>มอบหมายผู้รับผิดชอบและกำหนดวันแล้วเสร็จ</w:t>
+            </w:r>
+          </w:p>
+        </w:tc>
+        <w:tc>
+          <w:tcPr>
+            <w:tcW w:type="dxa" w:w="5102"/>
+          </w:tcPr>
+          <w:p>
+            <w:r/>
+            <w:r>
+              <w:rPr>
+                <w:rFonts w:ascii="Tahoma" w:hAnsi="Tahoma" w:cs="Tahoma" w:eastAsia="Tahoma"/>
+                <w:sz w:val="19"/>
+              </w:rPr>
+              <w:t>มีเจ้าของงานและมีกำหนดเวลาที่ตรวจสอบได้</w:t>
+            </w:r>
+          </w:p>
+        </w:tc>
+      </w:tr>
+      <w:tr>
+        <w:tc>
+          <w:tcPr>
+            <w:tcW w:type="dxa" w:w="3969"/>
+          </w:tcPr>
+          <w:p>
+            <w:r/>
+            <w:r>
+              <w:rPr>
+                <w:rFonts w:ascii="Tahoma" w:hAnsi="Tahoma" w:cs="Tahoma" w:eastAsia="Tahoma"/>
+                <w:sz w:val="19"/>
+              </w:rPr>
+              <w:t>บันทึกสาเหตุ วิธีแก้ไข และรูปหลักฐาน</w:t>
+            </w:r>
+          </w:p>
+        </w:tc>
+        <w:tc>
+          <w:tcPr>
+            <w:tcW w:type="dxa" w:w="5102"/>
+          </w:tcPr>
+          <w:p>
+            <w:r/>
+            <w:r>
+              <w:rPr>
+                <w:rFonts w:ascii="Tahoma" w:hAnsi="Tahoma" w:cs="Tahoma" w:eastAsia="Tahoma"/>
+                <w:sz w:val="19"/>
+              </w:rPr>
+              <w:t>ใบที่ปิดแล้วตอบคำถามผู้ตรวจประเมินได้ด้วยตัวเอง</w:t>
+            </w:r>
+          </w:p>
+        </w:tc>
+      </w:tr>
+      <w:tr>
+        <w:tc>
+          <w:tcPr>
+            <w:tcW w:type="dxa" w:w="3969"/>
+          </w:tcPr>
+          <w:p>
+            <w:r/>
+            <w:r>
+              <w:rPr>
+                <w:rFonts w:ascii="Tahoma" w:hAnsi="Tahoma" w:cs="Tahoma" w:eastAsia="Tahoma"/>
+                <w:sz w:val="19"/>
+              </w:rPr>
+              <w:t>ไม่ยอมให้ปิดใบที่ไม่มีบันทึกวิธีแก้ไข</w:t>
+            </w:r>
+          </w:p>
+        </w:tc>
+        <w:tc>
+          <w:tcPr>
+            <w:tcW w:type="dxa" w:w="5102"/>
+          </w:tcPr>
+          <w:p>
+            <w:r/>
+            <w:r>
+              <w:rPr>
+                <w:rFonts w:ascii="Tahoma" w:hAnsi="Tahoma" w:cs="Tahoma" w:eastAsia="Tahoma"/>
+                <w:sz w:val="19"/>
+              </w:rPr>
+              <w:t>ไม่มีใบที่ปิดแบบว่างเปล่าอีก</w:t>
+            </w:r>
+          </w:p>
+        </w:tc>
+      </w:tr>
+      <w:tr>
+        <w:tc>
+          <w:tcPr>
+            <w:tcW w:type="dxa" w:w="3969"/>
+          </w:tcPr>
+          <w:p>
+            <w:r/>
+            <w:r>
+              <w:rPr>
+                <w:rFonts w:ascii="Tahoma" w:hAnsi="Tahoma" w:cs="Tahoma" w:eastAsia="Tahoma"/>
+                <w:sz w:val="19"/>
+              </w:rPr>
+              <w:t>บันทึกเมื่อ QA ลงมือแก้แทนแผนกอื่น และนับเป็นรายเดือน</w:t>
+            </w:r>
+          </w:p>
+        </w:tc>
+        <w:tc>
+          <w:tcPr>
+            <w:tcW w:type="dxa" w:w="5102"/>
+          </w:tcPr>
+          <w:p>
+            <w:r/>
+            <w:r>
+              <w:rPr>
+                <w:rFonts w:ascii="Tahoma" w:hAnsi="Tahoma" w:cs="Tahoma" w:eastAsia="Tahoma"/>
+                <w:sz w:val="19"/>
+              </w:rPr>
+              <w:t>เห็นได้ว่าภาระกำลังย้ายมาอยู่ที่ QA หรือไม่ ก่อนที่จะสายเกินแก้</w:t>
+            </w:r>
+          </w:p>
+        </w:tc>
+      </w:tr>
+      <w:tr>
+        <w:tc>
+          <w:tcPr>
+            <w:tcW w:type="dxa" w:w="3969"/>
+          </w:tcPr>
+          <w:p>
+            <w:r/>
+            <w:r>
+              <w:rPr>
+                <w:rFonts w:ascii="Tahoma" w:hAnsi="Tahoma" w:cs="Tahoma" w:eastAsia="Tahoma"/>
+                <w:sz w:val="19"/>
+              </w:rPr>
+              <w:t>แจ้งเตือนทุกเช้า แยก ยังไม่ได้แก้ไข ออกจาก รอทวนสอบ</w:t>
+            </w:r>
+          </w:p>
+        </w:tc>
+        <w:tc>
+          <w:tcPr>
+            <w:tcW w:type="dxa" w:w="5102"/>
+          </w:tcPr>
+          <w:p>
+            <w:r/>
+            <w:r>
+              <w:rPr>
+                <w:rFonts w:ascii="Tahoma" w:hAnsi="Tahoma" w:cs="Tahoma" w:eastAsia="Tahoma"/>
+                <w:sz w:val="19"/>
+              </w:rPr>
+              <w:t>แต่ละฝ่ายรู้ว่างานที่ค้างเป็นของตน ไม่ใช่ถูกเหมารวม</w:t>
+            </w:r>
+          </w:p>
+        </w:tc>
+      </w:tr>
+    </w:tbl>
+    <w:p>
+      <w:pPr>
+        <w:spacing w:after="40"/>
+      </w:pPr>
     </w:p>
     <w:p>
       <w:pPr>
-        <w:pStyle w:val="ListBullet"/>
-        <w:spacing w:after="60"/>
-        <w:ind w:left="454"/>
+        <w:pStyle w:val="Heading2"/>
       </w:pPr>
       <w:r>
         <w:rPr>
           <w:rFonts w:ascii="Tahoma" w:hAnsi="Tahoma" w:cs="Tahoma" w:eastAsia="Tahoma"/>
-          <w:sz w:val="21"/>
+          <w:b/>
+          <w:color w:val="1F4E79"/>
+          <w:sz w:val="25"/>
         </w:rPr>
-        <w:t>ไม่มีแอปพลิเคชันบนมือถือแยกต่างหาก (ใช้ผ่านเว็บเบราว์เซอร์บนมือถือได้)</w:t>
+        <w:t>1.4 การสุ่มตรวจ</w:t>
       </w:r>
+    </w:p>
+    <w:tbl>
+      <w:tblPr>
+        <w:tblStyle w:val="TableGrid"/>
+        <w:tblW w:type="auto" w:w="0"/>
+        <w:jc w:val="left"/>
+        <w:tblLook w:firstColumn="1" w:firstRow="1" w:lastColumn="0" w:lastRow="0" w:noHBand="0" w:noVBand="1" w:val="04A0"/>
+      </w:tblPr>
+      <w:tblGrid>
+        <w:gridCol w:w="4320"/>
+        <w:gridCol w:w="4320"/>
+      </w:tblGrid>
+      <w:tr>
+        <w:tc>
+          <w:tcPr>
+            <w:tcW w:type="dxa" w:w="3969"/>
+            <w:shd w:val="clear" w:fill="DCE6F1"/>
+          </w:tcPr>
+          <w:p>
+            <w:r/>
+            <w:r>
+              <w:rPr>
+                <w:rFonts w:ascii="Tahoma" w:hAnsi="Tahoma" w:cs="Tahoma" w:eastAsia="Tahoma"/>
+                <w:b/>
+                <w:sz w:val="19"/>
+              </w:rPr>
+              <w:t>ระบบทำอะไรได้</w:t>
+            </w:r>
+          </w:p>
+        </w:tc>
+        <w:tc>
+          <w:tcPr>
+            <w:tcW w:type="dxa" w:w="5102"/>
+            <w:shd w:val="clear" w:fill="DCE6F1"/>
+          </w:tcPr>
+          <w:p>
+            <w:r/>
+            <w:r>
+              <w:rPr>
+                <w:rFonts w:ascii="Tahoma" w:hAnsi="Tahoma" w:cs="Tahoma" w:eastAsia="Tahoma"/>
+                <w:b/>
+                <w:sz w:val="19"/>
+              </w:rPr>
+              <w:t>ผลที่ได้</w:t>
+            </w:r>
+          </w:p>
+        </w:tc>
+      </w:tr>
+      <w:tr>
+        <w:tc>
+          <w:tcPr>
+            <w:tcW w:type="dxa" w:w="3969"/>
+          </w:tcPr>
+          <w:p>
+            <w:r/>
+            <w:r>
+              <w:rPr>
+                <w:rFonts w:ascii="Tahoma" w:hAnsi="Tahoma" w:cs="Tahoma" w:eastAsia="Tahoma"/>
+                <w:sz w:val="19"/>
+              </w:rPr>
+              <w:t>สร้างตารางสุ่มตรวจให้อัตโนมัติทุกสัปดาห์</w:t>
+            </w:r>
+          </w:p>
+        </w:tc>
+        <w:tc>
+          <w:tcPr>
+            <w:tcW w:type="dxa" w:w="5102"/>
+          </w:tcPr>
+          <w:p>
+            <w:r/>
+            <w:r>
+              <w:rPr>
+                <w:rFonts w:ascii="Tahoma" w:hAnsi="Tahoma" w:cs="Tahoma" w:eastAsia="Tahoma"/>
+                <w:sz w:val="19"/>
+              </w:rPr>
+              <w:t>การสุ่มเป็นไปตามระบบ ไม่ขึ้นกับดุลพินิจรายบุคคล</w:t>
+            </w:r>
+          </w:p>
+        </w:tc>
+      </w:tr>
+      <w:tr>
+        <w:tc>
+          <w:tcPr>
+            <w:tcW w:type="dxa" w:w="3969"/>
+          </w:tcPr>
+          <w:p>
+            <w:r/>
+            <w:r>
+              <w:rPr>
+                <w:rFonts w:ascii="Tahoma" w:hAnsi="Tahoma" w:cs="Tahoma" w:eastAsia="Tahoma"/>
+                <w:sz w:val="19"/>
+              </w:rPr>
+              <w:t>ผูกรอบตรวจที่ทำจริงเข้ากับภารกิจสุ่มตรวจ</w:t>
+            </w:r>
+          </w:p>
+        </w:tc>
+        <w:tc>
+          <w:tcPr>
+            <w:tcW w:type="dxa" w:w="5102"/>
+          </w:tcPr>
+          <w:p>
+            <w:r/>
+            <w:r>
+              <w:rPr>
+                <w:rFonts w:ascii="Tahoma" w:hAnsi="Tahoma" w:cs="Tahoma" w:eastAsia="Tahoma"/>
+                <w:sz w:val="19"/>
+              </w:rPr>
+              <w:t>รู้ว่าภารกิจใดมีคนทำแล้ว โดยไม่ต้องบันทึกซ้ำ</w:t>
+            </w:r>
+          </w:p>
+        </w:tc>
+      </w:tr>
+      <w:tr>
+        <w:tc>
+          <w:tcPr>
+            <w:tcW w:type="dxa" w:w="3969"/>
+          </w:tcPr>
+          <w:p>
+            <w:r/>
+            <w:r>
+              <w:rPr>
+                <w:rFonts w:ascii="Tahoma" w:hAnsi="Tahoma" w:cs="Tahoma" w:eastAsia="Tahoma"/>
+                <w:sz w:val="19"/>
+              </w:rPr>
+              <w:t>ปิดภารกิจที่เลยวันแล้วไม่มีใครทำ เป็น ไม่ได้ตรวจ</w:t>
+            </w:r>
+          </w:p>
+        </w:tc>
+        <w:tc>
+          <w:tcPr>
+            <w:tcW w:type="dxa" w:w="5102"/>
+          </w:tcPr>
+          <w:p>
+            <w:r/>
+            <w:r>
+              <w:rPr>
+                <w:rFonts w:ascii="Tahoma" w:hAnsi="Tahoma" w:cs="Tahoma" w:eastAsia="Tahoma"/>
+                <w:sz w:val="19"/>
+              </w:rPr>
+              <w:t>ตัวเลขการปฏิบัติตามแผนตรงกับความจริง</w:t>
+            </w:r>
+          </w:p>
+        </w:tc>
+      </w:tr>
+    </w:tbl>
+    <w:p>
+      <w:pPr>
+        <w:spacing w:after="40"/>
+      </w:pPr>
     </w:p>
     <w:p>
       <w:pPr>
-        <w:pStyle w:val="ListBullet"/>
-        <w:spacing w:after="60"/>
-        <w:ind w:left="454"/>
+        <w:pStyle w:val="Heading2"/>
       </w:pPr>
       <w:r>
         <w:rPr>
           <w:rFonts w:ascii="Tahoma" w:hAnsi="Tahoma" w:cs="Tahoma" w:eastAsia="Tahoma"/>
+          <w:b/>
+          <w:color w:val="1F4E79"/>
+          <w:sz w:val="25"/>
+        </w:rPr>
+        <w:t>1.5 รายงาน</w:t>
+      </w:r>
+    </w:p>
+    <w:tbl>
+      <w:tblPr>
+        <w:tblStyle w:val="TableGrid"/>
+        <w:tblW w:type="auto" w:w="0"/>
+        <w:jc w:val="left"/>
+        <w:tblLook w:firstColumn="1" w:firstRow="1" w:lastColumn="0" w:lastRow="0" w:noHBand="0" w:noVBand="1" w:val="04A0"/>
+      </w:tblPr>
+      <w:tblGrid>
+        <w:gridCol w:w="4320"/>
+        <w:gridCol w:w="4320"/>
+      </w:tblGrid>
+      <w:tr>
+        <w:tc>
+          <w:tcPr>
+            <w:tcW w:type="dxa" w:w="2835"/>
+            <w:shd w:val="clear" w:fill="DCE6F1"/>
+          </w:tcPr>
+          <w:p>
+            <w:r/>
+            <w:r>
+              <w:rPr>
+                <w:rFonts w:ascii="Tahoma" w:hAnsi="Tahoma" w:cs="Tahoma" w:eastAsia="Tahoma"/>
+                <w:b/>
+                <w:sz w:val="19"/>
+              </w:rPr>
+              <w:t>รายงาน</w:t>
+            </w:r>
+          </w:p>
+        </w:tc>
+        <w:tc>
+          <w:tcPr>
+            <w:tcW w:type="dxa" w:w="6236"/>
+            <w:shd w:val="clear" w:fill="DCE6F1"/>
+          </w:tcPr>
+          <w:p>
+            <w:r/>
+            <w:r>
+              <w:rPr>
+                <w:rFonts w:ascii="Tahoma" w:hAnsi="Tahoma" w:cs="Tahoma" w:eastAsia="Tahoma"/>
+                <w:b/>
+                <w:sz w:val="19"/>
+              </w:rPr>
+              <w:t>ใช้ทำอะไร</w:t>
+            </w:r>
+          </w:p>
+        </w:tc>
+      </w:tr>
+      <w:tr>
+        <w:tc>
+          <w:tcPr>
+            <w:tcW w:type="dxa" w:w="2835"/>
+          </w:tcPr>
+          <w:p>
+            <w:r/>
+            <w:r>
+              <w:rPr>
+                <w:rFonts w:ascii="Tahoma" w:hAnsi="Tahoma" w:cs="Tahoma" w:eastAsia="Tahoma"/>
+                <w:sz w:val="19"/>
+              </w:rPr>
+              <w:t>รายงานประจำวัน</w:t>
+            </w:r>
+          </w:p>
+        </w:tc>
+        <w:tc>
+          <w:tcPr>
+            <w:tcW w:type="dxa" w:w="6236"/>
+          </w:tcPr>
+          <w:p>
+            <w:r/>
+            <w:r>
+              <w:rPr>
+                <w:rFonts w:ascii="Tahoma" w:hAnsi="Tahoma" w:cs="Tahoma" w:eastAsia="Tahoma"/>
+                <w:sz w:val="19"/>
+              </w:rPr>
+              <w:t>สรุปผลการตรวจของวัน แยกตามแผนกและประเภทการตรวจ</w:t>
+            </w:r>
+          </w:p>
+        </w:tc>
+      </w:tr>
+      <w:tr>
+        <w:tc>
+          <w:tcPr>
+            <w:tcW w:type="dxa" w:w="2835"/>
+          </w:tcPr>
+          <w:p>
+            <w:r/>
+            <w:r>
+              <w:rPr>
+                <w:rFonts w:ascii="Tahoma" w:hAnsi="Tahoma" w:cs="Tahoma" w:eastAsia="Tahoma"/>
+                <w:sz w:val="19"/>
+              </w:rPr>
+              <w:t>รายงานรายเดือน (ไฟล์ PDF)</w:t>
+            </w:r>
+          </w:p>
+        </w:tc>
+        <w:tc>
+          <w:tcPr>
+            <w:tcW w:type="dxa" w:w="6236"/>
+          </w:tcPr>
+          <w:p>
+            <w:r/>
+            <w:r>
+              <w:rPr>
+                <w:rFonts w:ascii="Tahoma" w:hAnsi="Tahoma" w:cs="Tahoma" w:eastAsia="Tahoma"/>
+                <w:sz w:val="19"/>
+              </w:rPr>
+              <w:t>สรุปภาพรวมรายเดือนสำหรับผู้บริหาร</w:t>
+            </w:r>
+          </w:p>
+        </w:tc>
+      </w:tr>
+      <w:tr>
+        <w:tc>
+          <w:tcPr>
+            <w:tcW w:type="dxa" w:w="2835"/>
+          </w:tcPr>
+          <w:p>
+            <w:r/>
+            <w:r>
+              <w:rPr>
+                <w:rFonts w:ascii="Tahoma" w:hAnsi="Tahoma" w:cs="Tahoma" w:eastAsia="Tahoma"/>
+                <w:sz w:val="19"/>
+              </w:rPr>
+              <w:t>แบบฟอร์ม FM-QA-22</w:t>
+            </w:r>
+          </w:p>
+        </w:tc>
+        <w:tc>
+          <w:tcPr>
+            <w:tcW w:type="dxa" w:w="6236"/>
+          </w:tcPr>
+          <w:p>
+            <w:r/>
+            <w:r>
+              <w:rPr>
+                <w:rFonts w:ascii="Tahoma" w:hAnsi="Tahoma" w:cs="Tahoma" w:eastAsia="Tahoma"/>
+                <w:sz w:val="19"/>
+              </w:rPr>
+              <w:t>แบบฟอร์มสำหรับใช้ในการตรวจประเมิน พิมพ์ออกได้ทันที</w:t>
+            </w:r>
+          </w:p>
+        </w:tc>
+      </w:tr>
+      <w:tr>
+        <w:tc>
+          <w:tcPr>
+            <w:tcW w:type="dxa" w:w="2835"/>
+          </w:tcPr>
+          <w:p>
+            <w:r/>
+            <w:r>
+              <w:rPr>
+                <w:rFonts w:ascii="Tahoma" w:hAnsi="Tahoma" w:cs="Tahoma" w:eastAsia="Tahoma"/>
+                <w:sz w:val="19"/>
+              </w:rPr>
+              <w:t>รายงานผู้ที่พบปัญหาบ่อย</w:t>
+            </w:r>
+          </w:p>
+        </w:tc>
+        <w:tc>
+          <w:tcPr>
+            <w:tcW w:type="dxa" w:w="6236"/>
+          </w:tcPr>
+          <w:p>
+            <w:r/>
+            <w:r>
+              <w:rPr>
+                <w:rFonts w:ascii="Tahoma" w:hAnsi="Tahoma" w:cs="Tahoma" w:eastAsia="Tahoma"/>
+                <w:sz w:val="19"/>
+              </w:rPr>
+              <w:t>ใช้วางแผนการอบรมและทบทวนวิธีทำงาน</w:t>
+            </w:r>
+          </w:p>
+        </w:tc>
+      </w:tr>
+      <w:tr>
+        <w:tc>
+          <w:tcPr>
+            <w:tcW w:type="dxa" w:w="2835"/>
+          </w:tcPr>
+          <w:p>
+            <w:r/>
+            <w:r>
+              <w:rPr>
+                <w:rFonts w:ascii="Tahoma" w:hAnsi="Tahoma" w:cs="Tahoma" w:eastAsia="Tahoma"/>
+                <w:sz w:val="19"/>
+              </w:rPr>
+              <w:t>รายงานมูลค่าความเสียหาย</w:t>
+            </w:r>
+          </w:p>
+        </w:tc>
+        <w:tc>
+          <w:tcPr>
+            <w:tcW w:type="dxa" w:w="6236"/>
+          </w:tcPr>
+          <w:p>
+            <w:r/>
+            <w:r>
+              <w:rPr>
+                <w:rFonts w:ascii="Tahoma" w:hAnsi="Tahoma" w:cs="Tahoma" w:eastAsia="Tahoma"/>
+                <w:sz w:val="19"/>
+              </w:rPr>
+              <w:t>ประเมินผลกระทบเชิงตัวเงินของปัญหาที่พบ</w:t>
+            </w:r>
+          </w:p>
+        </w:tc>
+      </w:tr>
+    </w:tbl>
+    <w:p>
+      <w:pPr>
+        <w:spacing w:after="40"/>
+      </w:pPr>
+    </w:p>
+    <w:p>
+      <w:pPr>
+        <w:pStyle w:val="Heading2"/>
+      </w:pPr>
+      <w:r>
+        <w:rPr>
+          <w:rFonts w:ascii="Tahoma" w:hAnsi="Tahoma" w:cs="Tahoma" w:eastAsia="Tahoma"/>
+          <w:b/>
+          <w:color w:val="1F4E79"/>
+          <w:sz w:val="25"/>
+        </w:rPr>
+        <w:t>1.6 ข้อมูลหลักและผู้ใช้งาน</w:t>
+      </w:r>
+    </w:p>
+    <w:tbl>
+      <w:tblPr>
+        <w:tblStyle w:val="TableGrid"/>
+        <w:tblW w:type="auto" w:w="0"/>
+        <w:jc w:val="left"/>
+        <w:tblLook w:firstColumn="1" w:firstRow="1" w:lastColumn="0" w:lastRow="0" w:noHBand="0" w:noVBand="1" w:val="04A0"/>
+      </w:tblPr>
+      <w:tblGrid>
+        <w:gridCol w:w="4320"/>
+        <w:gridCol w:w="4320"/>
+      </w:tblGrid>
+      <w:tr>
+        <w:tc>
+          <w:tcPr>
+            <w:tcW w:type="dxa" w:w="3969"/>
+            <w:shd w:val="clear" w:fill="DCE6F1"/>
+          </w:tcPr>
+          <w:p>
+            <w:r/>
+            <w:r>
+              <w:rPr>
+                <w:rFonts w:ascii="Tahoma" w:hAnsi="Tahoma" w:cs="Tahoma" w:eastAsia="Tahoma"/>
+                <w:b/>
+                <w:sz w:val="19"/>
+              </w:rPr>
+              <w:t>ระบบทำอะไรได้</w:t>
+            </w:r>
+          </w:p>
+        </w:tc>
+        <w:tc>
+          <w:tcPr>
+            <w:tcW w:type="dxa" w:w="5102"/>
+            <w:shd w:val="clear" w:fill="DCE6F1"/>
+          </w:tcPr>
+          <w:p>
+            <w:r/>
+            <w:r>
+              <w:rPr>
+                <w:rFonts w:ascii="Tahoma" w:hAnsi="Tahoma" w:cs="Tahoma" w:eastAsia="Tahoma"/>
+                <w:b/>
+                <w:sz w:val="19"/>
+              </w:rPr>
+              <w:t>ผลที่ได้</w:t>
+            </w:r>
+          </w:p>
+        </w:tc>
+      </w:tr>
+      <w:tr>
+        <w:tc>
+          <w:tcPr>
+            <w:tcW w:type="dxa" w:w="3969"/>
+          </w:tcPr>
+          <w:p>
+            <w:r/>
+            <w:r>
+              <w:rPr>
+                <w:rFonts w:ascii="Tahoma" w:hAnsi="Tahoma" w:cs="Tahoma" w:eastAsia="Tahoma"/>
+                <w:sz w:val="19"/>
+              </w:rPr>
+              <w:t>จัดการแผนก พื้นที่ เครื่องจักร พนักงาน กะ และหัวข้อตรวจ</w:t>
+            </w:r>
+          </w:p>
+        </w:tc>
+        <w:tc>
+          <w:tcPr>
+            <w:tcW w:type="dxa" w:w="5102"/>
+          </w:tcPr>
+          <w:p>
+            <w:r/>
+            <w:r>
+              <w:rPr>
+                <w:rFonts w:ascii="Tahoma" w:hAnsi="Tahoma" w:cs="Tahoma" w:eastAsia="Tahoma"/>
+                <w:sz w:val="19"/>
+              </w:rPr>
+              <w:t>ปรับให้ตรงกับโรงงานได้เองโดยไม่ต้องรอผู้พัฒนา</w:t>
+            </w:r>
+          </w:p>
+        </w:tc>
+      </w:tr>
+      <w:tr>
+        <w:tc>
+          <w:tcPr>
+            <w:tcW w:type="dxa" w:w="3969"/>
+          </w:tcPr>
+          <w:p>
+            <w:r/>
+            <w:r>
+              <w:rPr>
+                <w:rFonts w:ascii="Tahoma" w:hAnsi="Tahoma" w:cs="Tahoma" w:eastAsia="Tahoma"/>
+                <w:sz w:val="19"/>
+              </w:rPr>
+              <w:t>ค้นหาและกรองข้อมูลในทุกหน้า</w:t>
+            </w:r>
+          </w:p>
+        </w:tc>
+        <w:tc>
+          <w:tcPr>
+            <w:tcW w:type="dxa" w:w="5102"/>
+          </w:tcPr>
+          <w:p>
+            <w:r/>
+            <w:r>
+              <w:rPr>
+                <w:rFonts w:ascii="Tahoma" w:hAnsi="Tahoma" w:cs="Tahoma" w:eastAsia="Tahoma"/>
+                <w:sz w:val="19"/>
+              </w:rPr>
+              <w:t>หาข้อมูลจากหลายร้อยรายการได้โดยไม่ต้องไล่ทีละหน้า</w:t>
+            </w:r>
+          </w:p>
+        </w:tc>
+      </w:tr>
+      <w:tr>
+        <w:tc>
+          <w:tcPr>
+            <w:tcW w:type="dxa" w:w="3969"/>
+          </w:tcPr>
+          <w:p>
+            <w:r/>
+            <w:r>
+              <w:rPr>
+                <w:rFonts w:ascii="Tahoma" w:hAnsi="Tahoma" w:cs="Tahoma" w:eastAsia="Tahoma"/>
+                <w:sz w:val="19"/>
+              </w:rPr>
+              <w:t>แก้ไขหลายรายการพร้อมกันในครั้งเดียว</w:t>
+            </w:r>
+          </w:p>
+        </w:tc>
+        <w:tc>
+          <w:tcPr>
+            <w:tcW w:type="dxa" w:w="5102"/>
+          </w:tcPr>
+          <w:p>
+            <w:r/>
+            <w:r>
+              <w:rPr>
+                <w:rFonts w:ascii="Tahoma" w:hAnsi="Tahoma" w:cs="Tahoma" w:eastAsia="Tahoma"/>
+                <w:sz w:val="19"/>
+              </w:rPr>
+              <w:t>เช่น ย้ายแผนกของพื้นที่หลายแห่งพร้อมกัน</w:t>
+            </w:r>
+          </w:p>
+        </w:tc>
+      </w:tr>
+      <w:tr>
+        <w:tc>
+          <w:tcPr>
+            <w:tcW w:type="dxa" w:w="3969"/>
+          </w:tcPr>
+          <w:p>
+            <w:r/>
+            <w:r>
+              <w:rPr>
+                <w:rFonts w:ascii="Tahoma" w:hAnsi="Tahoma" w:cs="Tahoma" w:eastAsia="Tahoma"/>
+                <w:sz w:val="19"/>
+              </w:rPr>
+              <w:t>นำเข้าและส่งออกข้อมูลผ่านไฟล์ Excel</w:t>
+            </w:r>
+          </w:p>
+        </w:tc>
+        <w:tc>
+          <w:tcPr>
+            <w:tcW w:type="dxa" w:w="5102"/>
+          </w:tcPr>
+          <w:p>
+            <w:r/>
+            <w:r>
+              <w:rPr>
+                <w:rFonts w:ascii="Tahoma" w:hAnsi="Tahoma" w:cs="Tahoma" w:eastAsia="Tahoma"/>
+                <w:sz w:val="19"/>
+              </w:rPr>
+              <w:t>ย้ายข้อมูลจำนวนมากเข้าระบบได้โดยไม่ต้องพิมพ์ทีละรายการ</w:t>
+            </w:r>
+          </w:p>
+        </w:tc>
+      </w:tr>
+      <w:tr>
+        <w:tc>
+          <w:tcPr>
+            <w:tcW w:type="dxa" w:w="3969"/>
+          </w:tcPr>
+          <w:p>
+            <w:r/>
+            <w:r>
+              <w:rPr>
+                <w:rFonts w:ascii="Tahoma" w:hAnsi="Tahoma" w:cs="Tahoma" w:eastAsia="Tahoma"/>
+                <w:sz w:val="19"/>
+              </w:rPr>
+              <w:t>กำหนดสิทธิ์ตามบทบาทและแผนก</w:t>
+            </w:r>
+          </w:p>
+        </w:tc>
+        <w:tc>
+          <w:tcPr>
+            <w:tcW w:type="dxa" w:w="5102"/>
+          </w:tcPr>
+          <w:p>
+            <w:r/>
+            <w:r>
+              <w:rPr>
+                <w:rFonts w:ascii="Tahoma" w:hAnsi="Tahoma" w:cs="Tahoma" w:eastAsia="Tahoma"/>
+                <w:sz w:val="19"/>
+              </w:rPr>
+              <w:t>แต่ละคนเห็นเฉพาะข้อมูลที่เกี่ยวข้องกับงานของตน</w:t>
+            </w:r>
+          </w:p>
+        </w:tc>
+      </w:tr>
+    </w:tbl>
+    <w:p>
+      <w:pPr>
+        <w:spacing w:after="40"/>
+      </w:pPr>
+    </w:p>
+    <w:p>
+      <w:pPr>
+        <w:pStyle w:val="Heading1"/>
+      </w:pPr>
+      <w:r>
+        <w:rPr>
+          <w:rFonts w:ascii="Tahoma" w:hAnsi="Tahoma" w:cs="Tahoma" w:eastAsia="Tahoma"/>
+          <w:b/>
+          <w:color w:val="1F4E79"/>
+          <w:sz w:val="30"/>
+        </w:rPr>
+        <w:t>2. ผู้ใช้งานและสิทธิ์</w:t>
+      </w:r>
+    </w:p>
+    <w:tbl>
+      <w:tblPr>
+        <w:tblStyle w:val="TableGrid"/>
+        <w:tblW w:type="auto" w:w="0"/>
+        <w:jc w:val="left"/>
+        <w:tblLook w:firstColumn="1" w:firstRow="1" w:lastColumn="0" w:lastRow="0" w:noHBand="0" w:noVBand="1" w:val="04A0"/>
+      </w:tblPr>
+      <w:tblGrid>
+        <w:gridCol w:w="4320"/>
+        <w:gridCol w:w="4320"/>
+      </w:tblGrid>
+      <w:tr>
+        <w:tc>
+          <w:tcPr>
+            <w:tcW w:type="dxa" w:w="2268"/>
+            <w:shd w:val="clear" w:fill="DCE6F1"/>
+          </w:tcPr>
+          <w:p>
+            <w:r/>
+            <w:r>
+              <w:rPr>
+                <w:rFonts w:ascii="Tahoma" w:hAnsi="Tahoma" w:cs="Tahoma" w:eastAsia="Tahoma"/>
+                <w:b/>
+                <w:sz w:val="19"/>
+              </w:rPr>
+              <w:t>บทบาท</w:t>
+            </w:r>
+          </w:p>
+        </w:tc>
+        <w:tc>
+          <w:tcPr>
+            <w:tcW w:type="dxa" w:w="6803"/>
+            <w:shd w:val="clear" w:fill="DCE6F1"/>
+          </w:tcPr>
+          <w:p>
+            <w:r/>
+            <w:r>
+              <w:rPr>
+                <w:rFonts w:ascii="Tahoma" w:hAnsi="Tahoma" w:cs="Tahoma" w:eastAsia="Tahoma"/>
+                <w:b/>
+                <w:sz w:val="19"/>
+              </w:rPr>
+              <w:t>ทำอะไรได้</w:t>
+            </w:r>
+          </w:p>
+        </w:tc>
+      </w:tr>
+      <w:tr>
+        <w:tc>
+          <w:tcPr>
+            <w:tcW w:type="dxa" w:w="2268"/>
+          </w:tcPr>
+          <w:p>
+            <w:r/>
+            <w:r>
+              <w:rPr>
+                <w:rFonts w:ascii="Tahoma" w:hAnsi="Tahoma" w:cs="Tahoma" w:eastAsia="Tahoma"/>
+                <w:sz w:val="19"/>
+              </w:rPr>
+              <w:t>พนักงานตรวจ</w:t>
+            </w:r>
+          </w:p>
+        </w:tc>
+        <w:tc>
+          <w:tcPr>
+            <w:tcW w:type="dxa" w:w="6803"/>
+          </w:tcPr>
+          <w:p>
+            <w:r/>
+            <w:r>
+              <w:rPr>
+                <w:rFonts w:ascii="Tahoma" w:hAnsi="Tahoma" w:cs="Tahoma" w:eastAsia="Tahoma"/>
+                <w:sz w:val="19"/>
+              </w:rPr>
+              <w:t>เริ่มรอบตรวจ บันทึกผล แนบรูป และจบรอบ</w:t>
+            </w:r>
+          </w:p>
+        </w:tc>
+      </w:tr>
+      <w:tr>
+        <w:tc>
+          <w:tcPr>
+            <w:tcW w:type="dxa" w:w="2268"/>
+          </w:tcPr>
+          <w:p>
+            <w:r/>
+            <w:r>
+              <w:rPr>
+                <w:rFonts w:ascii="Tahoma" w:hAnsi="Tahoma" w:cs="Tahoma" w:eastAsia="Tahoma"/>
+                <w:sz w:val="19"/>
+              </w:rPr>
+              <w:t>หัวหน้างาน</w:t>
+            </w:r>
+          </w:p>
+        </w:tc>
+        <w:tc>
+          <w:tcPr>
+            <w:tcW w:type="dxa" w:w="6803"/>
+          </w:tcPr>
+          <w:p>
+            <w:r/>
+            <w:r>
+              <w:rPr>
+                <w:rFonts w:ascii="Tahoma" w:hAnsi="Tahoma" w:cs="Tahoma" w:eastAsia="Tahoma"/>
+                <w:sz w:val="19"/>
+              </w:rPr>
+              <w:t>ทวนสอบผล มอบหมายและปิดใบแจ้งปัญหาในแผนกของตน</w:t>
+            </w:r>
+          </w:p>
+        </w:tc>
+      </w:tr>
+      <w:tr>
+        <w:tc>
+          <w:tcPr>
+            <w:tcW w:type="dxa" w:w="2268"/>
+          </w:tcPr>
+          <w:p>
+            <w:r/>
+            <w:r>
+              <w:rPr>
+                <w:rFonts w:ascii="Tahoma" w:hAnsi="Tahoma" w:cs="Tahoma" w:eastAsia="Tahoma"/>
+                <w:sz w:val="19"/>
+              </w:rPr>
+              <w:t>ผู้จัดการ</w:t>
+            </w:r>
+          </w:p>
+        </w:tc>
+        <w:tc>
+          <w:tcPr>
+            <w:tcW w:type="dxa" w:w="6803"/>
+          </w:tcPr>
+          <w:p>
+            <w:r/>
+            <w:r>
+              <w:rPr>
+                <w:rFonts w:ascii="Tahoma" w:hAnsi="Tahoma" w:cs="Tahoma" w:eastAsia="Tahoma"/>
+                <w:sz w:val="19"/>
+              </w:rPr>
+              <w:t>อนุมัติผลการตรวจ และดูรายงานในขอบเขตที่รับผิดชอบ</w:t>
+            </w:r>
+          </w:p>
+        </w:tc>
+      </w:tr>
+      <w:tr>
+        <w:tc>
+          <w:tcPr>
+            <w:tcW w:type="dxa" w:w="2268"/>
+          </w:tcPr>
+          <w:p>
+            <w:r/>
+            <w:r>
+              <w:rPr>
+                <w:rFonts w:ascii="Tahoma" w:hAnsi="Tahoma" w:cs="Tahoma" w:eastAsia="Tahoma"/>
+                <w:sz w:val="19"/>
+              </w:rPr>
+              <w:t>แผนก QA</w:t>
+            </w:r>
+          </w:p>
+        </w:tc>
+        <w:tc>
+          <w:tcPr>
+            <w:tcW w:type="dxa" w:w="6803"/>
+          </w:tcPr>
+          <w:p>
+            <w:r/>
+            <w:r>
+              <w:rPr>
+                <w:rFonts w:ascii="Tahoma" w:hAnsi="Tahoma" w:cs="Tahoma" w:eastAsia="Tahoma"/>
+                <w:sz w:val="19"/>
+              </w:rPr>
+              <w:t>ตรวจและทวนสอบข้ามแผนก ติดตามการแก้ไขทั้งโรงงาน</w:t>
+            </w:r>
+          </w:p>
+        </w:tc>
+      </w:tr>
+      <w:tr>
+        <w:tc>
+          <w:tcPr>
+            <w:tcW w:type="dxa" w:w="2268"/>
+          </w:tcPr>
+          <w:p>
+            <w:r/>
+            <w:r>
+              <w:rPr>
+                <w:rFonts w:ascii="Tahoma" w:hAnsi="Tahoma" w:cs="Tahoma" w:eastAsia="Tahoma"/>
+                <w:sz w:val="19"/>
+              </w:rPr>
+              <w:t>ผู้ดูแลระบบ</w:t>
+            </w:r>
+          </w:p>
+        </w:tc>
+        <w:tc>
+          <w:tcPr>
+            <w:tcW w:type="dxa" w:w="6803"/>
+          </w:tcPr>
+          <w:p>
+            <w:r/>
+            <w:r>
+              <w:rPr>
+                <w:rFonts w:ascii="Tahoma" w:hAnsi="Tahoma" w:cs="Tahoma" w:eastAsia="Tahoma"/>
+                <w:sz w:val="19"/>
+              </w:rPr>
+              <w:t>จัดการข้อมูลหลัก ผู้ใช้งาน และการตั้งค่าระบบ</w:t>
+            </w:r>
+          </w:p>
+        </w:tc>
+      </w:tr>
+    </w:tbl>
+    <w:p>
+      <w:pPr>
+        <w:spacing w:after="40"/>
+      </w:pPr>
+    </w:p>
+    <w:p>
+      <w:pPr>
+        <w:spacing w:after="120"/>
+      </w:pPr>
+      <w:r>
+        <w:rPr>
+          <w:rFonts w:ascii="Tahoma" w:hAnsi="Tahoma" w:cs="Tahoma" w:eastAsia="Tahoma"/>
+          <w:b w:val="0"/>
           <w:sz w:val="21"/>
         </w:rPr>
-        <w:t>ไม่ได้ทำหน้าที่เป็นระบบจัดการเอกสาร (DMS) หรือระบบควบคุมเอกสาร</w:t>
+        <w:t>หัวหน้าแผนกจะเห็นข้อมูลของแผนกตนเองและแผนกย่อยที่แตกออกไป เช่น หัวหน้าแผนก Production เห็นข้อมูลของห้องแคะด้วย</w:t>
       </w:r>
     </w:p>
     <w:p>
@@ -514,7 +1980,571 @@
           <w:color w:val="1F4E79"/>
           <w:sz w:val="30"/>
         </w:rPr>
-        <w:t>2. สภาพแวดล้อมของระบบ</w:t>
+        <w:t>3. สิ่งที่ระบบทำให้เองโดยไม่ต้องสั่ง</w:t>
+      </w:r>
+    </w:p>
+    <w:tbl>
+      <w:tblPr>
+        <w:tblStyle w:val="TableGrid"/>
+        <w:tblW w:type="auto" w:w="0"/>
+        <w:jc w:val="left"/>
+        <w:tblLook w:firstColumn="1" w:firstRow="1" w:lastColumn="0" w:lastRow="0" w:noHBand="0" w:noVBand="1" w:val="04A0"/>
+      </w:tblPr>
+      <w:tblGrid>
+        <w:gridCol w:w="4320"/>
+        <w:gridCol w:w="4320"/>
+      </w:tblGrid>
+      <w:tr>
+        <w:tc>
+          <w:tcPr>
+            <w:tcW w:type="dxa" w:w="1984"/>
+            <w:shd w:val="clear" w:fill="DCE6F1"/>
+          </w:tcPr>
+          <w:p>
+            <w:r/>
+            <w:r>
+              <w:rPr>
+                <w:rFonts w:ascii="Tahoma" w:hAnsi="Tahoma" w:cs="Tahoma" w:eastAsia="Tahoma"/>
+                <w:b/>
+                <w:sz w:val="19"/>
+              </w:rPr>
+              <w:t>เมื่อไร</w:t>
+            </w:r>
+          </w:p>
+        </w:tc>
+        <w:tc>
+          <w:tcPr>
+            <w:tcW w:type="dxa" w:w="7087"/>
+            <w:shd w:val="clear" w:fill="DCE6F1"/>
+          </w:tcPr>
+          <w:p>
+            <w:r/>
+            <w:r>
+              <w:rPr>
+                <w:rFonts w:ascii="Tahoma" w:hAnsi="Tahoma" w:cs="Tahoma" w:eastAsia="Tahoma"/>
+                <w:b/>
+                <w:sz w:val="19"/>
+              </w:rPr>
+              <w:t>ระบบทำอะไร</w:t>
+            </w:r>
+          </w:p>
+        </w:tc>
+      </w:tr>
+      <w:tr>
+        <w:tc>
+          <w:tcPr>
+            <w:tcW w:type="dxa" w:w="1984"/>
+          </w:tcPr>
+          <w:p>
+            <w:r/>
+            <w:r>
+              <w:rPr>
+                <w:rFonts w:ascii="Tahoma" w:hAnsi="Tahoma" w:cs="Tahoma" w:eastAsia="Tahoma"/>
+                <w:sz w:val="19"/>
+              </w:rPr>
+              <w:t>ทุกเช้า</w:t>
+            </w:r>
+          </w:p>
+        </w:tc>
+        <w:tc>
+          <w:tcPr>
+            <w:tcW w:type="dxa" w:w="7087"/>
+          </w:tcPr>
+          <w:p>
+            <w:r/>
+            <w:r>
+              <w:rPr>
+                <w:rFonts w:ascii="Tahoma" w:hAnsi="Tahoma" w:cs="Tahoma" w:eastAsia="Tahoma"/>
+                <w:sz w:val="19"/>
+              </w:rPr>
+              <w:t>ส่งสรุปงานค้างเข้ากลุ่ม LINE และอีเมล แยกงานที่ยังไม่ได้แก้ ออกจากงานที่รอทวนสอบ</w:t>
+            </w:r>
+          </w:p>
+        </w:tc>
+      </w:tr>
+      <w:tr>
+        <w:tc>
+          <w:tcPr>
+            <w:tcW w:type="dxa" w:w="1984"/>
+          </w:tcPr>
+          <w:p>
+            <w:r/>
+            <w:r>
+              <w:rPr>
+                <w:rFonts w:ascii="Tahoma" w:hAnsi="Tahoma" w:cs="Tahoma" w:eastAsia="Tahoma"/>
+                <w:sz w:val="19"/>
+              </w:rPr>
+              <w:t>ทุกเช้า</w:t>
+            </w:r>
+          </w:p>
+        </w:tc>
+        <w:tc>
+          <w:tcPr>
+            <w:tcW w:type="dxa" w:w="7087"/>
+          </w:tcPr>
+          <w:p>
+            <w:r/>
+            <w:r>
+              <w:rPr>
+                <w:rFonts w:ascii="Tahoma" w:hAnsi="Tahoma" w:cs="Tahoma" w:eastAsia="Tahoma"/>
+                <w:sz w:val="19"/>
+              </w:rPr>
+              <w:t>แจ้งผู้จัดการว่ามีผลการตรวจรออนุมัติ</w:t>
+            </w:r>
+          </w:p>
+        </w:tc>
+      </w:tr>
+      <w:tr>
+        <w:tc>
+          <w:tcPr>
+            <w:tcW w:type="dxa" w:w="1984"/>
+          </w:tcPr>
+          <w:p>
+            <w:r/>
+            <w:r>
+              <w:rPr>
+                <w:rFonts w:ascii="Tahoma" w:hAnsi="Tahoma" w:cs="Tahoma" w:eastAsia="Tahoma"/>
+                <w:sz w:val="19"/>
+              </w:rPr>
+              <w:t>ระหว่างวัน</w:t>
+            </w:r>
+          </w:p>
+        </w:tc>
+        <w:tc>
+          <w:tcPr>
+            <w:tcW w:type="dxa" w:w="7087"/>
+          </w:tcPr>
+          <w:p>
+            <w:r/>
+            <w:r>
+              <w:rPr>
+                <w:rFonts w:ascii="Tahoma" w:hAnsi="Tahoma" w:cs="Tahoma" w:eastAsia="Tahoma"/>
+                <w:sz w:val="19"/>
+              </w:rPr>
+              <w:t>แจ้งเตือนเมื่อมีงานรอทวนสอบค้างนาน</w:t>
+            </w:r>
+          </w:p>
+        </w:tc>
+      </w:tr>
+      <w:tr>
+        <w:tc>
+          <w:tcPr>
+            <w:tcW w:type="dxa" w:w="1984"/>
+          </w:tcPr>
+          <w:p>
+            <w:r/>
+            <w:r>
+              <w:rPr>
+                <w:rFonts w:ascii="Tahoma" w:hAnsi="Tahoma" w:cs="Tahoma" w:eastAsia="Tahoma"/>
+                <w:sz w:val="19"/>
+              </w:rPr>
+              <w:t>หลังเลิกกะ</w:t>
+            </w:r>
+          </w:p>
+        </w:tc>
+        <w:tc>
+          <w:tcPr>
+            <w:tcW w:type="dxa" w:w="7087"/>
+          </w:tcPr>
+          <w:p>
+            <w:r/>
+            <w:r>
+              <w:rPr>
+                <w:rFonts w:ascii="Tahoma" w:hAnsi="Tahoma" w:cs="Tahoma" w:eastAsia="Tahoma"/>
+                <w:sz w:val="19"/>
+              </w:rPr>
+              <w:t>ปิดรอบตรวจที่ผู้ตรวจลืมกดจบให้เอง หลังเลิกกะ 2 ชั่วโมงและไม่มีการบันทึกเพิ่ม</w:t>
+            </w:r>
+          </w:p>
+        </w:tc>
+      </w:tr>
+      <w:tr>
+        <w:tc>
+          <w:tcPr>
+            <w:tcW w:type="dxa" w:w="1984"/>
+          </w:tcPr>
+          <w:p>
+            <w:r/>
+            <w:r>
+              <w:rPr>
+                <w:rFonts w:ascii="Tahoma" w:hAnsi="Tahoma" w:cs="Tahoma" w:eastAsia="Tahoma"/>
+                <w:sz w:val="19"/>
+              </w:rPr>
+              <w:t>ทุกสัปดาห์</w:t>
+            </w:r>
+          </w:p>
+        </w:tc>
+        <w:tc>
+          <w:tcPr>
+            <w:tcW w:type="dxa" w:w="7087"/>
+          </w:tcPr>
+          <w:p>
+            <w:r/>
+            <w:r>
+              <w:rPr>
+                <w:rFonts w:ascii="Tahoma" w:hAnsi="Tahoma" w:cs="Tahoma" w:eastAsia="Tahoma"/>
+                <w:sz w:val="19"/>
+              </w:rPr>
+              <w:t>สร้างตารางสุ่มตรวจของสัปดาห์ถัดไป</w:t>
+            </w:r>
+          </w:p>
+        </w:tc>
+      </w:tr>
+      <w:tr>
+        <w:tc>
+          <w:tcPr>
+            <w:tcW w:type="dxa" w:w="1984"/>
+          </w:tcPr>
+          <w:p>
+            <w:r/>
+            <w:r>
+              <w:rPr>
+                <w:rFonts w:ascii="Tahoma" w:hAnsi="Tahoma" w:cs="Tahoma" w:eastAsia="Tahoma"/>
+                <w:sz w:val="19"/>
+              </w:rPr>
+              <w:t>ทุกวัน</w:t>
+            </w:r>
+          </w:p>
+        </w:tc>
+        <w:tc>
+          <w:tcPr>
+            <w:tcW w:type="dxa" w:w="7087"/>
+          </w:tcPr>
+          <w:p>
+            <w:r/>
+            <w:r>
+              <w:rPr>
+                <w:rFonts w:ascii="Tahoma" w:hAnsi="Tahoma" w:cs="Tahoma" w:eastAsia="Tahoma"/>
+                <w:sz w:val="19"/>
+              </w:rPr>
+              <w:t>ปิดภารกิจสุ่มตรวจที่เลยกำหนดแล้วไม่มีใครทำ และล้างข้อมูลเก่าที่ไม่ใช้แล้ว</w:t>
+            </w:r>
+          </w:p>
+        </w:tc>
+      </w:tr>
+    </w:tbl>
+    <w:p>
+      <w:pPr>
+        <w:spacing w:after="40"/>
+      </w:pPr>
+    </w:p>
+    <w:tbl>
+      <w:tblPr>
+        <w:tblStyle w:val="TableGrid"/>
+        <w:tblW w:type="auto" w:w="0"/>
+        <w:tblLook w:firstColumn="1" w:firstRow="1" w:lastColumn="0" w:lastRow="0" w:noHBand="0" w:noVBand="1" w:val="04A0"/>
+      </w:tblPr>
+      <w:tblGrid>
+        <w:gridCol w:w="8640"/>
+      </w:tblGrid>
+      <w:tr>
+        <w:tc>
+          <w:tcPr>
+            <w:tcW w:type="dxa" w:w="8640"/>
+            <w:shd w:val="clear" w:fill="FFF4CE"/>
+          </w:tcPr>
+          <w:p>
+            <w:r/>
+            <w:r>
+              <w:rPr>
+                <w:rFonts w:ascii="Tahoma" w:hAnsi="Tahoma" w:cs="Tahoma" w:eastAsia="Tahoma"/>
+                <w:sz w:val="19"/>
+              </w:rPr>
+              <w:t>การที่ระบบปิดรอบให้เองเป็นตาข่ายกันลืม ไม่ใช่วิธีทำงานปกติ เพราะการแจ้งเตือนผู้ทวนสอบจะล่าช้าออกไป ผู้ตรวจจึงควรกดจบรอบเองทุกครั้ง</w:t>
+            </w:r>
+          </w:p>
+        </w:tc>
+      </w:tr>
+    </w:tbl>
+    <w:p>
+      <w:pPr>
+        <w:spacing w:after="40"/>
+      </w:pPr>
+    </w:p>
+    <w:p>
+      <w:pPr>
+        <w:pStyle w:val="Heading1"/>
+      </w:pPr>
+      <w:r>
+        <w:rPr>
+          <w:rFonts w:ascii="Tahoma" w:hAnsi="Tahoma" w:cs="Tahoma" w:eastAsia="Tahoma"/>
+          <w:b/>
+          <w:color w:val="1F4E79"/>
+          <w:sz w:val="30"/>
+        </w:rPr>
+        <w:t>4. สิ่งที่ยังไม่ครอบคลุมในเวอร์ชันนี้</w:t>
+      </w:r>
+    </w:p>
+    <w:p>
+      <w:pPr>
+        <w:spacing w:after="120"/>
+      </w:pPr>
+      <w:r>
+        <w:rPr>
+          <w:rFonts w:ascii="Tahoma" w:hAnsi="Tahoma" w:cs="Tahoma" w:eastAsia="Tahoma"/>
+          <w:b w:val="0"/>
+          <w:sz w:val="21"/>
+        </w:rPr>
+        <w:t>บันทึกไว้ให้ชัดตั้งแต่วันรับมอบ เพื่อให้ตัดสินใจได้ว่าจะพัฒนาต่อหรือใช้วิธีอื่นทดแทน</w:t>
+      </w:r>
+    </w:p>
+    <w:tbl>
+      <w:tblPr>
+        <w:tblStyle w:val="TableGrid"/>
+        <w:tblW w:type="auto" w:w="0"/>
+        <w:jc w:val="left"/>
+        <w:tblLook w:firstColumn="1" w:firstRow="1" w:lastColumn="0" w:lastRow="0" w:noHBand="0" w:noVBand="1" w:val="04A0"/>
+      </w:tblPr>
+      <w:tblGrid>
+        <w:gridCol w:w="4320"/>
+        <w:gridCol w:w="4320"/>
+      </w:tblGrid>
+      <w:tr>
+        <w:tc>
+          <w:tcPr>
+            <w:tcW w:type="dxa" w:w="2835"/>
+            <w:shd w:val="clear" w:fill="DCE6F1"/>
+          </w:tcPr>
+          <w:p>
+            <w:r/>
+            <w:r>
+              <w:rPr>
+                <w:rFonts w:ascii="Tahoma" w:hAnsi="Tahoma" w:cs="Tahoma" w:eastAsia="Tahoma"/>
+                <w:b/>
+                <w:sz w:val="19"/>
+              </w:rPr>
+              <w:t>เรื่อง</w:t>
+            </w:r>
+          </w:p>
+        </w:tc>
+        <w:tc>
+          <w:tcPr>
+            <w:tcW w:type="dxa" w:w="6236"/>
+            <w:shd w:val="clear" w:fill="DCE6F1"/>
+          </w:tcPr>
+          <w:p>
+            <w:r/>
+            <w:r>
+              <w:rPr>
+                <w:rFonts w:ascii="Tahoma" w:hAnsi="Tahoma" w:cs="Tahoma" w:eastAsia="Tahoma"/>
+                <w:b/>
+                <w:sz w:val="19"/>
+              </w:rPr>
+              <w:t>สถานะปัจจุบัน</w:t>
+            </w:r>
+          </w:p>
+        </w:tc>
+      </w:tr>
+      <w:tr>
+        <w:tc>
+          <w:tcPr>
+            <w:tcW w:type="dxa" w:w="2835"/>
+          </w:tcPr>
+          <w:p>
+            <w:r/>
+            <w:r>
+              <w:rPr>
+                <w:rFonts w:ascii="Tahoma" w:hAnsi="Tahoma" w:cs="Tahoma" w:eastAsia="Tahoma"/>
+                <w:sz w:val="19"/>
+              </w:rPr>
+              <w:t>ระดับความร้ายแรงของใบแจ้งปัญหา</w:t>
+            </w:r>
+          </w:p>
+        </w:tc>
+        <w:tc>
+          <w:tcPr>
+            <w:tcW w:type="dxa" w:w="6236"/>
+          </w:tcPr>
+          <w:p>
+            <w:r/>
+            <w:r>
+              <w:rPr>
+                <w:rFonts w:ascii="Tahoma" w:hAnsi="Tahoma" w:cs="Tahoma" w:eastAsia="Tahoma"/>
+                <w:sz w:val="19"/>
+              </w:rPr>
+              <w:t>ยังไม่มี ทุกใบมีกำหนดเวลาเท่ากันคือ 24 ชั่วโมง ออกแบบไว้แล้วแต่ QA ขอใช้ระบบปัจจุบันก่อนเพื่อดูว่าจำเป็นเพียงใด</w:t>
+            </w:r>
+          </w:p>
+        </w:tc>
+      </w:tr>
+      <w:tr>
+        <w:tc>
+          <w:tcPr>
+            <w:tcW w:type="dxa" w:w="2835"/>
+          </w:tcPr>
+          <w:p>
+            <w:r/>
+            <w:r>
+              <w:rPr>
+                <w:rFonts w:ascii="Tahoma" w:hAnsi="Tahoma" w:cs="Tahoma" w:eastAsia="Tahoma"/>
+                <w:sz w:val="19"/>
+              </w:rPr>
+              <w:t>การบันทึกวันที่ไม่ได้ตรวจเลย</w:t>
+            </w:r>
+          </w:p>
+        </w:tc>
+        <w:tc>
+          <w:tcPr>
+            <w:tcW w:type="dxa" w:w="6236"/>
+          </w:tcPr>
+          <w:p>
+            <w:r/>
+            <w:r>
+              <w:rPr>
+                <w:rFonts w:ascii="Tahoma" w:hAnsi="Tahoma" w:cs="Tahoma" w:eastAsia="Tahoma"/>
+                <w:sz w:val="19"/>
+              </w:rPr>
+              <w:t>ยังไม่มี ปัจจุบันใช้การตรวจย้อนหลังแทนได้ภายใน 7 วัน</w:t>
+            </w:r>
+          </w:p>
+        </w:tc>
+      </w:tr>
+      <w:tr>
+        <w:tc>
+          <w:tcPr>
+            <w:tcW w:type="dxa" w:w="2835"/>
+          </w:tcPr>
+          <w:p>
+            <w:r/>
+            <w:r>
+              <w:rPr>
+                <w:rFonts w:ascii="Tahoma" w:hAnsi="Tahoma" w:cs="Tahoma" w:eastAsia="Tahoma"/>
+                <w:sz w:val="19"/>
+              </w:rPr>
+              <w:t>ใบแจ้งปัญหาเก่าที่ถูกปิดโดยไม่มีบันทึก</w:t>
+            </w:r>
+          </w:p>
+        </w:tc>
+        <w:tc>
+          <w:tcPr>
+            <w:tcW w:type="dxa" w:w="6236"/>
+          </w:tcPr>
+          <w:p>
+            <w:r/>
+            <w:r>
+              <w:rPr>
+                <w:rFonts w:ascii="Tahoma" w:hAnsi="Tahoma" w:cs="Tahoma" w:eastAsia="Tahoma"/>
+                <w:sz w:val="19"/>
+              </w:rPr>
+              <w:t>ระบบขึ้นคำเตือนให้เห็นแล้ว แต่ยังไม่มีปุ่มเปิดใบกลับมาใหม่ ต้องให้ผู้รับผิดชอบไปตรวจสอบหน้างานว่าปัญหาได้รับการแก้ไขจริงหรือไม่</w:t>
+            </w:r>
+          </w:p>
+        </w:tc>
+      </w:tr>
+      <w:tr>
+        <w:tc>
+          <w:tcPr>
+            <w:tcW w:type="dxa" w:w="2835"/>
+          </w:tcPr>
+          <w:p>
+            <w:r/>
+            <w:r>
+              <w:rPr>
+                <w:rFonts w:ascii="Tahoma" w:hAnsi="Tahoma" w:cs="Tahoma" w:eastAsia="Tahoma"/>
+                <w:sz w:val="19"/>
+              </w:rPr>
+              <w:t>รายการที่ถูกปฏิเสธจากการทวนสอบ</w:t>
+            </w:r>
+          </w:p>
+        </w:tc>
+        <w:tc>
+          <w:tcPr>
+            <w:tcW w:type="dxa" w:w="6236"/>
+          </w:tcPr>
+          <w:p>
+            <w:r/>
+            <w:r>
+              <w:rPr>
+                <w:rFonts w:ascii="Tahoma" w:hAnsi="Tahoma" w:cs="Tahoma" w:eastAsia="Tahoma"/>
+                <w:sz w:val="19"/>
+              </w:rPr>
+              <w:t>ยังไม่แสดงในหน้าทวนสอบ ต้องค้นจากรายงานแทน</w:t>
+            </w:r>
+          </w:p>
+        </w:tc>
+      </w:tr>
+      <w:tr>
+        <w:tc>
+          <w:tcPr>
+            <w:tcW w:type="dxa" w:w="2835"/>
+          </w:tcPr>
+          <w:p>
+            <w:r/>
+            <w:r>
+              <w:rPr>
+                <w:rFonts w:ascii="Tahoma" w:hAnsi="Tahoma" w:cs="Tahoma" w:eastAsia="Tahoma"/>
+                <w:sz w:val="19"/>
+              </w:rPr>
+              <w:t>ชื่อผู้ทวนสอบของใบก่อนเดือนกันยายน 2569</w:t>
+            </w:r>
+          </w:p>
+        </w:tc>
+        <w:tc>
+          <w:tcPr>
+            <w:tcW w:type="dxa" w:w="6236"/>
+          </w:tcPr>
+          <w:p>
+            <w:r/>
+            <w:r>
+              <w:rPr>
+                <w:rFonts w:ascii="Tahoma" w:hAnsi="Tahoma" w:cs="Tahoma" w:eastAsia="Tahoma"/>
+                <w:sz w:val="19"/>
+              </w:rPr>
+              <w:t>ข้อมูลเดิมถูกเขียนทับไปแล้วและกู้คืนไม่ได้ ระบบจึงเว้นว่างแทนการแสดงชื่อที่ไม่ถูกต้อง</w:t>
+            </w:r>
+          </w:p>
+        </w:tc>
+      </w:tr>
+      <w:tr>
+        <w:tc>
+          <w:tcPr>
+            <w:tcW w:type="dxa" w:w="2835"/>
+          </w:tcPr>
+          <w:p>
+            <w:r/>
+            <w:r>
+              <w:rPr>
+                <w:rFonts w:ascii="Tahoma" w:hAnsi="Tahoma" w:cs="Tahoma" w:eastAsia="Tahoma"/>
+                <w:sz w:val="19"/>
+              </w:rPr>
+              <w:t>การเชื่อมต่อกับระบบอื่น</w:t>
+            </w:r>
+          </w:p>
+        </w:tc>
+        <w:tc>
+          <w:tcPr>
+            <w:tcW w:type="dxa" w:w="6236"/>
+          </w:tcPr>
+          <w:p>
+            <w:r/>
+            <w:r>
+              <w:rPr>
+                <w:rFonts w:ascii="Tahoma" w:hAnsi="Tahoma" w:cs="Tahoma" w:eastAsia="Tahoma"/>
+                <w:sz w:val="19"/>
+              </w:rPr>
+              <w:t>ไม่มีการเชื่อมต่อกับ ERP หรือระบบบัญชี และไม่ได้ทำหน้าที่เป็นระบบควบคุมเอกสาร</w:t>
+            </w:r>
+          </w:p>
+        </w:tc>
+      </w:tr>
+    </w:tbl>
+    <w:p>
+      <w:pPr>
+        <w:spacing w:after="40"/>
+      </w:pPr>
+    </w:p>
+    <w:p>
+      <w:pPr>
+        <w:pStyle w:val="Heading1"/>
+      </w:pPr>
+      <w:r>
+        <w:rPr>
+          <w:rFonts w:ascii="Tahoma" w:hAnsi="Tahoma" w:cs="Tahoma" w:eastAsia="Tahoma"/>
+          <w:b/>
+          <w:color w:val="1F4E79"/>
+          <w:sz w:val="30"/>
+        </w:rPr>
+        <w:t>5. สิ่งที่ส่งมอบ</w:t>
       </w:r>
     </w:p>
     <w:tbl>
@@ -559,7 +2589,7 @@
                 <w:b/>
                 <w:sz w:val="19"/>
               </w:rPr>
-              <w:t>ค่าที่ใช้งานจริง</w:t>
+              <w:t>รายละเอียด</w:t>
             </w:r>
           </w:p>
         </w:tc>
@@ -576,7 +2606,7 @@
                 <w:rFonts w:ascii="Tahoma" w:hAnsi="Tahoma" w:cs="Tahoma" w:eastAsia="Tahoma"/>
                 <w:sz w:val="19"/>
               </w:rPr>
-              <w:t>เครื่องแม่ข่าย</w:t>
+              <w:t>ระบบที่ใช้งานได้จริง</w:t>
             </w:r>
           </w:p>
         </w:tc>
@@ -591,7 +2621,7 @@
                 <w:rFonts w:ascii="Tahoma" w:hAnsi="Tahoma" w:cs="Tahoma" w:eastAsia="Tahoma"/>
                 <w:sz w:val="19"/>
               </w:rPr>
-              <w:t>192.168.1.201</w:t>
+              <w:t>ติดตั้งและเปิดใช้งานบนเครื่องแม่ข่ายของบริษัท</w:t>
             </w:r>
           </w:p>
         </w:tc>
@@ -608,7 +2638,7 @@
                 <w:rFonts w:ascii="Tahoma" w:hAnsi="Tahoma" w:cs="Tahoma" w:eastAsia="Tahoma"/>
                 <w:sz w:val="19"/>
               </w:rPr>
-              <w:t>Web server</w:t>
+              <w:t>บัญชีผู้ใช้งาน</w:t>
             </w:r>
           </w:p>
         </w:tc>
@@ -623,7 +2653,7 @@
                 <w:rFonts w:ascii="Tahoma" w:hAnsi="Tahoma" w:cs="Tahoma" w:eastAsia="Tahoma"/>
                 <w:sz w:val="19"/>
               </w:rPr>
-              <w:t>IIS — site ชื่อ hygiene-checklist</w:t>
+              <w:t>สร้างตามรายชื่อที่ QA กำหนด พร้อมกำหนดสิทธิ์ตามบทบาท</w:t>
             </w:r>
           </w:p>
         </w:tc>
@@ -640,7 +2670,7 @@
                 <w:rFonts w:ascii="Tahoma" w:hAnsi="Tahoma" w:cs="Tahoma" w:eastAsia="Tahoma"/>
                 <w:sz w:val="19"/>
               </w:rPr>
-              <w:t>URL เข้าใช้งาน</w:t>
+              <w:t>เอกสารส่งมอบระบบ</w:t>
             </w:r>
           </w:p>
         </w:tc>
@@ -655,7 +2685,7 @@
                 <w:rFonts w:ascii="Tahoma" w:hAnsi="Tahoma" w:cs="Tahoma" w:eastAsia="Tahoma"/>
                 <w:sz w:val="19"/>
               </w:rPr>
-              <w:t>https://192.168.1.201:8443</w:t>
+              <w:t>เอกสารฉบับนี้</w:t>
             </w:r>
           </w:p>
         </w:tc>
@@ -672,7 +2702,7 @@
                 <w:rFonts w:ascii="Tahoma" w:hAnsi="Tahoma" w:cs="Tahoma" w:eastAsia="Tahoma"/>
                 <w:sz w:val="19"/>
               </w:rPr>
-              <w:t>ที่ตั้งโปรแกรม</w:t>
+              <w:t>คู่มือการใช้งาน</w:t>
             </w:r>
           </w:p>
         </w:tc>
@@ -687,7 +2717,7 @@
                 <w:rFonts w:ascii="Tahoma" w:hAnsi="Tahoma" w:cs="Tahoma" w:eastAsia="Tahoma"/>
                 <w:sz w:val="19"/>
               </w:rPr>
-              <w:t>C:\Users\azure.ad\Documents\project\hygiene-checklist</w:t>
+              <w:t>สำหรับผู้ใช้งานทุกบทบาท พร้อมคำถามที่พบบ่อย</w:t>
             </w:r>
           </w:p>
         </w:tc>
@@ -704,7 +2734,7 @@
                 <w:rFonts w:ascii="Tahoma" w:hAnsi="Tahoma" w:cs="Tahoma" w:eastAsia="Tahoma"/>
                 <w:sz w:val="19"/>
               </w:rPr>
-              <w:t>Document root</w:t>
+              <w:t>เอกสารแนบทางเทคนิค</w:t>
             </w:r>
           </w:p>
         </w:tc>
@@ -719,7 +2749,7 @@
                 <w:rFonts w:ascii="Tahoma" w:hAnsi="Tahoma" w:cs="Tahoma" w:eastAsia="Tahoma"/>
                 <w:sz w:val="19"/>
               </w:rPr>
-              <w:t>...\hygiene-checklist\public</w:t>
+              <w:t>สำหรับฝ่ายสารสนเทศ ใช้ดูแลระบบและกู้คืนเมื่อเกิดเหตุ</w:t>
             </w:r>
           </w:p>
         </w:tc>
@@ -736,7 +2766,7 @@
                 <w:rFonts w:ascii="Tahoma" w:hAnsi="Tahoma" w:cs="Tahoma" w:eastAsia="Tahoma"/>
                 <w:sz w:val="19"/>
               </w:rPr>
-              <w:t>PHP</w:t>
+              <w:t>ซอร์สโค้ด</w:t>
             </w:r>
           </w:p>
         </w:tc>
@@ -751,345 +2781,7 @@
                 <w:rFonts w:ascii="Tahoma" w:hAnsi="Tahoma" w:cs="Tahoma" w:eastAsia="Tahoma"/>
                 <w:sz w:val="19"/>
               </w:rPr>
-              <w:t>C:\PHP\php-cgi.exe (CLI: C:\PHP\php.exe) · PHP 8.2 · อ่านค่าจาก C:\PHP\php.ini</w:t>
-            </w:r>
-          </w:p>
-        </w:tc>
-      </w:tr>
-      <w:tr>
-        <w:tc>
-          <w:tcPr>
-            <w:tcW w:type="dxa" w:w="2835"/>
-          </w:tcPr>
-          <w:p>
-            <w:r/>
-            <w:r>
-              <w:rPr>
-                <w:rFonts w:ascii="Tahoma" w:hAnsi="Tahoma" w:cs="Tahoma" w:eastAsia="Tahoma"/>
-                <w:sz w:val="19"/>
-              </w:rPr>
-              <w:t>ฐานข้อมูล</w:t>
-            </w:r>
-          </w:p>
-        </w:tc>
-        <w:tc>
-          <w:tcPr>
-            <w:tcW w:type="dxa" w:w="6236"/>
-          </w:tcPr>
-          <w:p>
-            <w:r/>
-            <w:r>
-              <w:rPr>
-                <w:rFonts w:ascii="Tahoma" w:hAnsi="Tahoma" w:cs="Tahoma" w:eastAsia="Tahoma"/>
-                <w:sz w:val="19"/>
-              </w:rPr>
-              <w:t>MySQL (บริการแยกต่างหาก ไม่ใช่ของ XAMPP) — ฐานข้อมูลชื่อ hygiene_db ที่ 127.0.0.1:3306</w:t>
-            </w:r>
-          </w:p>
-        </w:tc>
-      </w:tr>
-      <w:tr>
-        <w:tc>
-          <w:tcPr>
-            <w:tcW w:type="dxa" w:w="2835"/>
-          </w:tcPr>
-          <w:p>
-            <w:r/>
-            <w:r>
-              <w:rPr>
-                <w:rFonts w:ascii="Tahoma" w:hAnsi="Tahoma" w:cs="Tahoma" w:eastAsia="Tahoma"/>
-                <w:sz w:val="19"/>
-              </w:rPr>
-              <w:t>Framework</w:t>
-            </w:r>
-          </w:p>
-        </w:tc>
-        <w:tc>
-          <w:tcPr>
-            <w:tcW w:type="dxa" w:w="6236"/>
-          </w:tcPr>
-          <w:p>
-            <w:r/>
-            <w:r>
-              <w:rPr>
-                <w:rFonts w:ascii="Tahoma" w:hAnsi="Tahoma" w:cs="Tahoma" w:eastAsia="Tahoma"/>
-                <w:sz w:val="19"/>
-              </w:rPr>
-              <w:t>Laravel 12</w:t>
-            </w:r>
-          </w:p>
-        </w:tc>
-      </w:tr>
-      <w:tr>
-        <w:tc>
-          <w:tcPr>
-            <w:tcW w:type="dxa" w:w="2835"/>
-          </w:tcPr>
-          <w:p>
-            <w:r/>
-            <w:r>
-              <w:rPr>
-                <w:rFonts w:ascii="Tahoma" w:hAnsi="Tahoma" w:cs="Tahoma" w:eastAsia="Tahoma"/>
-                <w:sz w:val="19"/>
-              </w:rPr>
-              <w:t>Python (ใช้นำเข้าไฟล์ Excel)</w:t>
-            </w:r>
-          </w:p>
-        </w:tc>
-        <w:tc>
-          <w:tcPr>
-            <w:tcW w:type="dxa" w:w="6236"/>
-          </w:tcPr>
-          <w:p>
-            <w:r/>
-            <w:r>
-              <w:rPr>
-                <w:rFonts w:ascii="Tahoma" w:hAnsi="Tahoma" w:cs="Tahoma" w:eastAsia="Tahoma"/>
-                <w:sz w:val="19"/>
-              </w:rPr>
-              <w:t>C:\Program Files\Python312\python.exe (ต้องมี pandas และ openpyxl)</w:t>
-            </w:r>
-          </w:p>
-        </w:tc>
-      </w:tr>
-      <w:tr>
-        <w:tc>
-          <w:tcPr>
-            <w:tcW w:type="dxa" w:w="2835"/>
-          </w:tcPr>
-          <w:p>
-            <w:r/>
-            <w:r>
-              <w:rPr>
-                <w:rFonts w:ascii="Tahoma" w:hAnsi="Tahoma" w:cs="Tahoma" w:eastAsia="Tahoma"/>
-                <w:sz w:val="19"/>
-              </w:rPr>
-              <w:t>Queue / Cache / Session</w:t>
-            </w:r>
-          </w:p>
-        </w:tc>
-        <w:tc>
-          <w:tcPr>
-            <w:tcW w:type="dxa" w:w="6236"/>
-          </w:tcPr>
-          <w:p>
-            <w:r/>
-            <w:r>
-              <w:rPr>
-                <w:rFonts w:ascii="Tahoma" w:hAnsi="Tahoma" w:cs="Tahoma" w:eastAsia="Tahoma"/>
-                <w:sz w:val="19"/>
-              </w:rPr>
-              <w:t>เก็บในฐานข้อมูล (database driver) ไม่ได้ใช้ Redis</w:t>
-            </w:r>
-          </w:p>
-        </w:tc>
-      </w:tr>
-    </w:tbl>
-    <w:p>
-      <w:pPr>
-        <w:spacing w:after="40"/>
-      </w:pPr>
-    </w:p>
-    <w:p>
-      <w:pPr>
-        <w:pStyle w:val="Heading2"/>
-      </w:pPr>
-      <w:r>
-        <w:rPr>
-          <w:rFonts w:ascii="Tahoma" w:hAnsi="Tahoma" w:cs="Tahoma" w:eastAsia="Tahoma"/>
-          <w:b/>
-          <w:color w:val="1F4E79"/>
-          <w:sz w:val="25"/>
-        </w:rPr>
-        <w:t>2.1 สิ่งที่อยู่บนเครื่องเดียวกันแต่ไม่เกี่ยวข้องกับระบบนี้</w:t>
-      </w:r>
-    </w:p>
-    <w:p>
-      <w:pPr>
-        <w:spacing w:after="120"/>
-      </w:pPr>
-      <w:r>
-        <w:rPr>
-          <w:rFonts w:ascii="Tahoma" w:hAnsi="Tahoma" w:cs="Tahoma" w:eastAsia="Tahoma"/>
-          <w:b w:val="0"/>
-          <w:sz w:val="21"/>
-        </w:rPr>
-        <w:t>เครื่อง 192.168.1.201 มีระบบงานอื่นติดตั้งอยู่ด้วย รายการต่อไปนี้ไม่ใช่ส่วนหนึ่งของ HygienePro และไม่ต้องติดตั้งเพิ่มเมื่อย้ายเครื่อง บันทึกไว้เพื่อไม่ให้แก้ผิดที่</w:t>
-      </w:r>
-    </w:p>
-    <w:tbl>
-      <w:tblPr>
-        <w:tblStyle w:val="TableGrid"/>
-        <w:tblW w:type="auto" w:w="0"/>
-        <w:jc w:val="left"/>
-        <w:tblLook w:firstColumn="1" w:firstRow="1" w:lastColumn="0" w:lastRow="0" w:noHBand="0" w:noVBand="1" w:val="04A0"/>
-      </w:tblPr>
-      <w:tblGrid>
-        <w:gridCol w:w="4320"/>
-        <w:gridCol w:w="4320"/>
-      </w:tblGrid>
-      <w:tr>
-        <w:tc>
-          <w:tcPr>
-            <w:tcW w:type="dxa" w:w="2835"/>
-            <w:shd w:val="clear" w:fill="DCE6F1"/>
-          </w:tcPr>
-          <w:p>
-            <w:r/>
-            <w:r>
-              <w:rPr>
-                <w:rFonts w:ascii="Tahoma" w:hAnsi="Tahoma" w:cs="Tahoma" w:eastAsia="Tahoma"/>
-                <w:b/>
-                <w:sz w:val="19"/>
-              </w:rPr>
-              <w:t>สิ่งที่อยู่บนเครื่อง</w:t>
-            </w:r>
-          </w:p>
-        </w:tc>
-        <w:tc>
-          <w:tcPr>
-            <w:tcW w:type="dxa" w:w="6236"/>
-            <w:shd w:val="clear" w:fill="DCE6F1"/>
-          </w:tcPr>
-          <w:p>
-            <w:r/>
-            <w:r>
-              <w:rPr>
-                <w:rFonts w:ascii="Tahoma" w:hAnsi="Tahoma" w:cs="Tahoma" w:eastAsia="Tahoma"/>
-                <w:b/>
-                <w:sz w:val="19"/>
-              </w:rPr>
-              <w:t>เกี่ยวข้องกับ HygienePro หรือไม่</w:t>
-            </w:r>
-          </w:p>
-        </w:tc>
-      </w:tr>
-      <w:tr>
-        <w:tc>
-          <w:tcPr>
-            <w:tcW w:type="dxa" w:w="2835"/>
-          </w:tcPr>
-          <w:p>
-            <w:r/>
-            <w:r>
-              <w:rPr>
-                <w:rFonts w:ascii="Tahoma" w:hAnsi="Tahoma" w:cs="Tahoma" w:eastAsia="Tahoma"/>
-                <w:sz w:val="19"/>
-              </w:rPr>
-              <w:t>XAMPP (Apache + PHP + MariaDB)</w:t>
-            </w:r>
-          </w:p>
-        </w:tc>
-        <w:tc>
-          <w:tcPr>
-            <w:tcW w:type="dxa" w:w="6236"/>
-          </w:tcPr>
-          <w:p>
-            <w:r/>
-            <w:r>
-              <w:rPr>
-                <w:rFonts w:ascii="Tahoma" w:hAnsi="Tahoma" w:cs="Tahoma" w:eastAsia="Tahoma"/>
-                <w:sz w:val="19"/>
-              </w:rPr>
-              <w:t>ไม่เกี่ยวข้อง — HygienePro ใช้ IIS กับ C:\PHP และใช้ MySQL บริการแยกต่างหาก การแก้ค่า PHP ต้องแก้ที่ C:\PHP\php.ini เท่านั้น ไม่ใช่ C:\xampp\php\php.ini</w:t>
-            </w:r>
-          </w:p>
-        </w:tc>
-      </w:tr>
-      <w:tr>
-        <w:tc>
-          <w:tcPr>
-            <w:tcW w:type="dxa" w:w="2835"/>
-          </w:tcPr>
-          <w:p>
-            <w:r/>
-            <w:r>
-              <w:rPr>
-                <w:rFonts w:ascii="Tahoma" w:hAnsi="Tahoma" w:cs="Tahoma" w:eastAsia="Tahoma"/>
-                <w:sz w:val="19"/>
-              </w:rPr>
-              <w:t>e-contract และ asset-control</w:t>
-            </w:r>
-          </w:p>
-        </w:tc>
-        <w:tc>
-          <w:tcPr>
-            <w:tcW w:type="dxa" w:w="6236"/>
-          </w:tcPr>
-          <w:p>
-            <w:r/>
-            <w:r>
-              <w:rPr>
-                <w:rFonts w:ascii="Tahoma" w:hAnsi="Tahoma" w:cs="Tahoma" w:eastAsia="Tahoma"/>
-                <w:sz w:val="19"/>
-              </w:rPr>
-              <w:t>ไม่เกี่ยวข้อง — เป็นคนละระบบ แต่ใช้ PHP ตัวเดียวกัน จึงต้องระวังเมื่อแก้ php.ini</w:t>
-            </w:r>
-          </w:p>
-        </w:tc>
-      </w:tr>
-    </w:tbl>
-    <w:p>
-      <w:pPr>
-        <w:spacing w:after="40"/>
-      </w:pPr>
-    </w:p>
-    <w:tbl>
-      <w:tblPr>
-        <w:tblStyle w:val="TableGrid"/>
-        <w:tblW w:type="auto" w:w="0"/>
-        <w:tblLook w:firstColumn="1" w:firstRow="1" w:lastColumn="0" w:lastRow="0" w:noHBand="0" w:noVBand="1" w:val="04A0"/>
-      </w:tblPr>
-      <w:tblGrid>
-        <w:gridCol w:w="8640"/>
-      </w:tblGrid>
-      <w:tr>
-        <w:tc>
-          <w:tcPr>
-            <w:tcW w:type="dxa" w:w="8640"/>
-            <w:shd w:val="clear" w:fill="FFF4CE"/>
-          </w:tcPr>
-          <w:p>
-            <w:r/>
-            <w:r>
-              <w:rPr>
-                <w:rFonts w:ascii="Tahoma" w:hAnsi="Tahoma" w:cs="Tahoma" w:eastAsia="Tahoma"/>
-                <w:sz w:val="19"/>
-              </w:rPr>
-              <w:t>ข้อควรระวังเมื่อย้ายเครื่องหรือติดตั้งใหม่: ต้องเตรียม MySQL, IIS และ C:\PHP เท่านั้น ไม่ต้องติดตั้ง XAMPP</w:t>
-            </w:r>
-          </w:p>
-        </w:tc>
-      </w:tr>
-    </w:tbl>
-    <w:p>
-      <w:pPr>
-        <w:spacing w:after="40"/>
-      </w:pPr>
-    </w:p>
-    <w:tbl>
-      <w:tblPr>
-        <w:tblStyle w:val="TableGrid"/>
-        <w:tblW w:type="auto" w:w="0"/>
-        <w:tblLook w:firstColumn="1" w:firstRow="1" w:lastColumn="0" w:lastRow="0" w:noHBand="0" w:noVBand="1" w:val="04A0"/>
-      </w:tblPr>
-      <w:tblGrid>
-        <w:gridCol w:w="8640"/>
-      </w:tblGrid>
-      <w:tr>
-        <w:tc>
-          <w:tcPr>
-            <w:tcW w:type="dxa" w:w="8640"/>
-            <w:shd w:val="clear" w:fill="FDE7E9"/>
-          </w:tcPr>
-          <w:p>
-            <w:r/>
-            <w:r>
-              <w:rPr>
-                <w:rFonts w:ascii="Tahoma" w:hAnsi="Tahoma" w:cs="Tahoma" w:eastAsia="Tahoma"/>
-                <w:sz w:val="19"/>
-              </w:rPr>
-              <w:t>ห้ามปิด extension=snmp ใน C:\PHP\php.ini — มีระบบงานอื่นบนเครื่องเดียวกันใช้อยู่ ข้อความเตือนเรื่อง MIB ที่ขึ้นตอนรันคำสั่ง artisan เป็นผลข้างเคียงของ extension นี้ ไม่ใช่ความผิดพลาดของ HygienePro จึงแนะนำให้ปิดข้อความด้วย 2&gt;nul ต่อท้ายคำสั่ง</w:t>
+              <w:t>เก็บไว้ในระบบควบคุมเวอร์ชันของบริษัท</w:t>
             </w:r>
           </w:p>
         </w:tc>
@@ -1111,7 +2803,7 @@
           <w:color w:val="1F4E79"/>
           <w:sz w:val="30"/>
         </w:rPr>
-        <w:t>3. งานอัตโนมัติที่ต้องทำงานตลอดเวลา</w:t>
+        <w:t>6. การตรวจรับระบบ</w:t>
       </w:r>
     </w:p>
     <w:p>
@@ -1124,7 +2816,7 @@
           <w:b w:val="0"/>
           <w:sz w:val="21"/>
         </w:rPr>
-        <w:t>ระบบพึ่งพา Windows Task Scheduler 2 รายการ หากทั้งสองรายการหยุดทำงาน ระบบจะยังเข้าใช้งานได้ตามปกติ แต่จะไม่มีการแจ้งเตือน ไม่มีการปิดรอบอัตโนมัติ และไม่มีการสร้างตารางสุ่มตรวจ ซึ่งเป็นอาการที่สังเกตได้ยาก</w:t>
+        <w:t>ขอให้ผู้รับมอบทดลองใช้งานตามรายการต่อไปนี้ และทำเครื่องหมายเมื่อเห็นว่าใช้งานได้จริง</w:t>
       </w:r>
     </w:p>
     <w:tbl>
@@ -1142,7 +2834,7 @@
       <w:tr>
         <w:tc>
           <w:tcPr>
-            <w:tcW w:type="dxa" w:w="2551"/>
+            <w:tcW w:type="dxa" w:w="567"/>
             <w:shd w:val="clear" w:fill="DCE6F1"/>
           </w:tcPr>
           <w:p>
@@ -1153,13 +2845,12 @@
                 <w:b/>
                 <w:sz w:val="19"/>
               </w:rPr>
-              <w:t>ชื่อ Task</w:t>
             </w:r>
           </w:p>
         </w:tc>
         <w:tc>
           <w:tcPr>
-            <w:tcW w:type="dxa" w:w="1701"/>
+            <w:tcW w:type="dxa" w:w="6520"/>
             <w:shd w:val="clear" w:fill="DCE6F1"/>
           </w:tcPr>
           <w:p>
@@ -1170,13 +2861,13 @@
                 <w:b/>
                 <w:sz w:val="19"/>
               </w:rPr>
-              <w:t>ทำงานเมื่อ</w:t>
+              <w:t>รายการตรวจรับ</w:t>
             </w:r>
           </w:p>
         </w:tc>
         <w:tc>
           <w:tcPr>
-            <w:tcW w:type="dxa" w:w="4819"/>
+            <w:tcW w:type="dxa" w:w="2880"/>
             <w:shd w:val="clear" w:fill="DCE6F1"/>
           </w:tcPr>
           <w:p>
@@ -1187,7 +2878,7 @@
                 <w:b/>
                 <w:sz w:val="19"/>
               </w:rPr>
-              <w:t>คำสั่ง</w:t>
+              <w:t>ผลการทดสอบ</w:t>
             </w:r>
           </w:p>
         </w:tc>
@@ -1195,7 +2886,7 @@
       <w:tr>
         <w:tc>
           <w:tcPr>
-            <w:tcW w:type="dxa" w:w="2551"/>
+            <w:tcW w:type="dxa" w:w="567"/>
           </w:tcPr>
           <w:p>
             <w:r/>
@@ -1204,13 +2895,13 @@
                 <w:rFonts w:ascii="Tahoma" w:hAnsi="Tahoma" w:cs="Tahoma" w:eastAsia="Tahoma"/>
                 <w:sz w:val="19"/>
               </w:rPr>
-              <w:t>HygienePro Scheduler</w:t>
+              <w:t>1</w:t>
             </w:r>
           </w:p>
         </w:tc>
         <w:tc>
           <w:tcPr>
-            <w:tcW w:type="dxa" w:w="1701"/>
+            <w:tcW w:type="dxa" w:w="6520"/>
           </w:tcPr>
           <w:p>
             <w:r/>
@@ -1219,13 +2910,13 @@
                 <w:rFonts w:ascii="Tahoma" w:hAnsi="Tahoma" w:cs="Tahoma" w:eastAsia="Tahoma"/>
                 <w:sz w:val="19"/>
               </w:rPr>
-              <w:t>ทุก 1 นาที</w:t>
+              <w:t>เริ่มรอบตรวจพนักงาน บันทึกผล และจบรอบได้</w:t>
             </w:r>
           </w:p>
         </w:tc>
         <w:tc>
           <w:tcPr>
-            <w:tcW w:type="dxa" w:w="4819"/>
+            <w:tcW w:type="dxa" w:w="2880"/>
           </w:tcPr>
           <w:p>
             <w:r/>
@@ -1234,7 +2925,7 @@
                 <w:rFonts w:ascii="Tahoma" w:hAnsi="Tahoma" w:cs="Tahoma" w:eastAsia="Tahoma"/>
                 <w:sz w:val="19"/>
               </w:rPr>
-              <w:t>C:\PHP\php.exe artisan schedule:run</w:t>
+              <w:t>ผ่าน / ไม่ผ่าน</w:t>
             </w:r>
           </w:p>
         </w:tc>
@@ -1242,7 +2933,7 @@
       <w:tr>
         <w:tc>
           <w:tcPr>
-            <w:tcW w:type="dxa" w:w="2551"/>
+            <w:tcW w:type="dxa" w:w="567"/>
           </w:tcPr>
           <w:p>
             <w:r/>
@@ -1251,13 +2942,13 @@
                 <w:rFonts w:ascii="Tahoma" w:hAnsi="Tahoma" w:cs="Tahoma" w:eastAsia="Tahoma"/>
                 <w:sz w:val="19"/>
               </w:rPr>
-              <w:t>HygienePro Queue Worker</w:t>
+              <w:t>2</w:t>
             </w:r>
           </w:p>
         </w:tc>
         <w:tc>
           <w:tcPr>
-            <w:tcW w:type="dxa" w:w="1701"/>
+            <w:tcW w:type="dxa" w:w="6520"/>
           </w:tcPr>
           <w:p>
             <w:r/>
@@ -1266,13 +2957,13 @@
                 <w:rFonts w:ascii="Tahoma" w:hAnsi="Tahoma" w:cs="Tahoma" w:eastAsia="Tahoma"/>
                 <w:sz w:val="19"/>
               </w:rPr>
-              <w:t>เมื่อเปิดเครื่อง</w:t>
+              <w:t>ตรวจพื้นที่และเครื่องจักร พร้อมแนบรูปได้</w:t>
             </w:r>
           </w:p>
         </w:tc>
         <w:tc>
           <w:tcPr>
-            <w:tcW w:type="dxa" w:w="4819"/>
+            <w:tcW w:type="dxa" w:w="2880"/>
           </w:tcPr>
           <w:p>
             <w:r/>
@@ -1281,92 +2972,7 @@
                 <w:rFonts w:ascii="Tahoma" w:hAnsi="Tahoma" w:cs="Tahoma" w:eastAsia="Tahoma"/>
                 <w:sz w:val="19"/>
               </w:rPr>
-              <w:t>scripts\server\start-queue.bat (มีการ restart ในตัว)</w:t>
-            </w:r>
-          </w:p>
-        </w:tc>
-      </w:tr>
-    </w:tbl>
-    <w:p>
-      <w:pPr>
-        <w:spacing w:after="40"/>
-      </w:pPr>
-    </w:p>
-    <w:p>
-      <w:pPr>
-        <w:pStyle w:val="Heading2"/>
-      </w:pPr>
-      <w:r>
-        <w:rPr>
-          <w:rFonts w:ascii="Tahoma" w:hAnsi="Tahoma" w:cs="Tahoma" w:eastAsia="Tahoma"/>
-          <w:b/>
-          <w:color w:val="1F4E79"/>
-          <w:sz w:val="25"/>
-        </w:rPr>
-        <w:t>3.1 ตารางงานที่ระบบทำเองตามเวลา</w:t>
-      </w:r>
-    </w:p>
-    <w:tbl>
-      <w:tblPr>
-        <w:tblStyle w:val="TableGrid"/>
-        <w:tblW w:type="auto" w:w="0"/>
-        <w:jc w:val="left"/>
-        <w:tblLook w:firstColumn="1" w:firstRow="1" w:lastColumn="0" w:lastRow="0" w:noHBand="0" w:noVBand="1" w:val="04A0"/>
-      </w:tblPr>
-      <w:tblGrid>
-        <w:gridCol w:w="2880"/>
-        <w:gridCol w:w="2880"/>
-        <w:gridCol w:w="2880"/>
-      </w:tblGrid>
-      <w:tr>
-        <w:tc>
-          <w:tcPr>
-            <w:tcW w:type="dxa" w:w="1417"/>
-            <w:shd w:val="clear" w:fill="DCE6F1"/>
-          </w:tcPr>
-          <w:p>
-            <w:r/>
-            <w:r>
-              <w:rPr>
-                <w:rFonts w:ascii="Tahoma" w:hAnsi="Tahoma" w:cs="Tahoma" w:eastAsia="Tahoma"/>
-                <w:b/>
-                <w:sz w:val="19"/>
-              </w:rPr>
-              <w:t>เวลา</w:t>
-            </w:r>
-          </w:p>
-        </w:tc>
-        <w:tc>
-          <w:tcPr>
-            <w:tcW w:type="dxa" w:w="2835"/>
-            <w:shd w:val="clear" w:fill="DCE6F1"/>
-          </w:tcPr>
-          <w:p>
-            <w:r/>
-            <w:r>
-              <w:rPr>
-                <w:rFonts w:ascii="Tahoma" w:hAnsi="Tahoma" w:cs="Tahoma" w:eastAsia="Tahoma"/>
-                <w:b/>
-                <w:sz w:val="19"/>
-              </w:rPr>
-              <w:t>งาน</w:t>
-            </w:r>
-          </w:p>
-        </w:tc>
-        <w:tc>
-          <w:tcPr>
-            <w:tcW w:type="dxa" w:w="4819"/>
-            <w:shd w:val="clear" w:fill="DCE6F1"/>
-          </w:tcPr>
-          <w:p>
-            <w:r/>
-            <w:r>
-              <w:rPr>
-                <w:rFonts w:ascii="Tahoma" w:hAnsi="Tahoma" w:cs="Tahoma" w:eastAsia="Tahoma"/>
-                <w:b/>
-                <w:sz w:val="19"/>
-              </w:rPr>
-              <w:t>ทำอะไร</w:t>
+              <w:t>ผ่าน / ไม่ผ่าน</w:t>
             </w:r>
           </w:p>
         </w:tc>
@@ -1374,7 +2980,7 @@
       <w:tr>
         <w:tc>
           <w:tcPr>
-            <w:tcW w:type="dxa" w:w="1417"/>
+            <w:tcW w:type="dxa" w:w="567"/>
           </w:tcPr>
           <w:p>
             <w:r/>
@@ -1383,13 +2989,13 @@
                 <w:rFonts w:ascii="Tahoma" w:hAnsi="Tahoma" w:cs="Tahoma" w:eastAsia="Tahoma"/>
                 <w:sz w:val="19"/>
               </w:rPr>
-              <w:t>ทุก 15 นาที</w:t>
+              <w:t>3</w:t>
             </w:r>
           </w:p>
         </w:tc>
         <w:tc>
           <w:tcPr>
-            <w:tcW w:type="dxa" w:w="2835"/>
+            <w:tcW w:type="dxa" w:w="6520"/>
           </w:tcPr>
           <w:p>
             <w:r/>
@@ -1398,13 +3004,13 @@
                 <w:rFonts w:ascii="Tahoma" w:hAnsi="Tahoma" w:cs="Tahoma" w:eastAsia="Tahoma"/>
                 <w:sz w:val="19"/>
               </w:rPr>
-              <w:t>inspections:auto-close-stale</w:t>
+              <w:t>หัวหน้างานทวนสอบผล และผู้จัดการอนุมัติได้</w:t>
             </w:r>
           </w:p>
         </w:tc>
         <w:tc>
           <w:tcPr>
-            <w:tcW w:type="dxa" w:w="4819"/>
+            <w:tcW w:type="dxa" w:w="2880"/>
           </w:tcPr>
           <w:p>
             <w:r/>
@@ -1413,7 +3019,7 @@
                 <w:rFonts w:ascii="Tahoma" w:hAnsi="Tahoma" w:cs="Tahoma" w:eastAsia="Tahoma"/>
                 <w:sz w:val="19"/>
               </w:rPr>
-              <w:t>ปิดรอบตรวจที่เลยเวลาเลิกกะ + 2 ชม. และไม่มีการตรวจเพิ่มใน 30 นาที</w:t>
+              <w:t>ผ่าน / ไม่ผ่าน</w:t>
             </w:r>
           </w:p>
         </w:tc>
@@ -1421,7 +3027,7 @@
       <w:tr>
         <w:tc>
           <w:tcPr>
-            <w:tcW w:type="dxa" w:w="1417"/>
+            <w:tcW w:type="dxa" w:w="567"/>
           </w:tcPr>
           <w:p>
             <w:r/>
@@ -1430,13 +3036,13 @@
                 <w:rFonts w:ascii="Tahoma" w:hAnsi="Tahoma" w:cs="Tahoma" w:eastAsia="Tahoma"/>
                 <w:sz w:val="19"/>
               </w:rPr>
-              <w:t>ทุก 1 ชม.</w:t>
+              <w:t>4</w:t>
             </w:r>
           </w:p>
         </w:tc>
         <w:tc>
           <w:tcPr>
-            <w:tcW w:type="dxa" w:w="2835"/>
+            <w:tcW w:type="dxa" w:w="6520"/>
           </w:tcPr>
           <w:p>
             <w:r/>
@@ -1445,13 +3051,13 @@
                 <w:rFonts w:ascii="Tahoma" w:hAnsi="Tahoma" w:cs="Tahoma" w:eastAsia="Tahoma"/>
                 <w:sz w:val="19"/>
               </w:rPr>
-              <w:t>schedule:check-missed</w:t>
+              <w:t>ใบแจ้งปัญหาถูกสร้างขึ้นเองจากหัวข้อที่ไม่ผ่าน</w:t>
             </w:r>
           </w:p>
         </w:tc>
         <w:tc>
           <w:tcPr>
-            <w:tcW w:type="dxa" w:w="4819"/>
+            <w:tcW w:type="dxa" w:w="2880"/>
           </w:tcPr>
           <w:p>
             <w:r/>
@@ -1460,7 +3066,7 @@
                 <w:rFonts w:ascii="Tahoma" w:hAnsi="Tahoma" w:cs="Tahoma" w:eastAsia="Tahoma"/>
                 <w:sz w:val="19"/>
               </w:rPr>
-              <w:t>ตรวจหารอบที่ควรเกิดแต่ไม่เกิด</w:t>
+              <w:t>ผ่าน / ไม่ผ่าน</w:t>
             </w:r>
           </w:p>
         </w:tc>
@@ -1468,7 +3074,7 @@
       <w:tr>
         <w:tc>
           <w:tcPr>
-            <w:tcW w:type="dxa" w:w="1417"/>
+            <w:tcW w:type="dxa" w:w="567"/>
           </w:tcPr>
           <w:p>
             <w:r/>
@@ -1477,13 +3083,13 @@
                 <w:rFonts w:ascii="Tahoma" w:hAnsi="Tahoma" w:cs="Tahoma" w:eastAsia="Tahoma"/>
                 <w:sz w:val="19"/>
               </w:rPr>
-              <w:t>ทุก 1 ชม.</w:t>
+              <w:t>5</w:t>
             </w:r>
           </w:p>
         </w:tc>
         <w:tc>
           <w:tcPr>
-            <w:tcW w:type="dxa" w:w="2835"/>
+            <w:tcW w:type="dxa" w:w="6520"/>
           </w:tcPr>
           <w:p>
             <w:r/>
@@ -1492,13 +3098,13 @@
                 <w:rFonts w:ascii="Tahoma" w:hAnsi="Tahoma" w:cs="Tahoma" w:eastAsia="Tahoma"/>
                 <w:sz w:val="19"/>
               </w:rPr>
-              <w:t>inspection:escalate-verifications</w:t>
+              <w:t>มอบหมาย บันทึกการแก้ไข ทวนสอบ และปิดใบได้</w:t>
             </w:r>
           </w:p>
         </w:tc>
         <w:tc>
           <w:tcPr>
-            <w:tcW w:type="dxa" w:w="4819"/>
+            <w:tcW w:type="dxa" w:w="2880"/>
           </w:tcPr>
           <w:p>
             <w:r/>
@@ -1507,7 +3113,7 @@
                 <w:rFonts w:ascii="Tahoma" w:hAnsi="Tahoma" w:cs="Tahoma" w:eastAsia="Tahoma"/>
                 <w:sz w:val="19"/>
               </w:rPr>
-              <w:t>เร่งรายการที่รอทวนสอบนาน</w:t>
+              <w:t>ผ่าน / ไม่ผ่าน</w:t>
             </w:r>
           </w:p>
         </w:tc>
@@ -1515,7 +3121,7 @@
       <w:tr>
         <w:tc>
           <w:tcPr>
-            <w:tcW w:type="dxa" w:w="1417"/>
+            <w:tcW w:type="dxa" w:w="567"/>
           </w:tcPr>
           <w:p>
             <w:r/>
@@ -1524,13 +3130,13 @@
                 <w:rFonts w:ascii="Tahoma" w:hAnsi="Tahoma" w:cs="Tahoma" w:eastAsia="Tahoma"/>
                 <w:sz w:val="19"/>
               </w:rPr>
-              <w:t>ทุก 1 ชม.</w:t>
+              <w:t>6</w:t>
             </w:r>
           </w:p>
         </w:tc>
         <w:tc>
           <w:tcPr>
-            <w:tcW w:type="dxa" w:w="2835"/>
+            <w:tcW w:type="dxa" w:w="6520"/>
           </w:tcPr>
           <w:p>
             <w:r/>
@@ -1539,13 +3145,13 @@
                 <w:rFonts w:ascii="Tahoma" w:hAnsi="Tahoma" w:cs="Tahoma" w:eastAsia="Tahoma"/>
                 <w:sz w:val="19"/>
               </w:rPr>
-              <w:t>inspection:send-smart-digest</w:t>
+              <w:t>ได้รับการแจ้งเตือนทางอีเมลและ LINE ตามที่กำหนด</w:t>
             </w:r>
           </w:p>
         </w:tc>
         <w:tc>
           <w:tcPr>
-            <w:tcW w:type="dxa" w:w="4819"/>
+            <w:tcW w:type="dxa" w:w="2880"/>
           </w:tcPr>
           <w:p>
             <w:r/>
@@ -1554,7 +3160,7 @@
                 <w:rFonts w:ascii="Tahoma" w:hAnsi="Tahoma" w:cs="Tahoma" w:eastAsia="Tahoma"/>
                 <w:sz w:val="19"/>
               </w:rPr>
-              <w:t>สรุปงานค้างส่งผู้เกี่ยวข้อง</w:t>
+              <w:t>ผ่าน / ไม่ผ่าน</w:t>
             </w:r>
           </w:p>
         </w:tc>
@@ -1562,7 +3168,7 @@
       <w:tr>
         <w:tc>
           <w:tcPr>
-            <w:tcW w:type="dxa" w:w="1417"/>
+            <w:tcW w:type="dxa" w:w="567"/>
           </w:tcPr>
           <w:p>
             <w:r/>
@@ -1571,13 +3177,13 @@
                 <w:rFonts w:ascii="Tahoma" w:hAnsi="Tahoma" w:cs="Tahoma" w:eastAsia="Tahoma"/>
                 <w:sz w:val="19"/>
               </w:rPr>
-              <w:t>08:00</w:t>
+              <w:t>7</w:t>
             </w:r>
           </w:p>
         </w:tc>
         <w:tc>
           <w:tcPr>
-            <w:tcW w:type="dxa" w:w="2835"/>
+            <w:tcW w:type="dxa" w:w="6520"/>
           </w:tcPr>
           <w:p>
             <w:r/>
@@ -1586,13 +3192,13 @@
                 <w:rFonts w:ascii="Tahoma" w:hAnsi="Tahoma" w:cs="Tahoma" w:eastAsia="Tahoma"/>
                 <w:sz w:val="19"/>
               </w:rPr>
-              <w:t>แจ้งเตือน LINE ประจำวัน</w:t>
+              <w:t>ออกรายงานประจำวันและไฟล์ PDF ได้</w:t>
             </w:r>
           </w:p>
         </w:tc>
         <w:tc>
           <w:tcPr>
-            <w:tcW w:type="dxa" w:w="4819"/>
+            <w:tcW w:type="dxa" w:w="2880"/>
           </w:tcPr>
           <w:p>
             <w:r/>
@@ -1601,7 +3207,7 @@
                 <w:rFonts w:ascii="Tahoma" w:hAnsi="Tahoma" w:cs="Tahoma" w:eastAsia="Tahoma"/>
                 <w:sz w:val="19"/>
               </w:rPr>
-              <w:t>สรุปภาพรวมเข้ากลุ่ม LINE</w:t>
+              <w:t>ผ่าน / ไม่ผ่าน</w:t>
             </w:r>
           </w:p>
         </w:tc>
@@ -1609,7 +3215,7 @@
       <w:tr>
         <w:tc>
           <w:tcPr>
-            <w:tcW w:type="dxa" w:w="1417"/>
+            <w:tcW w:type="dxa" w:w="567"/>
           </w:tcPr>
           <w:p>
             <w:r/>
@@ -1618,13 +3224,13 @@
                 <w:rFonts w:ascii="Tahoma" w:hAnsi="Tahoma" w:cs="Tahoma" w:eastAsia="Tahoma"/>
                 <w:sz w:val="19"/>
               </w:rPr>
-              <w:t>08:30</w:t>
+              <w:t>8</w:t>
             </w:r>
           </w:p>
         </w:tc>
         <w:tc>
           <w:tcPr>
-            <w:tcW w:type="dxa" w:w="2835"/>
+            <w:tcW w:type="dxa" w:w="6520"/>
           </w:tcPr>
           <w:p>
             <w:r/>
@@ -1633,13 +3239,13 @@
                 <w:rFonts w:ascii="Tahoma" w:hAnsi="Tahoma" w:cs="Tahoma" w:eastAsia="Tahoma"/>
                 <w:sz w:val="19"/>
               </w:rPr>
-              <w:t>car:check-overdue</w:t>
+              <w:t>ตารางสุ่มตรวจถูกสร้างและปิดภารกิจได้ตามกำหนด</w:t>
             </w:r>
           </w:p>
         </w:tc>
         <w:tc>
           <w:tcPr>
-            <w:tcW w:type="dxa" w:w="4819"/>
+            <w:tcW w:type="dxa" w:w="2880"/>
           </w:tcPr>
           <w:p>
             <w:r/>
@@ -1648,7 +3254,7 @@
                 <w:rFonts w:ascii="Tahoma" w:hAnsi="Tahoma" w:cs="Tahoma" w:eastAsia="Tahoma"/>
                 <w:sz w:val="19"/>
               </w:rPr>
-              <w:t>แจ้งใบแจ้งปัญหาที่เกินกำหนด และใบที่รอ QA ทวนสอบ</w:t>
+              <w:t>ผ่าน / ไม่ผ่าน</w:t>
             </w:r>
           </w:p>
         </w:tc>
@@ -1656,7 +3262,7 @@
       <w:tr>
         <w:tc>
           <w:tcPr>
-            <w:tcW w:type="dxa" w:w="1417"/>
+            <w:tcW w:type="dxa" w:w="567"/>
           </w:tcPr>
           <w:p>
             <w:r/>
@@ -1665,13 +3271,13 @@
                 <w:rFonts w:ascii="Tahoma" w:hAnsi="Tahoma" w:cs="Tahoma" w:eastAsia="Tahoma"/>
                 <w:sz w:val="19"/>
               </w:rPr>
-              <w:t>09:00</w:t>
+              <w:t>9</w:t>
             </w:r>
           </w:p>
         </w:tc>
         <w:tc>
           <w:tcPr>
-            <w:tcW w:type="dxa" w:w="2835"/>
+            <w:tcW w:type="dxa" w:w="6520"/>
           </w:tcPr>
           <w:p>
             <w:r/>
@@ -1680,13 +3286,13 @@
                 <w:rFonts w:ascii="Tahoma" w:hAnsi="Tahoma" w:cs="Tahoma" w:eastAsia="Tahoma"/>
                 <w:sz w:val="19"/>
               </w:rPr>
-              <w:t>inspection:send-approval-digest</w:t>
+              <w:t>เพิ่มและแก้ไขข้อมูลหลักได้เอง</w:t>
             </w:r>
           </w:p>
         </w:tc>
         <w:tc>
           <w:tcPr>
-            <w:tcW w:type="dxa" w:w="4819"/>
+            <w:tcW w:type="dxa" w:w="2880"/>
           </w:tcPr>
           <w:p>
             <w:r/>
@@ -1695,7 +3301,7 @@
                 <w:rFonts w:ascii="Tahoma" w:hAnsi="Tahoma" w:cs="Tahoma" w:eastAsia="Tahoma"/>
                 <w:sz w:val="19"/>
               </w:rPr>
-              <w:t>แจ้ง QA Manager ว่ามีงานรออนุมัติ</w:t>
+              <w:t>ผ่าน / ไม่ผ่าน</w:t>
             </w:r>
           </w:p>
         </w:tc>
@@ -1703,7 +3309,7 @@
       <w:tr>
         <w:tc>
           <w:tcPr>
-            <w:tcW w:type="dxa" w:w="1417"/>
+            <w:tcW w:type="dxa" w:w="567"/>
           </w:tcPr>
           <w:p>
             <w:r/>
@@ -1712,13 +3318,13 @@
                 <w:rFonts w:ascii="Tahoma" w:hAnsi="Tahoma" w:cs="Tahoma" w:eastAsia="Tahoma"/>
                 <w:sz w:val="19"/>
               </w:rPr>
-              <w:t>จันทร์ 01:00</w:t>
+              <w:t>10</w:t>
             </w:r>
           </w:p>
         </w:tc>
         <w:tc>
           <w:tcPr>
-            <w:tcW w:type="dxa" w:w="2835"/>
+            <w:tcW w:type="dxa" w:w="6520"/>
           </w:tcPr>
           <w:p>
             <w:r/>
@@ -1727,13 +3333,13 @@
                 <w:rFonts w:ascii="Tahoma" w:hAnsi="Tahoma" w:cs="Tahoma" w:eastAsia="Tahoma"/>
                 <w:sz w:val="19"/>
               </w:rPr>
-              <w:t>audit:generate</w:t>
+              <w:t>สิทธิ์การเข้าถึงของแต่ละบทบาทถูกต้อง</w:t>
             </w:r>
           </w:p>
         </w:tc>
         <w:tc>
           <w:tcPr>
-            <w:tcW w:type="dxa" w:w="4819"/>
+            <w:tcW w:type="dxa" w:w="2880"/>
           </w:tcPr>
           <w:p>
             <w:r/>
@@ -1742,422 +3348,7 @@
                 <w:rFonts w:ascii="Tahoma" w:hAnsi="Tahoma" w:cs="Tahoma" w:eastAsia="Tahoma"/>
                 <w:sz w:val="19"/>
               </w:rPr>
-              <w:t>สร้างตารางสุ่มตรวจของสัปดาห์</w:t>
-            </w:r>
-          </w:p>
-        </w:tc>
-      </w:tr>
-      <w:tr>
-        <w:tc>
-          <w:tcPr>
-            <w:tcW w:type="dxa" w:w="1417"/>
-          </w:tcPr>
-          <w:p>
-            <w:r/>
-            <w:r>
-              <w:rPr>
-                <w:rFonts w:ascii="Tahoma" w:hAnsi="Tahoma" w:cs="Tahoma" w:eastAsia="Tahoma"/>
-                <w:sz w:val="19"/>
-              </w:rPr>
-              <w:t>07:00</w:t>
-            </w:r>
-          </w:p>
-        </w:tc>
-        <w:tc>
-          <w:tcPr>
-            <w:tcW w:type="dxa" w:w="2835"/>
-          </w:tcPr>
-          <w:p>
-            <w:r/>
-            <w:r>
-              <w:rPr>
-                <w:rFonts w:ascii="Tahoma" w:hAnsi="Tahoma" w:cs="Tahoma" w:eastAsia="Tahoma"/>
-                <w:sz w:val="19"/>
-              </w:rPr>
-              <w:t>audit:close-missed</w:t>
-            </w:r>
-          </w:p>
-        </w:tc>
-        <w:tc>
-          <w:tcPr>
-            <w:tcW w:type="dxa" w:w="4819"/>
-          </w:tcPr>
-          <w:p>
-            <w:r/>
-            <w:r>
-              <w:rPr>
-                <w:rFonts w:ascii="Tahoma" w:hAnsi="Tahoma" w:cs="Tahoma" w:eastAsia="Tahoma"/>
-                <w:sz w:val="19"/>
-              </w:rPr>
-              <w:t>ปิดภารกิจสุ่มตรวจที่เลยวันแล้วไม่มีใครทำ</w:t>
-            </w:r>
-          </w:p>
-        </w:tc>
-      </w:tr>
-      <w:tr>
-        <w:tc>
-          <w:tcPr>
-            <w:tcW w:type="dxa" w:w="1417"/>
-          </w:tcPr>
-          <w:p>
-            <w:r/>
-            <w:r>
-              <w:rPr>
-                <w:rFonts w:ascii="Tahoma" w:hAnsi="Tahoma" w:cs="Tahoma" w:eastAsia="Tahoma"/>
-                <w:sz w:val="19"/>
-              </w:rPr>
-              <w:t>02:00 / 02:30</w:t>
-            </w:r>
-          </w:p>
-        </w:tc>
-        <w:tc>
-          <w:tcPr>
-            <w:tcW w:type="dxa" w:w="2835"/>
-          </w:tcPr>
-          <w:p>
-            <w:r/>
-            <w:r>
-              <w:rPr>
-                <w:rFonts w:ascii="Tahoma" w:hAnsi="Tahoma" w:cs="Tahoma" w:eastAsia="Tahoma"/>
-                <w:sz w:val="19"/>
-              </w:rPr>
-              <w:t>model:prune / ล้างแจ้งเตือน</w:t>
-            </w:r>
-          </w:p>
-        </w:tc>
-        <w:tc>
-          <w:tcPr>
-            <w:tcW w:type="dxa" w:w="4819"/>
-          </w:tcPr>
-          <w:p>
-            <w:r/>
-            <w:r>
-              <w:rPr>
-                <w:rFonts w:ascii="Tahoma" w:hAnsi="Tahoma" w:cs="Tahoma" w:eastAsia="Tahoma"/>
-                <w:sz w:val="19"/>
-              </w:rPr>
-              <w:t>ล้างข้อมูลเก่าที่ไม่ใช้แล้ว และแจ้งเตือนที่เกิน 1 เดือน</w:t>
-            </w:r>
-          </w:p>
-        </w:tc>
-      </w:tr>
-    </w:tbl>
-    <w:p>
-      <w:pPr>
-        <w:spacing w:after="40"/>
-      </w:pPr>
-    </w:p>
-    <w:p>
-      <w:pPr>
-        <w:pStyle w:val="Heading2"/>
-      </w:pPr>
-      <w:r>
-        <w:rPr>
-          <w:rFonts w:ascii="Tahoma" w:hAnsi="Tahoma" w:cs="Tahoma" w:eastAsia="Tahoma"/>
-          <w:b/>
-          <w:color w:val="1F4E79"/>
-          <w:sz w:val="25"/>
-        </w:rPr>
-        <w:t>3.2 วิธีตรวจว่างานอัตโนมัติยังทำงานอยู่</w:t>
-      </w:r>
-    </w:p>
-    <w:p>
-      <w:pPr>
-        <w:spacing w:after="120"/>
-      </w:pPr>
-      <w:r>
-        <w:rPr>
-          <w:rFonts w:ascii="Tahoma" w:hAnsi="Tahoma" w:cs="Tahoma" w:eastAsia="Tahoma"/>
-          <w:b w:val="0"/>
-          <w:sz w:val="21"/>
-        </w:rPr>
-        <w:t>เปิด Command Prompt แบบ Run as administrator แล้วรัน:</w:t>
-      </w:r>
-    </w:p>
-    <w:p>
-      <w:pPr>
-        <w:spacing w:after="120"/>
-      </w:pPr>
-      <w:r>
-        <w:rPr>
-          <w:rFonts w:ascii="Tahoma" w:hAnsi="Tahoma" w:cs="Tahoma" w:eastAsia="Tahoma"/>
-          <w:b w:val="0"/>
-          <w:sz w:val="19"/>
-        </w:rPr>
-        <w:t>cd /d C:\Users\azure.ad\Documents\project\hygiene-checklist</w:t>
-      </w:r>
-    </w:p>
-    <w:p>
-      <w:pPr>
-        <w:spacing w:after="120"/>
-      </w:pPr>
-      <w:r>
-        <w:rPr>
-          <w:rFonts w:ascii="Tahoma" w:hAnsi="Tahoma" w:cs="Tahoma" w:eastAsia="Tahoma"/>
-          <w:b w:val="0"/>
-          <w:sz w:val="19"/>
-        </w:rPr>
-        <w:t>C:\PHP\php.exe artisan schedule:list 2&gt;nul</w:t>
-      </w:r>
-    </w:p>
-    <w:p>
-      <w:pPr>
-        <w:spacing w:after="120"/>
-      </w:pPr>
-      <w:r>
-        <w:rPr>
-          <w:rFonts w:ascii="Tahoma" w:hAnsi="Tahoma" w:cs="Tahoma" w:eastAsia="Tahoma"/>
-          <w:b w:val="0"/>
-          <w:sz w:val="19"/>
-        </w:rPr>
-        <w:t>C:\PHP\php.exe artisan queue:failed 2&gt;nul</w:t>
-      </w:r>
-    </w:p>
-    <w:p>
-      <w:pPr>
-        <w:spacing w:after="120"/>
-      </w:pPr>
-      <w:r>
-        <w:rPr>
-          <w:rFonts w:ascii="Tahoma" w:hAnsi="Tahoma" w:cs="Tahoma" w:eastAsia="Tahoma"/>
-          <w:b w:val="0"/>
-          <w:sz w:val="21"/>
-        </w:rPr>
-        <w:t>และดูไฟล์บันทึกของ queue worker ซึ่งเป็นที่แรกที่ควรดูเมื่ออีเมลไม่ถูกส่ง:</w:t>
-      </w:r>
-    </w:p>
-    <w:p>
-      <w:pPr>
-        <w:spacing w:after="120"/>
-      </w:pPr>
-      <w:r>
-        <w:rPr>
-          <w:rFonts w:ascii="Tahoma" w:hAnsi="Tahoma" w:cs="Tahoma" w:eastAsia="Tahoma"/>
-          <w:b w:val="0"/>
-          <w:sz w:val="19"/>
-        </w:rPr>
-        <w:t>storage\logs\queue-worker.log</w:t>
-      </w:r>
-    </w:p>
-    <w:p>
-      <w:pPr>
-        <w:pStyle w:val="Heading1"/>
-      </w:pPr>
-      <w:r>
-        <w:rPr>
-          <w:rFonts w:ascii="Tahoma" w:hAnsi="Tahoma" w:cs="Tahoma" w:eastAsia="Tahoma"/>
-          <w:b/>
-          <w:color w:val="1F4E79"/>
-          <w:sz w:val="30"/>
-        </w:rPr>
-        <w:t>4. การแจ้งเตือน</w:t>
-      </w:r>
-    </w:p>
-    <w:tbl>
-      <w:tblPr>
-        <w:tblStyle w:val="TableGrid"/>
-        <w:tblW w:type="auto" w:w="0"/>
-        <w:jc w:val="left"/>
-        <w:tblLook w:firstColumn="1" w:firstRow="1" w:lastColumn="0" w:lastRow="0" w:noHBand="0" w:noVBand="1" w:val="04A0"/>
-      </w:tblPr>
-      <w:tblGrid>
-        <w:gridCol w:w="4320"/>
-        <w:gridCol w:w="4320"/>
-      </w:tblGrid>
-      <w:tr>
-        <w:tc>
-          <w:tcPr>
-            <w:tcW w:type="dxa" w:w="1701"/>
-            <w:shd w:val="clear" w:fill="DCE6F1"/>
-          </w:tcPr>
-          <w:p>
-            <w:r/>
-            <w:r>
-              <w:rPr>
-                <w:rFonts w:ascii="Tahoma" w:hAnsi="Tahoma" w:cs="Tahoma" w:eastAsia="Tahoma"/>
-                <w:b/>
-                <w:sz w:val="19"/>
-              </w:rPr>
-              <w:t>ช่องทาง</w:t>
-            </w:r>
-          </w:p>
-        </w:tc>
-        <w:tc>
-          <w:tcPr>
-            <w:tcW w:type="dxa" w:w="7370"/>
-            <w:shd w:val="clear" w:fill="DCE6F1"/>
-          </w:tcPr>
-          <w:p>
-            <w:r/>
-            <w:r>
-              <w:rPr>
-                <w:rFonts w:ascii="Tahoma" w:hAnsi="Tahoma" w:cs="Tahoma" w:eastAsia="Tahoma"/>
-                <w:b/>
-                <w:sz w:val="19"/>
-              </w:rPr>
-              <w:t>รายละเอียด</w:t>
-            </w:r>
-          </w:p>
-        </w:tc>
-      </w:tr>
-      <w:tr>
-        <w:tc>
-          <w:tcPr>
-            <w:tcW w:type="dxa" w:w="1701"/>
-          </w:tcPr>
-          <w:p>
-            <w:r/>
-            <w:r>
-              <w:rPr>
-                <w:rFonts w:ascii="Tahoma" w:hAnsi="Tahoma" w:cs="Tahoma" w:eastAsia="Tahoma"/>
-                <w:sz w:val="19"/>
-              </w:rPr>
-              <w:t>อีเมล</w:t>
-            </w:r>
-          </w:p>
-        </w:tc>
-        <w:tc>
-          <w:tcPr>
-            <w:tcW w:type="dxa" w:w="7370"/>
-          </w:tcPr>
-          <w:p>
-            <w:r/>
-            <w:r>
-              <w:rPr>
-                <w:rFonts w:ascii="Tahoma" w:hAnsi="Tahoma" w:cs="Tahoma" w:eastAsia="Tahoma"/>
-                <w:sz w:val="19"/>
-              </w:rPr>
-              <w:t>ส่งผ่าน Microsoft 365 (smtp.office365.com พอร์ต 587 TLS) บัญชีผู้ส่งคือ hygiene@allcoco.co.th</w:t>
-            </w:r>
-          </w:p>
-        </w:tc>
-      </w:tr>
-      <w:tr>
-        <w:tc>
-          <w:tcPr>
-            <w:tcW w:type="dxa" w:w="1701"/>
-          </w:tcPr>
-          <w:p>
-            <w:r/>
-            <w:r>
-              <w:rPr>
-                <w:rFonts w:ascii="Tahoma" w:hAnsi="Tahoma" w:cs="Tahoma" w:eastAsia="Tahoma"/>
-                <w:sz w:val="19"/>
-              </w:rPr>
-              <w:t>LINE</w:t>
-            </w:r>
-          </w:p>
-        </w:tc>
-        <w:tc>
-          <w:tcPr>
-            <w:tcW w:type="dxa" w:w="7370"/>
-          </w:tcPr>
-          <w:p>
-            <w:r/>
-            <w:r>
-              <w:rPr>
-                <w:rFonts w:ascii="Tahoma" w:hAnsi="Tahoma" w:cs="Tahoma" w:eastAsia="Tahoma"/>
-                <w:sz w:val="19"/>
-              </w:rPr>
-              <w:t>ส่งเข้ากลุ่มผ่าน LINE Messaging API</w:t>
-            </w:r>
-          </w:p>
-        </w:tc>
-      </w:tr>
-      <w:tr>
-        <w:tc>
-          <w:tcPr>
-            <w:tcW w:type="dxa" w:w="1701"/>
-          </w:tcPr>
-          <w:p>
-            <w:r/>
-            <w:r>
-              <w:rPr>
-                <w:rFonts w:ascii="Tahoma" w:hAnsi="Tahoma" w:cs="Tahoma" w:eastAsia="Tahoma"/>
-                <w:sz w:val="19"/>
-              </w:rPr>
-              <w:t>ในระบบ</w:t>
-            </w:r>
-          </w:p>
-        </w:tc>
-        <w:tc>
-          <w:tcPr>
-            <w:tcW w:type="dxa" w:w="7370"/>
-          </w:tcPr>
-          <w:p>
-            <w:r/>
-            <w:r>
-              <w:rPr>
-                <w:rFonts w:ascii="Tahoma" w:hAnsi="Tahoma" w:cs="Tahoma" w:eastAsia="Tahoma"/>
-                <w:sz w:val="19"/>
-              </w:rPr>
-              <w:t>กระดิ่งแจ้งเตือนมุมบนขวาของทุกหน้า</w:t>
-            </w:r>
-          </w:p>
-        </w:tc>
-      </w:tr>
-    </w:tbl>
-    <w:p>
-      <w:pPr>
-        <w:spacing w:after="40"/>
-      </w:pPr>
-    </w:p>
-    <w:tbl>
-      <w:tblPr>
-        <w:tblStyle w:val="TableGrid"/>
-        <w:tblW w:type="auto" w:w="0"/>
-        <w:tblLook w:firstColumn="1" w:firstRow="1" w:lastColumn="0" w:lastRow="0" w:noHBand="0" w:noVBand="1" w:val="04A0"/>
-      </w:tblPr>
-      <w:tblGrid>
-        <w:gridCol w:w="8640"/>
-      </w:tblGrid>
-      <w:tr>
-        <w:tc>
-          <w:tcPr>
-            <w:tcW w:type="dxa" w:w="8640"/>
-            <w:shd w:val="clear" w:fill="FFF4CE"/>
-          </w:tcPr>
-          <w:p>
-            <w:r/>
-            <w:r>
-              <w:rPr>
-                <w:rFonts w:ascii="Tahoma" w:hAnsi="Tahoma" w:cs="Tahoma" w:eastAsia="Tahoma"/>
-                <w:sz w:val="19"/>
-              </w:rPr>
-              <w:t>ข้อจำกัดที่ต้องรู้: บัญชี LINE Official Account แบบฟรีส่งได้ 300 ข้อความต่อเดือน การใช้งานปกติของระบบอยู่ที่ประมาณ 130 ข้อความต่อเดือน หากมีการรันสคริปต์ส่งซ้ำเป็นชุด โควต้าจะหมดภายในวันเดียวและข้อความจะหายเงียบ โดยไม่มีข้อความแจ้งบนหน้าจอ</w:t>
-            </w:r>
-          </w:p>
-        </w:tc>
-      </w:tr>
-    </w:tbl>
-    <w:p>
-      <w:pPr>
-        <w:spacing w:after="40"/>
-      </w:pPr>
-    </w:p>
-    <w:tbl>
-      <w:tblPr>
-        <w:tblStyle w:val="TableGrid"/>
-        <w:tblW w:type="auto" w:w="0"/>
-        <w:tblLook w:firstColumn="1" w:firstRow="1" w:lastColumn="0" w:lastRow="0" w:noHBand="0" w:noVBand="1" w:val="04A0"/>
-      </w:tblPr>
-      <w:tblGrid>
-        <w:gridCol w:w="8640"/>
-      </w:tblGrid>
-      <w:tr>
-        <w:tc>
-          <w:tcPr>
-            <w:tcW w:type="dxa" w:w="8640"/>
-            <w:shd w:val="clear" w:fill="FDE7E9"/>
-          </w:tcPr>
-          <w:p>
-            <w:r/>
-            <w:r>
-              <w:rPr>
-                <w:rFonts w:ascii="Tahoma" w:hAnsi="Tahoma" w:cs="Tahoma" w:eastAsia="Tahoma"/>
-                <w:sz w:val="19"/>
-              </w:rPr>
-              <w:t>ห้ามปิดการตรวจสอบใบรับรอง TLS ในไฟล์ app/Channels/LineMessagingChannel.php (เคยมีการใช้ withoutVerifying() และถูกถอดออกด้วยเหตุผลด้านความปลอดภัย) เพราะคำขอนั้นส่ง channel access token ไปกับ header</w:t>
+              <w:t>ผ่าน / ไม่ผ่าน</w:t>
             </w:r>
           </w:p>
         </w:tc>
@@ -2179,267 +3370,8 @@
           <w:color w:val="1F4E79"/>
           <w:sz w:val="30"/>
         </w:rPr>
-        <w:t>5. บทบาทและสิทธิ์การใช้งาน</w:t>
+        <w:t>7. การสนับสนุนหลังส่งมอบ</w:t>
       </w:r>
-    </w:p>
-    <w:tbl>
-      <w:tblPr>
-        <w:tblStyle w:val="TableGrid"/>
-        <w:tblW w:type="auto" w:w="0"/>
-        <w:jc w:val="left"/>
-        <w:tblLook w:firstColumn="1" w:firstRow="1" w:lastColumn="0" w:lastRow="0" w:noHBand="0" w:noVBand="1" w:val="04A0"/>
-      </w:tblPr>
-      <w:tblGrid>
-        <w:gridCol w:w="2880"/>
-        <w:gridCol w:w="2880"/>
-        <w:gridCol w:w="2880"/>
-      </w:tblGrid>
-      <w:tr>
-        <w:tc>
-          <w:tcPr>
-            <w:tcW w:type="dxa" w:w="2268"/>
-            <w:shd w:val="clear" w:fill="DCE6F1"/>
-          </w:tcPr>
-          <w:p>
-            <w:r/>
-            <w:r>
-              <w:rPr>
-                <w:rFonts w:ascii="Tahoma" w:hAnsi="Tahoma" w:cs="Tahoma" w:eastAsia="Tahoma"/>
-                <w:b/>
-                <w:sz w:val="19"/>
-              </w:rPr>
-              <w:t>บทบาท</w:t>
-            </w:r>
-          </w:p>
-        </w:tc>
-        <w:tc>
-          <w:tcPr>
-            <w:tcW w:type="dxa" w:w="1134"/>
-            <w:shd w:val="clear" w:fill="DCE6F1"/>
-          </w:tcPr>
-          <w:p>
-            <w:r/>
-            <w:r>
-              <w:rPr>
-                <w:rFonts w:ascii="Tahoma" w:hAnsi="Tahoma" w:cs="Tahoma" w:eastAsia="Tahoma"/>
-                <w:b/>
-                <w:sz w:val="19"/>
-              </w:rPr>
-              <w:t>ระดับ</w:t>
-            </w:r>
-          </w:p>
-        </w:tc>
-        <w:tc>
-          <w:tcPr>
-            <w:tcW w:type="dxa" w:w="5669"/>
-            <w:shd w:val="clear" w:fill="DCE6F1"/>
-          </w:tcPr>
-          <w:p>
-            <w:r/>
-            <w:r>
-              <w:rPr>
-                <w:rFonts w:ascii="Tahoma" w:hAnsi="Tahoma" w:cs="Tahoma" w:eastAsia="Tahoma"/>
-                <w:b/>
-                <w:sz w:val="19"/>
-              </w:rPr>
-              <w:t>สิทธิ์หลัก</w:t>
-            </w:r>
-          </w:p>
-        </w:tc>
-      </w:tr>
-      <w:tr>
-        <w:tc>
-          <w:tcPr>
-            <w:tcW w:type="dxa" w:w="2268"/>
-          </w:tcPr>
-          <w:p>
-            <w:r/>
-            <w:r>
-              <w:rPr>
-                <w:rFonts w:ascii="Tahoma" w:hAnsi="Tahoma" w:cs="Tahoma" w:eastAsia="Tahoma"/>
-                <w:sz w:val="19"/>
-              </w:rPr>
-              <w:t>พนักงานตรวจ (Staff)</w:t>
-            </w:r>
-          </w:p>
-        </w:tc>
-        <w:tc>
-          <w:tcPr>
-            <w:tcW w:type="dxa" w:w="1134"/>
-          </w:tcPr>
-          <w:p>
-            <w:r/>
-            <w:r>
-              <w:rPr>
-                <w:rFonts w:ascii="Tahoma" w:hAnsi="Tahoma" w:cs="Tahoma" w:eastAsia="Tahoma"/>
-                <w:sz w:val="19"/>
-              </w:rPr>
-              <w:t>1-3</w:t>
-            </w:r>
-          </w:p>
-        </w:tc>
-        <w:tc>
-          <w:tcPr>
-            <w:tcW w:type="dxa" w:w="5669"/>
-          </w:tcPr>
-          <w:p>
-            <w:r/>
-            <w:r>
-              <w:rPr>
-                <w:rFonts w:ascii="Tahoma" w:hAnsi="Tahoma" w:cs="Tahoma" w:eastAsia="Tahoma"/>
-                <w:sz w:val="19"/>
-              </w:rPr>
-              <w:t>เริ่มรอบตรวจ บันทึกผล จบรอบ ดูงานของตนเอง</w:t>
-            </w:r>
-          </w:p>
-        </w:tc>
-      </w:tr>
-      <w:tr>
-        <w:tc>
-          <w:tcPr>
-            <w:tcW w:type="dxa" w:w="2268"/>
-          </w:tcPr>
-          <w:p>
-            <w:r/>
-            <w:r>
-              <w:rPr>
-                <w:rFonts w:ascii="Tahoma" w:hAnsi="Tahoma" w:cs="Tahoma" w:eastAsia="Tahoma"/>
-                <w:sz w:val="19"/>
-              </w:rPr>
-              <w:t>หัวหน้างาน (Supervisor)</w:t>
-            </w:r>
-          </w:p>
-        </w:tc>
-        <w:tc>
-          <w:tcPr>
-            <w:tcW w:type="dxa" w:w="1134"/>
-          </w:tcPr>
-          <w:p>
-            <w:r/>
-            <w:r>
-              <w:rPr>
-                <w:rFonts w:ascii="Tahoma" w:hAnsi="Tahoma" w:cs="Tahoma" w:eastAsia="Tahoma"/>
-                <w:sz w:val="19"/>
-              </w:rPr>
-              <w:t>4</w:t>
-            </w:r>
-          </w:p>
-        </w:tc>
-        <w:tc>
-          <w:tcPr>
-            <w:tcW w:type="dxa" w:w="5669"/>
-          </w:tcPr>
-          <w:p>
-            <w:r/>
-            <w:r>
-              <w:rPr>
-                <w:rFonts w:ascii="Tahoma" w:hAnsi="Tahoma" w:cs="Tahoma" w:eastAsia="Tahoma"/>
-                <w:sz w:val="19"/>
-              </w:rPr>
-              <w:t>ทวนสอบผลการตรวจ มอบหมายและปิดใบแจ้งปัญหาในแผนกของตน</w:t>
-            </w:r>
-          </w:p>
-        </w:tc>
-      </w:tr>
-      <w:tr>
-        <w:tc>
-          <w:tcPr>
-            <w:tcW w:type="dxa" w:w="2268"/>
-          </w:tcPr>
-          <w:p>
-            <w:r/>
-            <w:r>
-              <w:rPr>
-                <w:rFonts w:ascii="Tahoma" w:hAnsi="Tahoma" w:cs="Tahoma" w:eastAsia="Tahoma"/>
-                <w:sz w:val="19"/>
-              </w:rPr>
-              <w:t>ผู้จัดการ (Manager)</w:t>
-            </w:r>
-          </w:p>
-        </w:tc>
-        <w:tc>
-          <w:tcPr>
-            <w:tcW w:type="dxa" w:w="1134"/>
-          </w:tcPr>
-          <w:p>
-            <w:r/>
-            <w:r>
-              <w:rPr>
-                <w:rFonts w:ascii="Tahoma" w:hAnsi="Tahoma" w:cs="Tahoma" w:eastAsia="Tahoma"/>
-                <w:sz w:val="19"/>
-              </w:rPr>
-              <w:t>5 ขึ้นไป</w:t>
-            </w:r>
-          </w:p>
-        </w:tc>
-        <w:tc>
-          <w:tcPr>
-            <w:tcW w:type="dxa" w:w="5669"/>
-          </w:tcPr>
-          <w:p>
-            <w:r/>
-            <w:r>
-              <w:rPr>
-                <w:rFonts w:ascii="Tahoma" w:hAnsi="Tahoma" w:cs="Tahoma" w:eastAsia="Tahoma"/>
-                <w:sz w:val="19"/>
-              </w:rPr>
-              <w:t>อนุมัติผลการตรวจ ดูรายงานทั้งหมดในขอบเขตที่รับผิดชอบ</w:t>
-            </w:r>
-          </w:p>
-        </w:tc>
-      </w:tr>
-      <w:tr>
-        <w:tc>
-          <w:tcPr>
-            <w:tcW w:type="dxa" w:w="2268"/>
-          </w:tcPr>
-          <w:p>
-            <w:r/>
-            <w:r>
-              <w:rPr>
-                <w:rFonts w:ascii="Tahoma" w:hAnsi="Tahoma" w:cs="Tahoma" w:eastAsia="Tahoma"/>
-                <w:sz w:val="19"/>
-              </w:rPr>
-              <w:t>ผู้ดูแลระบบ (Admin)</w:t>
-            </w:r>
-          </w:p>
-        </w:tc>
-        <w:tc>
-          <w:tcPr>
-            <w:tcW w:type="dxa" w:w="1134"/>
-          </w:tcPr>
-          <w:p>
-            <w:r/>
-            <w:r>
-              <w:rPr>
-                <w:rFonts w:ascii="Tahoma" w:hAnsi="Tahoma" w:cs="Tahoma" w:eastAsia="Tahoma"/>
-                <w:sz w:val="19"/>
-              </w:rPr>
-              <w:t>-</w:t>
-            </w:r>
-          </w:p>
-        </w:tc>
-        <w:tc>
-          <w:tcPr>
-            <w:tcW w:type="dxa" w:w="5669"/>
-          </w:tcPr>
-          <w:p>
-            <w:r/>
-            <w:r>
-              <w:rPr>
-                <w:rFonts w:ascii="Tahoma" w:hAnsi="Tahoma" w:cs="Tahoma" w:eastAsia="Tahoma"/>
-                <w:sz w:val="19"/>
-              </w:rPr>
-              <w:t>ทุกสิทธิ์ รวมถึงข้อมูลหลักและการตั้งค่าระบบ</w:t>
-            </w:r>
-          </w:p>
-        </w:tc>
-      </w:tr>
-    </w:tbl>
-    <w:p>
-      <w:pPr>
-        <w:spacing w:after="40"/>
-      </w:pPr>
     </w:p>
     <w:p>
       <w:pPr>
@@ -2451,67 +3383,7 @@
           <w:b w:val="0"/>
           <w:sz w:val="21"/>
         </w:rPr>
-        <w:t>ฝ่าย QA มีสิทธิ์มองเห็นข้ามแผนกเพื่อทำหน้าที่ทวนสอบ ส่วนหัวหน้าแผนกอื่นจะเห็นเฉพาะข้อมูลของแผนกตนเองและแผนกย่อยที่แตกออกไป เช่น หัวหน้าแผนก Production เห็นข้อมูลของห้องแคะด้วย</w:t>
-      </w:r>
-    </w:p>
-    <w:p>
-      <w:pPr>
-        <w:pStyle w:val="Heading1"/>
-      </w:pPr>
-      <w:r>
-        <w:rPr>
-          <w:rFonts w:ascii="Tahoma" w:hAnsi="Tahoma" w:cs="Tahoma" w:eastAsia="Tahoma"/>
-          <w:b/>
-          <w:color w:val="1F4E79"/>
-          <w:sz w:val="30"/>
-        </w:rPr>
-        <w:t>6. การสำรองข้อมูล</w:t>
-      </w:r>
-    </w:p>
-    <w:tbl>
-      <w:tblPr>
-        <w:tblStyle w:val="TableGrid"/>
-        <w:tblW w:type="auto" w:w="0"/>
-        <w:tblLook w:firstColumn="1" w:firstRow="1" w:lastColumn="0" w:lastRow="0" w:noHBand="0" w:noVBand="1" w:val="04A0"/>
-      </w:tblPr>
-      <w:tblGrid>
-        <w:gridCol w:w="8640"/>
-      </w:tblGrid>
-      <w:tr>
-        <w:tc>
-          <w:tcPr>
-            <w:tcW w:type="dxa" w:w="8640"/>
-            <w:shd w:val="clear" w:fill="FDE7E9"/>
-          </w:tcPr>
-          <w:p>
-            <w:r/>
-            <w:r>
-              <w:rPr>
-                <w:rFonts w:ascii="Tahoma" w:hAnsi="Tahoma" w:cs="Tahoma" w:eastAsia="Tahoma"/>
-                <w:sz w:val="19"/>
-              </w:rPr>
-              <w:t>ยังไม่มีการสำรองข้อมูลอัตโนมัติ — เป็นรายการที่ต้องดำเนินการก่อน Go-live ระบบเก็บข้อมูลทั้งหมดไว้ในฐานข้อมูล hygiene_db และเก็บรูปภาพหลักฐานไว้ใน storage\app\public ซึ่งต้องสำรองทั้งสองส่วนคู่กัน</w:t>
-            </w:r>
-          </w:p>
-        </w:tc>
-      </w:tr>
-    </w:tbl>
-    <w:p>
-      <w:pPr>
-        <w:spacing w:after="40"/>
-      </w:pPr>
-    </w:p>
-    <w:p>
-      <w:pPr>
-        <w:spacing w:after="120"/>
-      </w:pPr>
-      <w:r>
-        <w:rPr>
-          <w:rFonts w:ascii="Tahoma" w:hAnsi="Tahoma" w:cs="Tahoma" w:eastAsia="Tahoma"/>
-          <w:b w:val="0"/>
-          <w:sz w:val="21"/>
-        </w:rPr>
-        <w:t>ข้อเสนอแนะขั้นต่ำ:</w:t>
+        <w:t>เมื่อพบปัญหาการใช้งาน ขอให้แจ้งผู้ดูแลระบบพร้อมข้อมูลต่อไปนี้ จะช่วยให้แก้ไขได้เร็วขึ้นมาก</w:t>
       </w:r>
     </w:p>
     <w:p>
@@ -2525,7 +3397,7 @@
           <w:rFonts w:ascii="Tahoma" w:hAnsi="Tahoma" w:cs="Tahoma" w:eastAsia="Tahoma"/>
           <w:sz w:val="21"/>
         </w:rPr>
-        <w:t>สำรองฐานข้อมูลด้วย mysqldump ทุกวันนอกเวลาทำงาน และเก็บย้อนหลังอย่างน้อย 30 วัน</w:t>
+        <w:t>วันและเวลาที่เกิดปัญหา</w:t>
       </w:r>
     </w:p>
     <w:p>
@@ -2539,7 +3411,7 @@
           <w:rFonts w:ascii="Tahoma" w:hAnsi="Tahoma" w:cs="Tahoma" w:eastAsia="Tahoma"/>
           <w:sz w:val="21"/>
         </w:rPr>
-        <w:t>สำรองโฟลเดอร์ storage\app\public (รูปหลักฐาน) ด้วยความถี่เดียวกัน</w:t>
+        <w:t>หน้าจอที่กำลังใช้งาน และสิ่งที่กดก่อนเกิดปัญหา</w:t>
       </w:r>
     </w:p>
     <w:p>
@@ -2553,7 +3425,7 @@
           <w:rFonts w:ascii="Tahoma" w:hAnsi="Tahoma" w:cs="Tahoma" w:eastAsia="Tahoma"/>
           <w:sz w:val="21"/>
         </w:rPr>
-        <w:t>เก็บสำเนาไว้คนละเครื่องกับเครื่องแม่ข่าย</w:t>
+        <w:t>ภาพหน้าจอขณะเกิดปัญหา</w:t>
       </w:r>
     </w:p>
     <w:p>
@@ -2567,495 +3439,7 @@
           <w:rFonts w:ascii="Tahoma" w:hAnsi="Tahoma" w:cs="Tahoma" w:eastAsia="Tahoma"/>
           <w:sz w:val="21"/>
         </w:rPr>
-        <w:t>ทดสอบกู้คืนอย่างน้อยปีละครั้ง เพราะการสำรองที่กู้คืนไม่ได้มีค่าเท่ากับไม่ได้สำรอง</w:t>
-      </w:r>
-    </w:p>
-    <w:p>
-      <w:pPr>
-        <w:pStyle w:val="Heading1"/>
-      </w:pPr>
-      <w:r>
-        <w:rPr>
-          <w:rFonts w:ascii="Tahoma" w:hAnsi="Tahoma" w:cs="Tahoma" w:eastAsia="Tahoma"/>
-          <w:b/>
-          <w:color w:val="1F4E79"/>
-          <w:sz w:val="30"/>
-        </w:rPr>
-        <w:t>7. รายการตรวจก่อน Go-live</w:t>
-      </w:r>
-    </w:p>
-    <w:tbl>
-      <w:tblPr>
-        <w:tblStyle w:val="TableGrid"/>
-        <w:tblW w:type="auto" w:w="0"/>
-        <w:jc w:val="left"/>
-        <w:tblLook w:firstColumn="1" w:firstRow="1" w:lastColumn="0" w:lastRow="0" w:noHBand="0" w:noVBand="1" w:val="04A0"/>
-      </w:tblPr>
-      <w:tblGrid>
-        <w:gridCol w:w="2880"/>
-        <w:gridCol w:w="2880"/>
-        <w:gridCol w:w="2880"/>
-      </w:tblGrid>
-      <w:tr>
-        <w:tc>
-          <w:tcPr>
-            <w:tcW w:type="dxa" w:w="850"/>
-            <w:shd w:val="clear" w:fill="DCE6F1"/>
-          </w:tcPr>
-          <w:p>
-            <w:r/>
-            <w:r>
-              <w:rPr>
-                <w:rFonts w:ascii="Tahoma" w:hAnsi="Tahoma" w:cs="Tahoma" w:eastAsia="Tahoma"/>
-                <w:b/>
-                <w:sz w:val="19"/>
-              </w:rPr>
-              <w:t>ลำดับ</w:t>
-            </w:r>
-          </w:p>
-        </w:tc>
-        <w:tc>
-          <w:tcPr>
-            <w:tcW w:type="dxa" w:w="6236"/>
-            <w:shd w:val="clear" w:fill="DCE6F1"/>
-          </w:tcPr>
-          <w:p>
-            <w:r/>
-            <w:r>
-              <w:rPr>
-                <w:rFonts w:ascii="Tahoma" w:hAnsi="Tahoma" w:cs="Tahoma" w:eastAsia="Tahoma"/>
-                <w:b/>
-                <w:sz w:val="19"/>
-              </w:rPr>
-              <w:t>รายการ</w:t>
-            </w:r>
-          </w:p>
-        </w:tc>
-        <w:tc>
-          <w:tcPr>
-            <w:tcW w:type="dxa" w:w="1984"/>
-            <w:shd w:val="clear" w:fill="DCE6F1"/>
-          </w:tcPr>
-          <w:p>
-            <w:r/>
-            <w:r>
-              <w:rPr>
-                <w:rFonts w:ascii="Tahoma" w:hAnsi="Tahoma" w:cs="Tahoma" w:eastAsia="Tahoma"/>
-                <w:b/>
-                <w:sz w:val="19"/>
-              </w:rPr>
-              <w:t>สถานะ</w:t>
-            </w:r>
-          </w:p>
-        </w:tc>
-      </w:tr>
-      <w:tr>
-        <w:tc>
-          <w:tcPr>
-            <w:tcW w:type="dxa" w:w="850"/>
-          </w:tcPr>
-          <w:p>
-            <w:r/>
-            <w:r>
-              <w:rPr>
-                <w:rFonts w:ascii="Tahoma" w:hAnsi="Tahoma" w:cs="Tahoma" w:eastAsia="Tahoma"/>
-                <w:sz w:val="19"/>
-              </w:rPr>
-              <w:t>1</w:t>
-            </w:r>
-          </w:p>
-        </w:tc>
-        <w:tc>
-          <w:tcPr>
-            <w:tcW w:type="dxa" w:w="6236"/>
-          </w:tcPr>
-          <w:p>
-            <w:r/>
-            <w:r>
-              <w:rPr>
-                <w:rFonts w:ascii="Tahoma" w:hAnsi="Tahoma" w:cs="Tahoma" w:eastAsia="Tahoma"/>
-                <w:sz w:val="19"/>
-              </w:rPr>
-              <w:t>ตั้งค่าการสำรองข้อมูลฐานข้อมูลและโฟลเดอร์รูปภาพ</w:t>
-            </w:r>
-          </w:p>
-        </w:tc>
-        <w:tc>
-          <w:tcPr>
-            <w:tcW w:type="dxa" w:w="1984"/>
-          </w:tcPr>
-          <w:p>
-            <w:r/>
-            <w:r>
-              <w:rPr>
-                <w:rFonts w:ascii="Tahoma" w:hAnsi="Tahoma" w:cs="Tahoma" w:eastAsia="Tahoma"/>
-                <w:sz w:val="19"/>
-              </w:rPr>
-              <w:t>ยังไม่ดำเนินการ</w:t>
-            </w:r>
-          </w:p>
-        </w:tc>
-      </w:tr>
-      <w:tr>
-        <w:tc>
-          <w:tcPr>
-            <w:tcW w:type="dxa" w:w="850"/>
-          </w:tcPr>
-          <w:p>
-            <w:r/>
-            <w:r>
-              <w:rPr>
-                <w:rFonts w:ascii="Tahoma" w:hAnsi="Tahoma" w:cs="Tahoma" w:eastAsia="Tahoma"/>
-                <w:sz w:val="19"/>
-              </w:rPr>
-              <w:t>2</w:t>
-            </w:r>
-          </w:p>
-        </w:tc>
-        <w:tc>
-          <w:tcPr>
-            <w:tcW w:type="dxa" w:w="6236"/>
-          </w:tcPr>
-          <w:p>
-            <w:r/>
-            <w:r>
-              <w:rPr>
-                <w:rFonts w:ascii="Tahoma" w:hAnsi="Tahoma" w:cs="Tahoma" w:eastAsia="Tahoma"/>
-                <w:sz w:val="19"/>
-              </w:rPr>
-              <w:t>เปลี่ยน APP_ENV ในไฟล์ .env จาก local เป็น production</w:t>
-            </w:r>
-          </w:p>
-        </w:tc>
-        <w:tc>
-          <w:tcPr>
-            <w:tcW w:type="dxa" w:w="1984"/>
-          </w:tcPr>
-          <w:p>
-            <w:r/>
-            <w:r>
-              <w:rPr>
-                <w:rFonts w:ascii="Tahoma" w:hAnsi="Tahoma" w:cs="Tahoma" w:eastAsia="Tahoma"/>
-                <w:sz w:val="19"/>
-              </w:rPr>
-              <w:t>ยังไม่ดำเนินการ</w:t>
-            </w:r>
-          </w:p>
-        </w:tc>
-      </w:tr>
-      <w:tr>
-        <w:tc>
-          <w:tcPr>
-            <w:tcW w:type="dxa" w:w="850"/>
-          </w:tcPr>
-          <w:p>
-            <w:r/>
-            <w:r>
-              <w:rPr>
-                <w:rFonts w:ascii="Tahoma" w:hAnsi="Tahoma" w:cs="Tahoma" w:eastAsia="Tahoma"/>
-                <w:sz w:val="19"/>
-              </w:rPr>
-              <w:t>3</w:t>
-            </w:r>
-          </w:p>
-        </w:tc>
-        <w:tc>
-          <w:tcPr>
-            <w:tcW w:type="dxa" w:w="6236"/>
-          </w:tcPr>
-          <w:p>
-            <w:r/>
-            <w:r>
-              <w:rPr>
-                <w:rFonts w:ascii="Tahoma" w:hAnsi="Tahoma" w:cs="Tahoma" w:eastAsia="Tahoma"/>
-                <w:sz w:val="19"/>
-              </w:rPr>
-              <w:t>ทบทวนการแจ้งเตือนทางอีเมล 4 เหตุการณ์ที่เปิดไว้ชั่วคราวสำหรับ UAT</w:t>
-            </w:r>
-          </w:p>
-        </w:tc>
-        <w:tc>
-          <w:tcPr>
-            <w:tcW w:type="dxa" w:w="1984"/>
-          </w:tcPr>
-          <w:p>
-            <w:r/>
-            <w:r>
-              <w:rPr>
-                <w:rFonts w:ascii="Tahoma" w:hAnsi="Tahoma" w:cs="Tahoma" w:eastAsia="Tahoma"/>
-                <w:sz w:val="19"/>
-              </w:rPr>
-              <w:t>ยังไม่ดำเนินการ</w:t>
-            </w:r>
-          </w:p>
-        </w:tc>
-      </w:tr>
-      <w:tr>
-        <w:tc>
-          <w:tcPr>
-            <w:tcW w:type="dxa" w:w="850"/>
-          </w:tcPr>
-          <w:p>
-            <w:r/>
-            <w:r>
-              <w:rPr>
-                <w:rFonts w:ascii="Tahoma" w:hAnsi="Tahoma" w:cs="Tahoma" w:eastAsia="Tahoma"/>
-                <w:sz w:val="19"/>
-              </w:rPr>
-              <w:t>4</w:t>
-            </w:r>
-          </w:p>
-        </w:tc>
-        <w:tc>
-          <w:tcPr>
-            <w:tcW w:type="dxa" w:w="6236"/>
-          </w:tcPr>
-          <w:p>
-            <w:r/>
-            <w:r>
-              <w:rPr>
-                <w:rFonts w:ascii="Tahoma" w:hAnsi="Tahoma" w:cs="Tahoma" w:eastAsia="Tahoma"/>
-                <w:sz w:val="19"/>
-              </w:rPr>
-              <w:t>ตั้งชื่อแสดง (display name) ของ mailbox hygiene@ เป็น HygienePro</w:t>
-            </w:r>
-          </w:p>
-        </w:tc>
-        <w:tc>
-          <w:tcPr>
-            <w:tcW w:type="dxa" w:w="1984"/>
-          </w:tcPr>
-          <w:p>
-            <w:r/>
-            <w:r>
-              <w:rPr>
-                <w:rFonts w:ascii="Tahoma" w:hAnsi="Tahoma" w:cs="Tahoma" w:eastAsia="Tahoma"/>
-                <w:sz w:val="19"/>
-              </w:rPr>
-              <w:t>ยังไม่ดำเนินการ</w:t>
-            </w:r>
-          </w:p>
-        </w:tc>
-      </w:tr>
-      <w:tr>
-        <w:tc>
-          <w:tcPr>
-            <w:tcW w:type="dxa" w:w="850"/>
-          </w:tcPr>
-          <w:p>
-            <w:r/>
-            <w:r>
-              <w:rPr>
-                <w:rFonts w:ascii="Tahoma" w:hAnsi="Tahoma" w:cs="Tahoma" w:eastAsia="Tahoma"/>
-                <w:sz w:val="19"/>
-              </w:rPr>
-              <w:t>5</w:t>
-            </w:r>
-          </w:p>
-        </w:tc>
-        <w:tc>
-          <w:tcPr>
-            <w:tcW w:type="dxa" w:w="6236"/>
-          </w:tcPr>
-          <w:p>
-            <w:r/>
-            <w:r>
-              <w:rPr>
-                <w:rFonts w:ascii="Tahoma" w:hAnsi="Tahoma" w:cs="Tahoma" w:eastAsia="Tahoma"/>
-                <w:sz w:val="19"/>
-              </w:rPr>
-              <w:t>กำหนดให้มีผู้อ่านอีเมลที่ตอบกลับมาที่ hygiene@</w:t>
-            </w:r>
-          </w:p>
-        </w:tc>
-        <w:tc>
-          <w:tcPr>
-            <w:tcW w:type="dxa" w:w="1984"/>
-          </w:tcPr>
-          <w:p>
-            <w:r/>
-            <w:r>
-              <w:rPr>
-                <w:rFonts w:ascii="Tahoma" w:hAnsi="Tahoma" w:cs="Tahoma" w:eastAsia="Tahoma"/>
-                <w:sz w:val="19"/>
-              </w:rPr>
-              <w:t>ยังไม่ดำเนินการ</w:t>
-            </w:r>
-          </w:p>
-        </w:tc>
-      </w:tr>
-      <w:tr>
-        <w:tc>
-          <w:tcPr>
-            <w:tcW w:type="dxa" w:w="850"/>
-          </w:tcPr>
-          <w:p>
-            <w:r/>
-            <w:r>
-              <w:rPr>
-                <w:rFonts w:ascii="Tahoma" w:hAnsi="Tahoma" w:cs="Tahoma" w:eastAsia="Tahoma"/>
-                <w:sz w:val="19"/>
-              </w:rPr>
-              <w:t>6</w:t>
-            </w:r>
-          </w:p>
-        </w:tc>
-        <w:tc>
-          <w:tcPr>
-            <w:tcW w:type="dxa" w:w="6236"/>
-          </w:tcPr>
-          <w:p>
-            <w:r/>
-            <w:r>
-              <w:rPr>
-                <w:rFonts w:ascii="Tahoma" w:hAnsi="Tahoma" w:cs="Tahoma" w:eastAsia="Tahoma"/>
-                <w:sz w:val="19"/>
-              </w:rPr>
-              <w:t>ยืนยันว่า Scheduled Task ทั้ง 2 รายการทำงานอยู่</w:t>
-            </w:r>
-          </w:p>
-        </w:tc>
-        <w:tc>
-          <w:tcPr>
-            <w:tcW w:type="dxa" w:w="1984"/>
-          </w:tcPr>
-          <w:p>
-            <w:r/>
-            <w:r>
-              <w:rPr>
-                <w:rFonts w:ascii="Tahoma" w:hAnsi="Tahoma" w:cs="Tahoma" w:eastAsia="Tahoma"/>
-                <w:sz w:val="19"/>
-              </w:rPr>
-              <w:t>ดำเนินการแล้ว</w:t>
-            </w:r>
-          </w:p>
-        </w:tc>
-      </w:tr>
-      <w:tr>
-        <w:tc>
-          <w:tcPr>
-            <w:tcW w:type="dxa" w:w="850"/>
-          </w:tcPr>
-          <w:p>
-            <w:r/>
-            <w:r>
-              <w:rPr>
-                <w:rFonts w:ascii="Tahoma" w:hAnsi="Tahoma" w:cs="Tahoma" w:eastAsia="Tahoma"/>
-                <w:sz w:val="19"/>
-              </w:rPr>
-              <w:t>7</w:t>
-            </w:r>
-          </w:p>
-        </w:tc>
-        <w:tc>
-          <w:tcPr>
-            <w:tcW w:type="dxa" w:w="6236"/>
-          </w:tcPr>
-          <w:p>
-            <w:r/>
-            <w:r>
-              <w:rPr>
-                <w:rFonts w:ascii="Tahoma" w:hAnsi="Tahoma" w:cs="Tahoma" w:eastAsia="Tahoma"/>
-                <w:sz w:val="19"/>
-              </w:rPr>
-              <w:t>ตั้งค่า PHP ด้านความปลอดภัย (OPcache เปิด, display_errors ปิด)</w:t>
-            </w:r>
-          </w:p>
-        </w:tc>
-        <w:tc>
-          <w:tcPr>
-            <w:tcW w:type="dxa" w:w="1984"/>
-          </w:tcPr>
-          <w:p>
-            <w:r/>
-            <w:r>
-              <w:rPr>
-                <w:rFonts w:ascii="Tahoma" w:hAnsi="Tahoma" w:cs="Tahoma" w:eastAsia="Tahoma"/>
-                <w:sz w:val="19"/>
-              </w:rPr>
-              <w:t>ดำเนินการแล้ว</w:t>
-            </w:r>
-          </w:p>
-        </w:tc>
-      </w:tr>
-      <w:tr>
-        <w:tc>
-          <w:tcPr>
-            <w:tcW w:type="dxa" w:w="850"/>
-          </w:tcPr>
-          <w:p>
-            <w:r/>
-            <w:r>
-              <w:rPr>
-                <w:rFonts w:ascii="Tahoma" w:hAnsi="Tahoma" w:cs="Tahoma" w:eastAsia="Tahoma"/>
-                <w:sz w:val="19"/>
-              </w:rPr>
-              <w:t>8</w:t>
-            </w:r>
-          </w:p>
-        </w:tc>
-        <w:tc>
-          <w:tcPr>
-            <w:tcW w:type="dxa" w:w="6236"/>
-          </w:tcPr>
-          <w:p>
-            <w:r/>
-            <w:r>
-              <w:rPr>
-                <w:rFonts w:ascii="Tahoma" w:hAnsi="Tahoma" w:cs="Tahoma" w:eastAsia="Tahoma"/>
-                <w:sz w:val="19"/>
-              </w:rPr>
-              <w:t>ทดสอบส่งอีเมลจากหน้าตั้งค่าระบบ</w:t>
-            </w:r>
-          </w:p>
-        </w:tc>
-        <w:tc>
-          <w:tcPr>
-            <w:tcW w:type="dxa" w:w="1984"/>
-          </w:tcPr>
-          <w:p>
-            <w:r/>
-            <w:r>
-              <w:rPr>
-                <w:rFonts w:ascii="Tahoma" w:hAnsi="Tahoma" w:cs="Tahoma" w:eastAsia="Tahoma"/>
-                <w:sz w:val="19"/>
-              </w:rPr>
-              <w:t>ดำเนินการแล้ว</w:t>
-            </w:r>
-          </w:p>
-        </w:tc>
-      </w:tr>
-    </w:tbl>
-    <w:p>
-      <w:pPr>
-        <w:spacing w:after="40"/>
-      </w:pPr>
-    </w:p>
-    <w:p>
-      <w:pPr>
-        <w:spacing w:after="120"/>
-      </w:pPr>
-      <w:r>
-        <w:rPr>
-          <w:rFonts w:ascii="Tahoma" w:hAnsi="Tahoma" w:cs="Tahoma" w:eastAsia="Tahoma"/>
-          <w:b w:val="0"/>
-          <w:sz w:val="21"/>
-        </w:rPr>
-        <w:t>ข้อ 2 มีความสำคัญเป็นพิเศษ เพราะ APP_ENV ที่เป็น local ทำให้ Laravel ปฏิบัติกับระบบเสมือนอยู่ในเครื่องนักพัฒนา</w:t>
-      </w:r>
-    </w:p>
-    <w:p>
-      <w:pPr>
-        <w:pStyle w:val="Heading1"/>
-      </w:pPr>
-      <w:r>
-        <w:rPr>
-          <w:rFonts w:ascii="Tahoma" w:hAnsi="Tahoma" w:cs="Tahoma" w:eastAsia="Tahoma"/>
-          <w:b/>
-          <w:color w:val="1F4E79"/>
-          <w:sz w:val="30"/>
-        </w:rPr>
-        <w:t>8. ข้อจำกัดและงานที่ยังไม่เสร็จ</w:t>
+        <w:t>ชื่อผู้ใช้ที่ใช้เข้าระบบขณะนั้น</w:t>
       </w:r>
     </w:p>
     <w:p>
@@ -3068,14 +3452,14 @@
           <w:b w:val="0"/>
           <w:sz w:val="21"/>
         </w:rPr>
-        <w:t>บันทึกไว้โดยตรงเพื่อให้ผู้รับมอบตัดสินใจได้ ไม่ใช่เพื่อซ่อน</w:t>
+        <w:t>การตั้งค่าเครื่องแม่ข่าย การสำรองข้อมูล และการกู้คืน อยู่ในความรับผิดชอบของฝ่ายสารสนเทศ รายละเอียดอยู่ในเอกสารแนบทางเทคนิค</w:t>
       </w:r>
     </w:p>
+    <w:p/>
     <w:tbl>
       <w:tblPr>
-        <w:tblStyle w:val="TableGrid"/>
         <w:tblW w:type="auto" w:w="0"/>
-        <w:jc w:val="left"/>
+        <w:jc w:val="center"/>
         <w:tblLook w:firstColumn="1" w:firstRow="1" w:lastColumn="0" w:lastRow="0" w:noHBand="0" w:noVBand="1" w:val="04A0"/>
       </w:tblPr>
       <w:tblGrid>
@@ -3085,571 +3469,116 @@
       <w:tr>
         <w:tc>
           <w:tcPr>
-            <w:tcW w:type="dxa" w:w="2551"/>
-            <w:shd w:val="clear" w:fill="DCE6F1"/>
+            <w:tcW w:type="dxa" w:w="4320"/>
           </w:tcPr>
           <w:p>
             <w:r/>
+          </w:p>
+          <w:p>
+            <w:pPr>
+              <w:jc w:val="center"/>
+            </w:pPr>
             <w:r>
               <w:rPr>
                 <w:rFonts w:ascii="Tahoma" w:hAnsi="Tahoma" w:cs="Tahoma" w:eastAsia="Tahoma"/>
-                <w:b/>
-                <w:sz w:val="19"/>
+                <w:sz w:val="20"/>
               </w:rPr>
-              <w:t>เรื่อง</w:t>
+            </w:r>
+          </w:p>
+          <w:p>
+            <w:pPr>
+              <w:jc w:val="center"/>
+            </w:pPr>
+            <w:r>
+              <w:rPr>
+                <w:rFonts w:ascii="Tahoma" w:hAnsi="Tahoma" w:cs="Tahoma" w:eastAsia="Tahoma"/>
+                <w:sz w:val="20"/>
+              </w:rPr>
+              <w:t>ลงชื่อ ____________________________</w:t>
+            </w:r>
+          </w:p>
+          <w:p>
+            <w:pPr>
+              <w:jc w:val="center"/>
+            </w:pPr>
+            <w:r>
+              <w:rPr>
+                <w:rFonts w:ascii="Tahoma" w:hAnsi="Tahoma" w:cs="Tahoma" w:eastAsia="Tahoma"/>
+                <w:sz w:val="20"/>
+              </w:rPr>
+              <w:t>ผู้ส่งมอบระบบ</w:t>
+            </w:r>
+          </w:p>
+          <w:p>
+            <w:pPr>
+              <w:jc w:val="center"/>
+            </w:pPr>
+            <w:r>
+              <w:rPr>
+                <w:rFonts w:ascii="Tahoma" w:hAnsi="Tahoma" w:cs="Tahoma" w:eastAsia="Tahoma"/>
+                <w:sz w:val="20"/>
+              </w:rPr>
+              <w:t>วันที่ ____________________________</w:t>
             </w:r>
           </w:p>
         </w:tc>
         <w:tc>
           <w:tcPr>
-            <w:tcW w:type="dxa" w:w="6520"/>
-            <w:shd w:val="clear" w:fill="DCE6F1"/>
+            <w:tcW w:type="dxa" w:w="4320"/>
           </w:tcPr>
           <w:p>
             <w:r/>
+          </w:p>
+          <w:p>
+            <w:pPr>
+              <w:jc w:val="center"/>
+            </w:pPr>
             <w:r>
               <w:rPr>
                 <w:rFonts w:ascii="Tahoma" w:hAnsi="Tahoma" w:cs="Tahoma" w:eastAsia="Tahoma"/>
-                <w:b/>
-                <w:sz w:val="19"/>
+                <w:sz w:val="20"/>
               </w:rPr>
-              <w:t>รายละเอียด</w:t>
             </w:r>
           </w:p>
-        </w:tc>
-      </w:tr>
-      <w:tr>
-        <w:tc>
-          <w:tcPr>
-            <w:tcW w:type="dxa" w:w="2551"/>
-          </w:tcPr>
           <w:p>
-            <w:r/>
+            <w:pPr>
+              <w:jc w:val="center"/>
+            </w:pPr>
             <w:r>
               <w:rPr>
                 <w:rFonts w:ascii="Tahoma" w:hAnsi="Tahoma" w:cs="Tahoma" w:eastAsia="Tahoma"/>
-                <w:sz w:val="19"/>
+                <w:sz w:val="20"/>
               </w:rPr>
-              <w:t>ใบแจ้งปัญหาที่ปิดโดยไม่มีบันทึก</w:t>
+              <w:t>ลงชื่อ ____________________________</w:t>
             </w:r>
           </w:p>
-        </w:tc>
-        <w:tc>
-          <w:tcPr>
-            <w:tcW w:type="dxa" w:w="6520"/>
-          </w:tcPr>
           <w:p>
-            <w:r/>
+            <w:pPr>
+              <w:jc w:val="center"/>
+            </w:pPr>
             <w:r>
               <w:rPr>
                 <w:rFonts w:ascii="Tahoma" w:hAnsi="Tahoma" w:cs="Tahoma" w:eastAsia="Tahoma"/>
-                <w:sz w:val="19"/>
+                <w:sz w:val="20"/>
               </w:rPr>
-              <w:t>มีใบเก่าที่ถูกปิดอัตโนมัติจากข้อผิดพลาดที่แก้ไขแล้ว ระบบแสดงคำเตือนไว้บนหน้าติดตามการแก้ไข แต่ยังไม่มีปุ่มเปิดใบกลับมาใหม่ ต้องให้คนไปตรวจสอบหน้างานเอง</w:t>
+              <w:t>ผู้รับมอบระบบ (แผนก QA)</w:t>
             </w:r>
           </w:p>
-        </w:tc>
-      </w:tr>
-      <w:tr>
-        <w:tc>
-          <w:tcPr>
-            <w:tcW w:type="dxa" w:w="2551"/>
-          </w:tcPr>
           <w:p>
-            <w:r/>
+            <w:pPr>
+              <w:jc w:val="center"/>
+            </w:pPr>
             <w:r>
               <w:rPr>
                 <w:rFonts w:ascii="Tahoma" w:hAnsi="Tahoma" w:cs="Tahoma" w:eastAsia="Tahoma"/>
-                <w:sz w:val="19"/>
+                <w:sz w:val="20"/>
               </w:rPr>
-              <w:t>การบันทึกวันที่ไม่ได้ตรวจ</w:t>
-            </w:r>
-          </w:p>
-        </w:tc>
-        <w:tc>
-          <w:tcPr>
-            <w:tcW w:type="dxa" w:w="6520"/>
-          </w:tcPr>
-          <w:p>
-            <w:r/>
-            <w:r>
-              <w:rPr>
-                <w:rFonts w:ascii="Tahoma" w:hAnsi="Tahoma" w:cs="Tahoma" w:eastAsia="Tahoma"/>
-                <w:sz w:val="19"/>
-              </w:rPr>
-              <w:t>ระบบรองรับการตรวจย้อนหลังแล้ว (ไม่เกิน 7 วัน พร้อมระบุเหตุผล) แต่ยังไม่มีวิธีบันทึกว่าวันใดไม่ได้ตรวจเลยพร้อมเหตุผล</w:t>
-            </w:r>
-          </w:p>
-        </w:tc>
-      </w:tr>
-      <w:tr>
-        <w:tc>
-          <w:tcPr>
-            <w:tcW w:type="dxa" w:w="2551"/>
-          </w:tcPr>
-          <w:p>
-            <w:r/>
-            <w:r>
-              <w:rPr>
-                <w:rFonts w:ascii="Tahoma" w:hAnsi="Tahoma" w:cs="Tahoma" w:eastAsia="Tahoma"/>
-                <w:sz w:val="19"/>
-              </w:rPr>
-              <w:t>รายการที่ถูกปฏิเสธ</w:t>
-            </w:r>
-          </w:p>
-        </w:tc>
-        <w:tc>
-          <w:tcPr>
-            <w:tcW w:type="dxa" w:w="6520"/>
-          </w:tcPr>
-          <w:p>
-            <w:r/>
-            <w:r>
-              <w:rPr>
-                <w:rFonts w:ascii="Tahoma" w:hAnsi="Tahoma" w:cs="Tahoma" w:eastAsia="Tahoma"/>
-                <w:sz w:val="19"/>
-              </w:rPr>
-              <w:t>ผลการตรวจที่ถูกปฏิเสธยังไม่แสดงในหน้าทวนสอบ ต้องค้นจากรายงาน</w:t>
-            </w:r>
-          </w:p>
-        </w:tc>
-      </w:tr>
-      <w:tr>
-        <w:tc>
-          <w:tcPr>
-            <w:tcW w:type="dxa" w:w="2551"/>
-          </w:tcPr>
-          <w:p>
-            <w:r/>
-            <w:r>
-              <w:rPr>
-                <w:rFonts w:ascii="Tahoma" w:hAnsi="Tahoma" w:cs="Tahoma" w:eastAsia="Tahoma"/>
-                <w:sz w:val="19"/>
-              </w:rPr>
-              <w:t>ระดับความร้ายแรงของใบแจ้งปัญหา</w:t>
-            </w:r>
-          </w:p>
-        </w:tc>
-        <w:tc>
-          <w:tcPr>
-            <w:tcW w:type="dxa" w:w="6520"/>
-          </w:tcPr>
-          <w:p>
-            <w:r/>
-            <w:r>
-              <w:rPr>
-                <w:rFonts w:ascii="Tahoma" w:hAnsi="Tahoma" w:cs="Tahoma" w:eastAsia="Tahoma"/>
-                <w:sz w:val="19"/>
-              </w:rPr>
-              <w:t>ออกแบบไว้แล้วแต่พักไว้ตามการตัดสินใจของ QA รายละเอียดอยู่ในไฟล์ docs/CAR_SEVERITY.md</w:t>
-            </w:r>
-          </w:p>
-        </w:tc>
-      </w:tr>
-      <w:tr>
-        <w:tc>
-          <w:tcPr>
-            <w:tcW w:type="dxa" w:w="2551"/>
-          </w:tcPr>
-          <w:p>
-            <w:r/>
-            <w:r>
-              <w:rPr>
-                <w:rFonts w:ascii="Tahoma" w:hAnsi="Tahoma" w:cs="Tahoma" w:eastAsia="Tahoma"/>
-                <w:sz w:val="19"/>
-              </w:rPr>
-              <w:t>ใบแจ้งปัญหาก่อนเดือนกันยายน 2569</w:t>
-            </w:r>
-          </w:p>
-        </w:tc>
-        <w:tc>
-          <w:tcPr>
-            <w:tcW w:type="dxa" w:w="6520"/>
-          </w:tcPr>
-          <w:p>
-            <w:r/>
-            <w:r>
-              <w:rPr>
-                <w:rFonts w:ascii="Tahoma" w:hAnsi="Tahoma" w:cs="Tahoma" w:eastAsia="Tahoma"/>
-                <w:sz w:val="19"/>
-              </w:rPr>
-              <w:t>ใบที่อนุมัติไปก่อนการแก้ไขข้อผิดพลาด ชื่อผู้ทวนสอบถูกเขียนทับไปแล้วและกู้คืนไม่ได้ ระบบจึงเว้นว่างไว้แทนการแสดงชื่อที่ไม่ถูกต้อง</w:t>
+              <w:t>วันที่ ____________________________</w:t>
             </w:r>
           </w:p>
         </w:tc>
       </w:tr>
     </w:tbl>
-    <w:p>
-      <w:pPr>
-        <w:spacing w:after="40"/>
-      </w:pPr>
-    </w:p>
-    <w:p>
-      <w:pPr>
-        <w:pStyle w:val="Heading1"/>
-      </w:pPr>
-      <w:r>
-        <w:rPr>
-          <w:rFonts w:ascii="Tahoma" w:hAnsi="Tahoma" w:cs="Tahoma" w:eastAsia="Tahoma"/>
-          <w:b/>
-          <w:color w:val="1F4E79"/>
-          <w:sz w:val="30"/>
-        </w:rPr>
-        <w:t>9. การดูแลประจำ</w:t>
-      </w:r>
-    </w:p>
-    <w:tbl>
-      <w:tblPr>
-        <w:tblStyle w:val="TableGrid"/>
-        <w:tblW w:type="auto" w:w="0"/>
-        <w:jc w:val="left"/>
-        <w:tblLook w:firstColumn="1" w:firstRow="1" w:lastColumn="0" w:lastRow="0" w:noHBand="0" w:noVBand="1" w:val="04A0"/>
-      </w:tblPr>
-      <w:tblGrid>
-        <w:gridCol w:w="4320"/>
-        <w:gridCol w:w="4320"/>
-      </w:tblGrid>
-      <w:tr>
-        <w:tc>
-          <w:tcPr>
-            <w:tcW w:type="dxa" w:w="2835"/>
-            <w:shd w:val="clear" w:fill="DCE6F1"/>
-          </w:tcPr>
-          <w:p>
-            <w:r/>
-            <w:r>
-              <w:rPr>
-                <w:rFonts w:ascii="Tahoma" w:hAnsi="Tahoma" w:cs="Tahoma" w:eastAsia="Tahoma"/>
-                <w:b/>
-                <w:sz w:val="19"/>
-              </w:rPr>
-              <w:t>อาการ</w:t>
-            </w:r>
-          </w:p>
-        </w:tc>
-        <w:tc>
-          <w:tcPr>
-            <w:tcW w:type="dxa" w:w="6236"/>
-            <w:shd w:val="clear" w:fill="DCE6F1"/>
-          </w:tcPr>
-          <w:p>
-            <w:r/>
-            <w:r>
-              <w:rPr>
-                <w:rFonts w:ascii="Tahoma" w:hAnsi="Tahoma" w:cs="Tahoma" w:eastAsia="Tahoma"/>
-                <w:b/>
-                <w:sz w:val="19"/>
-              </w:rPr>
-              <w:t>ดูที่ไหนก่อน</w:t>
-            </w:r>
-          </w:p>
-        </w:tc>
-      </w:tr>
-      <w:tr>
-        <w:tc>
-          <w:tcPr>
-            <w:tcW w:type="dxa" w:w="2835"/>
-          </w:tcPr>
-          <w:p>
-            <w:r/>
-            <w:r>
-              <w:rPr>
-                <w:rFonts w:ascii="Tahoma" w:hAnsi="Tahoma" w:cs="Tahoma" w:eastAsia="Tahoma"/>
-                <w:sz w:val="19"/>
-              </w:rPr>
-              <w:t>อีเมลไม่ถูกส่ง</w:t>
-            </w:r>
-          </w:p>
-        </w:tc>
-        <w:tc>
-          <w:tcPr>
-            <w:tcW w:type="dxa" w:w="6236"/>
-          </w:tcPr>
-          <w:p>
-            <w:r/>
-            <w:r>
-              <w:rPr>
-                <w:rFonts w:ascii="Tahoma" w:hAnsi="Tahoma" w:cs="Tahoma" w:eastAsia="Tahoma"/>
-                <w:sz w:val="19"/>
-              </w:rPr>
-              <w:t>storage\logs\queue-worker.log แล้วจึงดู storage\logs\laravel.log</w:t>
-            </w:r>
-          </w:p>
-        </w:tc>
-      </w:tr>
-      <w:tr>
-        <w:tc>
-          <w:tcPr>
-            <w:tcW w:type="dxa" w:w="2835"/>
-          </w:tcPr>
-          <w:p>
-            <w:r/>
-            <w:r>
-              <w:rPr>
-                <w:rFonts w:ascii="Tahoma" w:hAnsi="Tahoma" w:cs="Tahoma" w:eastAsia="Tahoma"/>
-                <w:sz w:val="19"/>
-              </w:rPr>
-              <w:t>LINE ไม่เข้ากลุ่ม</w:t>
-            </w:r>
-          </w:p>
-        </w:tc>
-        <w:tc>
-          <w:tcPr>
-            <w:tcW w:type="dxa" w:w="6236"/>
-          </w:tcPr>
-          <w:p>
-            <w:r/>
-            <w:r>
-              <w:rPr>
-                <w:rFonts w:ascii="Tahoma" w:hAnsi="Tahoma" w:cs="Tahoma" w:eastAsia="Tahoma"/>
-                <w:sz w:val="19"/>
-              </w:rPr>
-              <w:t>รัน artisan line:check เพื่อดูสถานะช่องทางและโควต้าคงเหลือ</w:t>
-            </w:r>
-          </w:p>
-        </w:tc>
-      </w:tr>
-      <w:tr>
-        <w:tc>
-          <w:tcPr>
-            <w:tcW w:type="dxa" w:w="2835"/>
-          </w:tcPr>
-          <w:p>
-            <w:r/>
-            <w:r>
-              <w:rPr>
-                <w:rFonts w:ascii="Tahoma" w:hAnsi="Tahoma" w:cs="Tahoma" w:eastAsia="Tahoma"/>
-                <w:sz w:val="19"/>
-              </w:rPr>
-              <w:t>รอบตรวจไม่ปิดเอง</w:t>
-            </w:r>
-          </w:p>
-        </w:tc>
-        <w:tc>
-          <w:tcPr>
-            <w:tcW w:type="dxa" w:w="6236"/>
-          </w:tcPr>
-          <w:p>
-            <w:r/>
-            <w:r>
-              <w:rPr>
-                <w:rFonts w:ascii="Tahoma" w:hAnsi="Tahoma" w:cs="Tahoma" w:eastAsia="Tahoma"/>
-                <w:sz w:val="19"/>
-              </w:rPr>
-              <w:t>ตรวจว่า Task HygienePro Scheduler ยังทำงาน และดูเวลาเลิกกะของกะนั้น</w:t>
-            </w:r>
-          </w:p>
-        </w:tc>
-      </w:tr>
-      <w:tr>
-        <w:tc>
-          <w:tcPr>
-            <w:tcW w:type="dxa" w:w="2835"/>
-          </w:tcPr>
-          <w:p>
-            <w:r/>
-            <w:r>
-              <w:rPr>
-                <w:rFonts w:ascii="Tahoma" w:hAnsi="Tahoma" w:cs="Tahoma" w:eastAsia="Tahoma"/>
-                <w:sz w:val="19"/>
-              </w:rPr>
-              <w:t>หน้าเว็บขึ้น error</w:t>
-            </w:r>
-          </w:p>
-        </w:tc>
-        <w:tc>
-          <w:tcPr>
-            <w:tcW w:type="dxa" w:w="6236"/>
-          </w:tcPr>
-          <w:p>
-            <w:r/>
-            <w:r>
-              <w:rPr>
-                <w:rFonts w:ascii="Tahoma" w:hAnsi="Tahoma" w:cs="Tahoma" w:eastAsia="Tahoma"/>
-                <w:sz w:val="19"/>
-              </w:rPr>
-              <w:t>C:\PHP_Logs\php_error.log และ storage\logs\laravel.log</w:t>
-            </w:r>
-          </w:p>
-        </w:tc>
-      </w:tr>
-      <w:tr>
-        <w:tc>
-          <w:tcPr>
-            <w:tcW w:type="dxa" w:w="2835"/>
-          </w:tcPr>
-          <w:p>
-            <w:r/>
-            <w:r>
-              <w:rPr>
-                <w:rFonts w:ascii="Tahoma" w:hAnsi="Tahoma" w:cs="Tahoma" w:eastAsia="Tahoma"/>
-                <w:sz w:val="19"/>
-              </w:rPr>
-              <w:t>นำเข้าไฟล์ Excel ไม่ได้</w:t>
-            </w:r>
-          </w:p>
-        </w:tc>
-        <w:tc>
-          <w:tcPr>
-            <w:tcW w:type="dxa" w:w="6236"/>
-          </w:tcPr>
-          <w:p>
-            <w:r/>
-            <w:r>
-              <w:rPr>
-                <w:rFonts w:ascii="Tahoma" w:hAnsi="Tahoma" w:cs="Tahoma" w:eastAsia="Tahoma"/>
-                <w:sz w:val="19"/>
-              </w:rPr>
-              <w:t>ตรวจว่า PYTHON_PATH ชี้ไปยัง Python ที่ติดตั้ง pandas และ openpyxl แล้ว</w:t>
-            </w:r>
-          </w:p>
-        </w:tc>
-      </w:tr>
-    </w:tbl>
-    <w:p>
-      <w:pPr>
-        <w:spacing w:after="40"/>
-      </w:pPr>
-    </w:p>
-    <w:p>
-      <w:pPr>
-        <w:pStyle w:val="Heading1"/>
-      </w:pPr>
-      <w:r>
-        <w:rPr>
-          <w:rFonts w:ascii="Tahoma" w:hAnsi="Tahoma" w:cs="Tahoma" w:eastAsia="Tahoma"/>
-          <w:b/>
-          <w:color w:val="1F4E79"/>
-          <w:sz w:val="30"/>
-        </w:rPr>
-        <w:t>10. รายการส่งมอบ</w:t>
-      </w:r>
-    </w:p>
-    <w:p>
-      <w:pPr>
-        <w:pStyle w:val="ListBullet"/>
-        <w:spacing w:after="60"/>
-        <w:ind w:left="454"/>
-      </w:pPr>
-      <w:r>
-        <w:rPr>
-          <w:rFonts w:ascii="Tahoma" w:hAnsi="Tahoma" w:cs="Tahoma" w:eastAsia="Tahoma"/>
-          <w:sz w:val="21"/>
-        </w:rPr>
-        <w:t>ซอร์สโค้ดทั้งหมดบน GitHub — repository ชื่อ HygienePro</w:t>
-      </w:r>
-    </w:p>
-    <w:p>
-      <w:pPr>
-        <w:pStyle w:val="ListBullet"/>
-        <w:spacing w:after="60"/>
-        <w:ind w:left="454"/>
-      </w:pPr>
-      <w:r>
-        <w:rPr>
-          <w:rFonts w:ascii="Tahoma" w:hAnsi="Tahoma" w:cs="Tahoma" w:eastAsia="Tahoma"/>
-          <w:sz w:val="21"/>
-        </w:rPr>
-        <w:t>ระบบที่ติดตั้งและใช้งานได้จริงบนเครื่อง 192.168.1.201</w:t>
-      </w:r>
-    </w:p>
-    <w:p>
-      <w:pPr>
-        <w:pStyle w:val="ListBullet"/>
-        <w:spacing w:after="60"/>
-        <w:ind w:left="454"/>
-      </w:pPr>
-      <w:r>
-        <w:rPr>
-          <w:rFonts w:ascii="Tahoma" w:hAnsi="Tahoma" w:cs="Tahoma" w:eastAsia="Tahoma"/>
-          <w:sz w:val="21"/>
-        </w:rPr>
-        <w:t>เอกสารส่งมอบระบบ (ฉบับนี้)</w:t>
-      </w:r>
-    </w:p>
-    <w:p>
-      <w:pPr>
-        <w:pStyle w:val="ListBullet"/>
-        <w:spacing w:after="60"/>
-        <w:ind w:left="454"/>
-      </w:pPr>
-      <w:r>
-        <w:rPr>
-          <w:rFonts w:ascii="Tahoma" w:hAnsi="Tahoma" w:cs="Tahoma" w:eastAsia="Tahoma"/>
-          <w:sz w:val="21"/>
-        </w:rPr>
-        <w:t>คู่มือการใช้งาน HygienePro.docx</w:t>
-      </w:r>
-    </w:p>
-    <w:p>
-      <w:pPr>
-        <w:pStyle w:val="ListBullet"/>
-        <w:spacing w:after="60"/>
-        <w:ind w:left="454"/>
-      </w:pPr>
-      <w:r>
-        <w:rPr>
-          <w:rFonts w:ascii="Tahoma" w:hAnsi="Tahoma" w:cs="Tahoma" w:eastAsia="Tahoma"/>
-          <w:sz w:val="21"/>
-        </w:rPr>
-        <w:t>เอกสารทางเทคนิคในโฟลเดอร์ docs\ ได้แก่ ARCHITECTURE.md, WORKFLOW.md, SECURITY_STANDARDS.md, CAR_SEVERITY.md</w:t>
-      </w:r>
-    </w:p>
-    <w:p>
-      <w:pPr>
-        <w:pStyle w:val="ListBullet"/>
-        <w:spacing w:after="60"/>
-        <w:ind w:left="454"/>
-      </w:pPr>
-      <w:r>
-        <w:rPr>
-          <w:rFonts w:ascii="Tahoma" w:hAnsi="Tahoma" w:cs="Tahoma" w:eastAsia="Tahoma"/>
-          <w:sz w:val="21"/>
-        </w:rPr>
-        <w:t>คู่มือการตั้งค่าฝั่งเครื่องแม่ข่าย scripts\server\README.md</w:t>
-      </w:r>
-    </w:p>
-    <w:p>
-      <w:pPr>
-        <w:pStyle w:val="ListBullet"/>
-        <w:spacing w:after="60"/>
-        <w:ind w:left="454"/>
-      </w:pPr>
-      <w:r>
-        <w:rPr>
-          <w:rFonts w:ascii="Tahoma" w:hAnsi="Tahoma" w:cs="Tahoma" w:eastAsia="Tahoma"/>
-          <w:sz w:val="21"/>
-        </w:rPr>
-        <w:t>ชุดทดสอบอัตโนมัติ 624 รายการ รันด้วยคำสั่ง artisan test</w:t>
-      </w:r>
-    </w:p>
-    <w:p/>
-    <w:p>
-      <w:pPr>
-        <w:spacing w:after="360"/>
-      </w:pPr>
-      <w:r>
-        <w:rPr>
-          <w:rFonts w:ascii="Tahoma" w:hAnsi="Tahoma" w:cs="Tahoma" w:eastAsia="Tahoma"/>
-          <w:b w:val="0"/>
-          <w:sz w:val="21"/>
-        </w:rPr>
-        <w:t>ผู้ส่งมอบ ____________________________    วันที่ ____________</w:t>
-      </w:r>
-    </w:p>
-    <w:p>
-      <w:pPr>
-        <w:spacing w:after="120"/>
-      </w:pPr>
-      <w:r>
-        <w:rPr>
-          <w:rFonts w:ascii="Tahoma" w:hAnsi="Tahoma" w:cs="Tahoma" w:eastAsia="Tahoma"/>
-          <w:b w:val="0"/>
-          <w:sz w:val="21"/>
-        </w:rPr>
-        <w:t>ผู้รับมอบ ____________________________    วันที่ ____________</w:t>
-      </w:r>
-    </w:p>
     <w:sectPr>
       <w:footerReference w:type="default" r:id="rId9"/>
       <w:pgSz w:w="12240" w:h="15840"/>
@@ -3674,7 +3603,7 @@
         <w:color w:val="606060"/>
         <w:sz w:val="16"/>
       </w:rPr>
-      <w:t>HygienePro — เอกสารส่งมอบระบบ · 9 ตุลาคม 2026</w:t>
+      <w:t>HygienePro — เอกสารส่งมอบระบบ (ฉบับผู้รับมอบ) · 9 ตุลาคม 2026</w:t>
     </w:r>
   </w:p>
 </w:ftr>

--- a/docs/เอกสารส่งมอบระบบ HygienePro.docx
+++ b/docs/เอกสารส่งมอบระบบ HygienePro.docx
@@ -1006,6 +1006,38 @@
                 <w:sz w:val="19"/>
               </w:rPr>
               <w:t>ใบที่ปิดแล้วตอบคำถามผู้ตรวจประเมินได้ด้วยตัวเอง</w:t>
+            </w:r>
+          </w:p>
+        </w:tc>
+      </w:tr>
+      <w:tr>
+        <w:tc>
+          <w:tcPr>
+            <w:tcW w:type="dxa" w:w="3969"/>
+          </w:tcPr>
+          <w:p>
+            <w:r/>
+            <w:r>
+              <w:rPr>
+                <w:rFonts w:ascii="Tahoma" w:hAnsi="Tahoma" w:cs="Tahoma" w:eastAsia="Tahoma"/>
+                <w:sz w:val="19"/>
+              </w:rPr>
+              <w:t>บันทึกครบสี่ลายเซ็น — ใครแจ้ง มอบหมายให้ใคร ใครแก้ ใครทวนสอบ</w:t>
+            </w:r>
+          </w:p>
+        </w:tc>
+        <w:tc>
+          <w:tcPr>
+            <w:tcW w:type="dxa" w:w="5102"/>
+          </w:tcPr>
+          <w:p>
+            <w:r/>
+            <w:r>
+              <w:rPr>
+                <w:rFonts w:ascii="Tahoma" w:hAnsi="Tahoma" w:cs="Tahoma" w:eastAsia="Tahoma"/>
+                <w:sz w:val="19"/>
+              </w:rPr>
+              <w:t>ตอบได้ทันทีว่าใครทำอะไร และเห็นได้เมื่อผู้แก้กับผู้ทวนสอบเป็นคนเดียวกัน</w:t>
             </w:r>
           </w:p>
         </w:tc>
